--- a/Отчет.docx
+++ b/Отчет.docx
@@ -2478,13 +2478,7 @@
       </w:r>
       <w:bookmarkEnd w:id="1"/>
       <w:r>
-        <w:t xml:space="preserve">ПОСТАНОВКА ЗАДАЧИ </w:t>
-      </w:r>
-      <w:r>
-        <w:rPr>
-          <w:color w:val="EE0000"/>
-        </w:rPr>
-        <w:t>(заголовок второго уровня)</w:t>
+        <w:t>ПОСТАНОВКА ЗАДАЧИ</w:t>
       </w:r>
       <w:bookmarkEnd w:id="2"/>
     </w:p>
@@ -2507,8 +2501,8 @@
       <w:pPr>
         <w:pStyle w:val="3"/>
         <w:numPr>
-          <w:ilvl w:val="2"/>
-          <w:numId w:val="2"/>
+          <w:ilvl w:val="0"/>
+          <w:numId w:val="0"/>
         </w:numPr>
       </w:pPr>
       <w:bookmarkStart w:id="5" w:name="_Toc230206147"/>
@@ -2519,7 +2513,142 @@
           <w:bCs w:val="0"/>
           <w:kern w:val="0"/>
         </w:rPr>
+        <w:tab/>
+      </w:r>
+      <w:r>
+        <w:rPr>
+          <w:rFonts w:cs="Times New Roman"/>
+          <w:b w:val="0"/>
+          <w:bCs w:val="0"/>
+          <w:kern w:val="0"/>
+        </w:rPr>
         <w:t>В рамках учебной практики по направлению ставится задача разработки программного продукта, демонстрирующего работу алгоритма Краскала в интерактивном режиме.</w:t>
+      </w:r>
+      <w:r>
+        <w:rPr>
+          <w:rFonts w:cs="Times New Roman"/>
+          <w:b w:val="0"/>
+          <w:bCs w:val="0"/>
+          <w:kern w:val="0"/>
+        </w:rPr>
+        <w:t xml:space="preserve"> </w:t>
+      </w:r>
+      <w:r>
+        <w:rPr>
+          <w:rFonts w:cs="Times New Roman"/>
+          <w:b w:val="0"/>
+          <w:bCs w:val="0"/>
+          <w:kern w:val="0"/>
+        </w:rPr>
+        <w:t xml:space="preserve">Реализация выполняется на языке </w:t>
+      </w:r>
+      <w:r>
+        <w:rPr>
+          <w:rFonts w:cs="Times New Roman"/>
+          <w:b w:val="0"/>
+          <w:bCs w:val="0"/>
+          <w:kern w:val="0"/>
+        </w:rPr>
+        <w:t xml:space="preserve">программирования </w:t>
+      </w:r>
+      <w:r>
+        <w:rPr>
+          <w:rFonts w:cs="Times New Roman"/>
+          <w:b w:val="0"/>
+          <w:bCs w:val="0"/>
+          <w:kern w:val="0"/>
+        </w:rPr>
+        <w:t>Java с использованием библиотеки JavaFX для построения графического интерфейса</w:t>
+      </w:r>
+      <w:r>
+        <w:rPr>
+          <w:rFonts w:cs="Times New Roman"/>
+          <w:b w:val="0"/>
+          <w:bCs w:val="0"/>
+          <w:kern w:val="0"/>
+        </w:rPr>
+        <w:t>. Вы</w:t>
+      </w:r>
+      <w:r>
+        <w:rPr>
+          <w:rFonts w:cs="Times New Roman"/>
+          <w:b w:val="0"/>
+          <w:bCs w:val="0"/>
+          <w:kern w:val="0"/>
+        </w:rPr>
+        <w:t xml:space="preserve">бор </w:t>
+      </w:r>
+      <w:r>
+        <w:rPr>
+          <w:rFonts w:cs="Times New Roman"/>
+          <w:b w:val="0"/>
+          <w:bCs w:val="0"/>
+          <w:kern w:val="0"/>
+        </w:rPr>
+        <w:t xml:space="preserve">языка </w:t>
+      </w:r>
+      <w:r>
+        <w:rPr>
+          <w:rFonts w:cs="Times New Roman"/>
+          <w:b w:val="0"/>
+          <w:bCs w:val="0"/>
+          <w:kern w:val="0"/>
+        </w:rPr>
+        <w:t xml:space="preserve">Java обоснован </w:t>
+      </w:r>
+      <w:r>
+        <w:rPr>
+          <w:rFonts w:cs="Times New Roman"/>
+          <w:b w:val="0"/>
+          <w:bCs w:val="0"/>
+          <w:kern w:val="0"/>
+        </w:rPr>
+        <w:t>его</w:t>
+      </w:r>
+      <w:r>
+        <w:rPr>
+          <w:rFonts w:cs="Times New Roman"/>
+          <w:b w:val="0"/>
+          <w:bCs w:val="0"/>
+          <w:kern w:val="0"/>
+        </w:rPr>
+        <w:t xml:space="preserve"> широким распространением в промышленной разработке, наличием мощных средств для создания GUI и богатой экосистемы инструментов.</w:t>
+      </w:r>
+      <w:r>
+        <w:rPr>
+          <w:rFonts w:cs="Times New Roman"/>
+          <w:b w:val="0"/>
+          <w:bCs w:val="0"/>
+          <w:kern w:val="0"/>
+        </w:rPr>
+        <w:t xml:space="preserve"> </w:t>
+      </w:r>
+      <w:r>
+        <w:rPr>
+          <w:rFonts w:cs="Times New Roman"/>
+          <w:b w:val="0"/>
+          <w:bCs w:val="0"/>
+          <w:kern w:val="0"/>
+        </w:rPr>
+        <w:t xml:space="preserve">Разрабатываемый визуализатор ориентирован на применение в учебных курсах по дискретной математике, </w:t>
+      </w:r>
+      <w:r>
+        <w:rPr>
+          <w:rFonts w:cs="Times New Roman"/>
+          <w:b w:val="0"/>
+          <w:bCs w:val="0"/>
+          <w:kern w:val="0"/>
+        </w:rPr>
+        <w:t>комбинаторике и теории графов</w:t>
+      </w:r>
+      <w:r>
+        <w:rPr>
+          <w:rFonts w:cs="Times New Roman"/>
+          <w:b w:val="0"/>
+          <w:bCs w:val="0"/>
+          <w:kern w:val="0"/>
+        </w:rPr>
+        <w:t>, а также может быть использован преподавателями для иллюстрации лекционного материала и студентами для самостоятельного изучения.</w:t>
       </w:r>
     </w:p>
     <w:p>
@@ -2540,14 +2669,636 @@
         <w:pStyle w:val="a1"/>
       </w:pPr>
       <w:r>
-        <w:t>Напишите список задач, поставленных перед вами в рамках практики</w:t>
-      </w:r>
-      <w:r>
-        <w:t xml:space="preserve"> (см. 2.1, 2.2, 2.3)</w:t>
-      </w:r>
-      <w:r>
-        <w:t>. Не забудьте указать пункты по изучению новых технологий, которые вам понадобились для работы в рамках практики.</w:t>
-      </w:r>
+        <w:t>Перед бригадой в рамках учебной практики были поставлены следующие задачи:</w:t>
+      </w:r>
+    </w:p>
+    <w:p>
+      <w:pPr>
+        <w:pStyle w:val="a1"/>
+        <w:numPr>
+          <w:ilvl w:val="0"/>
+          <w:numId w:val="4"/>
+        </w:numPr>
+        <w:ind w:left="709" w:firstLine="0"/>
+      </w:pPr>
+      <w:r>
+        <w:t>Изучение языка программирования Java </w:t>
+      </w:r>
+      <w:r>
+        <w:t xml:space="preserve">с помощью курса </w:t>
+      </w:r>
+      <w:r>
+        <w:t>«</w:t>
+      </w:r>
+      <w:r>
+        <w:t>Java. Базовый курс</w:t>
+      </w:r>
+      <w:r>
+        <w:t xml:space="preserve">» на платформе </w:t>
+      </w:r>
+      <w:r>
+        <w:rPr>
+          <w:lang w:val="en-US"/>
+        </w:rPr>
+        <w:t>Stepik</w:t>
+      </w:r>
+      <w:r>
+        <w:t>.</w:t>
+      </w:r>
+    </w:p>
+    <w:p>
+      <w:pPr>
+        <w:pStyle w:val="a1"/>
+        <w:numPr>
+          <w:ilvl w:val="0"/>
+          <w:numId w:val="4"/>
+        </w:numPr>
+        <w:ind w:left="709" w:firstLine="0"/>
+      </w:pPr>
+      <w:r>
+        <w:t xml:space="preserve">Разработка мини-проекта </w:t>
+      </w:r>
+      <w:bookmarkStart w:id="6" w:name="_Hlk235021435"/>
+      <w:r>
+        <w:t>–</w:t>
+      </w:r>
+      <w:bookmarkEnd w:id="6"/>
+      <w:r>
+        <w:t xml:space="preserve"> п</w:t>
+      </w:r>
+      <w:r>
+        <w:t>риложения для визуализации алгоритма Краскала – согласно утверждённой спецификации, которая включала:</w:t>
+      </w:r>
+    </w:p>
+    <w:p>
+      <w:pPr>
+        <w:pStyle w:val="a1"/>
+        <w:numPr>
+          <w:ilvl w:val="1"/>
+          <w:numId w:val="4"/>
+        </w:numPr>
+        <w:ind w:left="1418" w:firstLine="0"/>
+      </w:pPr>
+      <w:r>
+        <w:t>С</w:t>
+      </w:r>
+      <w:r>
+        <w:t>оздание и редактирование графа (добавление, удаление вершин и рёбер, изменение весов, перемещение вершин)</w:t>
+      </w:r>
+      <w:r>
+        <w:t>.</w:t>
+      </w:r>
+    </w:p>
+    <w:p>
+      <w:pPr>
+        <w:pStyle w:val="a1"/>
+        <w:numPr>
+          <w:ilvl w:val="1"/>
+          <w:numId w:val="4"/>
+        </w:numPr>
+        <w:ind w:left="1418" w:firstLine="0"/>
+      </w:pPr>
+      <w:r>
+        <w:t>З</w:t>
+      </w:r>
+      <w:r>
+        <w:t>агрузка и сохранение графа в текстовый файл с поддержкой форматов с координатами вершин и без них</w:t>
+      </w:r>
+      <w:r>
+        <w:t>.</w:t>
+      </w:r>
+    </w:p>
+    <w:p>
+      <w:pPr>
+        <w:pStyle w:val="a1"/>
+        <w:numPr>
+          <w:ilvl w:val="1"/>
+          <w:numId w:val="4"/>
+        </w:numPr>
+        <w:ind w:left="1418" w:firstLine="0"/>
+      </w:pPr>
+      <w:r>
+        <w:t>Г</w:t>
+      </w:r>
+      <w:r>
+        <w:t>енерация случайного связного взвешенного графа с возможностью настройки параметров</w:t>
+      </w:r>
+      <w:r>
+        <w:t>.</w:t>
+      </w:r>
+    </w:p>
+    <w:p>
+      <w:pPr>
+        <w:pStyle w:val="a1"/>
+        <w:numPr>
+          <w:ilvl w:val="1"/>
+          <w:numId w:val="4"/>
+        </w:numPr>
+        <w:ind w:left="1418" w:firstLine="0"/>
+      </w:pPr>
+      <w:r>
+        <w:t>П</w:t>
+      </w:r>
+      <w:r>
+        <w:t>ошаговое и автоматическое выполнение алгоритма с настраиваемой скоростью</w:t>
+      </w:r>
+      <w:r>
+        <w:t>.</w:t>
+      </w:r>
+    </w:p>
+    <w:p>
+      <w:pPr>
+        <w:pStyle w:val="a1"/>
+        <w:numPr>
+          <w:ilvl w:val="1"/>
+          <w:numId w:val="4"/>
+        </w:numPr>
+        <w:ind w:left="1418" w:firstLine="0"/>
+      </w:pPr>
+      <w:r>
+        <w:lastRenderedPageBreak/>
+        <w:t>В</w:t>
+      </w:r>
+      <w:r>
+        <w:t>изуальная подсветка обрабатываемых рёбер</w:t>
+      </w:r>
+      <w:r>
+        <w:t>.</w:t>
+      </w:r>
+    </w:p>
+    <w:p>
+      <w:pPr>
+        <w:pStyle w:val="a1"/>
+        <w:numPr>
+          <w:ilvl w:val="1"/>
+          <w:numId w:val="4"/>
+        </w:numPr>
+        <w:ind w:left="1418" w:firstLine="0"/>
+      </w:pPr>
+      <w:r>
+        <w:t>О</w:t>
+      </w:r>
+      <w:r>
+        <w:t>тображение промежуточных состояний на двух холстах (исходный граф и строящееся минимальное остовное дерево)</w:t>
+      </w:r>
+      <w:r>
+        <w:t>.</w:t>
+      </w:r>
+    </w:p>
+    <w:p>
+      <w:pPr>
+        <w:pStyle w:val="a1"/>
+        <w:numPr>
+          <w:ilvl w:val="1"/>
+          <w:numId w:val="4"/>
+        </w:numPr>
+        <w:ind w:left="1418" w:firstLine="0"/>
+      </w:pPr>
+      <w:r>
+        <w:t>Текстовое логирование каждого шага.</w:t>
+      </w:r>
+    </w:p>
+    <w:p>
+      <w:pPr>
+        <w:pStyle w:val="a1"/>
+        <w:numPr>
+          <w:ilvl w:val="1"/>
+          <w:numId w:val="4"/>
+        </w:numPr>
+        <w:ind w:left="1418" w:firstLine="0"/>
+      </w:pPr>
+      <w:r>
+        <w:t>П</w:t>
+      </w:r>
+      <w:r>
+        <w:t>олная очистка рабочей области</w:t>
+      </w:r>
+      <w:r>
+        <w:t>.</w:t>
+      </w:r>
+    </w:p>
+    <w:p>
+      <w:pPr>
+        <w:pStyle w:val="a1"/>
+        <w:numPr>
+          <w:ilvl w:val="1"/>
+          <w:numId w:val="4"/>
+        </w:numPr>
+        <w:ind w:left="1418" w:firstLine="0"/>
+      </w:pPr>
+      <w:r>
+        <w:t>Вывод справочной информации.</w:t>
+      </w:r>
+    </w:p>
+    <w:p>
+      <w:pPr>
+        <w:pStyle w:val="a1"/>
+        <w:tabs>
+          <w:tab w:val="left" w:pos="0"/>
+        </w:tabs>
+      </w:pPr>
+      <w:r>
+        <w:t>Разработка велась итеративно в соответствии с календарным планом</w:t>
+      </w:r>
+      <w:r>
+        <w:t xml:space="preserve"> </w:t>
+      </w:r>
+      <w:r>
+        <w:t>практики</w:t>
+      </w:r>
+      <w:r>
+        <w:t>.</w:t>
+      </w:r>
+    </w:p>
+    <w:p>
+      <w:pPr>
+        <w:pStyle w:val="a1"/>
+        <w:tabs>
+          <w:tab w:val="left" w:pos="0"/>
+        </w:tabs>
+      </w:pPr>
+      <w:r>
+        <w:t>Проект необходимо</w:t>
+      </w:r>
+      <w:r>
+        <w:t xml:space="preserve"> было вести</w:t>
+      </w:r>
+      <w:r>
+        <w:t xml:space="preserve"> </w:t>
+      </w:r>
+      <w:r>
+        <w:t>в общем репозитории (GitHub) с фиксацией всех изменений и обеспечением совместной работы членов бригады. </w:t>
+      </w:r>
+    </w:p>
+    <w:p>
+      <w:pPr>
+        <w:pStyle w:val="a1"/>
+        <w:tabs>
+          <w:tab w:val="left" w:pos="0"/>
+        </w:tabs>
+      </w:pPr>
+      <w:r>
+        <w:t>Итогом практики стала подготовка отчёта</w:t>
+      </w:r>
+      <w:r>
+        <w:t xml:space="preserve">, </w:t>
+      </w:r>
+      <w:r>
+        <w:t>а также защита разработанного приложения перед преподавателем</w:t>
+      </w:r>
+      <w:r>
+        <w:t>.</w:t>
+      </w:r>
+    </w:p>
+    <w:p>
+      <w:pPr>
+        <w:pStyle w:val="a1"/>
+      </w:pPr>
+    </w:p>
+    <w:p>
+      <w:pPr>
+        <w:suppressAutoHyphens w:val="0"/>
+        <w:jc w:val="left"/>
+        <w:rPr>
+          <w:rFonts w:cs="Cambria"/>
+          <w:b/>
+          <w:bCs/>
+          <w:caps/>
+          <w:kern w:val="2"/>
+          <w:szCs w:val="28"/>
+        </w:rPr>
+      </w:pPr>
+      <w:bookmarkStart w:id="7" w:name="_Toc230206149"/>
+      <w:bookmarkEnd w:id="3"/>
+      <w:r>
+        <w:br w:type="page"/>
+      </w:r>
+    </w:p>
+    <w:p>
+      <w:pPr>
+        <w:pStyle w:val="2"/>
+        <w:numPr>
+          <w:ilvl w:val="0"/>
+          <w:numId w:val="2"/>
+        </w:numPr>
+      </w:pPr>
+      <w:r>
+        <w:lastRenderedPageBreak/>
+        <w:t>2 РЕЗУЛЬТАТЫ РАБОТЫ</w:t>
+      </w:r>
+      <w:bookmarkEnd w:id="7"/>
+      <w:r>
+        <w:t xml:space="preserve"> </w:t>
+      </w:r>
+    </w:p>
+    <w:p>
+      <w:pPr>
+        <w:pStyle w:val="3"/>
+        <w:numPr>
+          <w:ilvl w:val="8"/>
+          <w:numId w:val="2"/>
+        </w:numPr>
+      </w:pPr>
+      <w:bookmarkStart w:id="8" w:name="_Toc230206150"/>
+      <w:r>
+        <w:t xml:space="preserve"> </w:t>
+      </w:r>
+      <w:r>
+        <w:t xml:space="preserve">2.1. </w:t>
+      </w:r>
+      <w:bookmarkEnd w:id="8"/>
+      <w:r>
+        <w:t>Вводное задание</w:t>
+      </w:r>
+      <w:r>
+        <w:t>: прохождение курса.</w:t>
+      </w:r>
+    </w:p>
+    <w:p>
+      <w:pPr>
+        <w:pStyle w:val="a1"/>
+        <w:tabs>
+          <w:tab w:val="clear" w:pos="709"/>
+          <w:tab w:val="left" w:pos="708"/>
+        </w:tabs>
+        <w:ind w:firstLine="0"/>
+      </w:pPr>
+      <w:r>
+        <w:tab/>
+      </w:r>
+      <w:r>
+        <w:t>В качестве вводного задания был пройден курс «</w:t>
+      </w:r>
+      <w:r>
+        <w:t>Java. Базовый курс</w:t>
+      </w:r>
+      <w:r>
+        <w:t xml:space="preserve">» </w:t>
+      </w:r>
+      <w:r>
+        <w:t>на</w:t>
+      </w:r>
+      <w:r>
+        <w:t xml:space="preserve"> </w:t>
+      </w:r>
+      <w:r>
+        <w:t xml:space="preserve">платформе </w:t>
+      </w:r>
+      <w:r>
+        <w:rPr>
+          <w:lang w:val="en-US"/>
+        </w:rPr>
+        <w:t>Stepik</w:t>
+      </w:r>
+      <w:r>
+        <w:t xml:space="preserve"> </w:t>
+      </w:r>
+      <w:r>
+        <w:t>и изучены следую</w:t>
+      </w:r>
+      <w:r>
+        <w:t>щие темы:</w:t>
+      </w:r>
+    </w:p>
+    <w:p>
+      <w:pPr>
+        <w:pStyle w:val="a1"/>
+        <w:numPr>
+          <w:ilvl w:val="0"/>
+          <w:numId w:val="4"/>
+        </w:numPr>
+        <w:ind w:left="709" w:firstLine="0"/>
+      </w:pPr>
+      <w:r>
+        <w:t>Что такое Java, откуда она взялась и зачем нужна</w:t>
+      </w:r>
+      <w:r>
+        <w:t>.</w:t>
+      </w:r>
+    </w:p>
+    <w:p>
+      <w:pPr>
+        <w:pStyle w:val="a1"/>
+        <w:numPr>
+          <w:ilvl w:val="0"/>
+          <w:numId w:val="4"/>
+        </w:numPr>
+        <w:ind w:left="709" w:firstLine="0"/>
+      </w:pPr>
+      <w:r>
+        <w:t>Первый контакт — Hello World</w:t>
+      </w:r>
+      <w:r>
+        <w:t>.</w:t>
+      </w:r>
+    </w:p>
+    <w:p>
+      <w:pPr>
+        <w:pStyle w:val="a1"/>
+        <w:numPr>
+          <w:ilvl w:val="0"/>
+          <w:numId w:val="4"/>
+        </w:numPr>
+        <w:ind w:left="709" w:firstLine="0"/>
+      </w:pPr>
+      <w:r>
+        <w:t>Знакомство со средой разработки</w:t>
+      </w:r>
+      <w:r>
+        <w:t>.</w:t>
+      </w:r>
+    </w:p>
+    <w:p>
+      <w:pPr>
+        <w:pStyle w:val="a1"/>
+        <w:numPr>
+          <w:ilvl w:val="0"/>
+          <w:numId w:val="4"/>
+        </w:numPr>
+        <w:ind w:left="709" w:firstLine="0"/>
+      </w:pPr>
+      <w:r>
+        <w:t>Примитивные типы</w:t>
+      </w:r>
+      <w:r>
+        <w:t>.</w:t>
+      </w:r>
+    </w:p>
+    <w:p>
+      <w:pPr>
+        <w:pStyle w:val="a1"/>
+        <w:numPr>
+          <w:ilvl w:val="0"/>
+          <w:numId w:val="4"/>
+        </w:numPr>
+        <w:ind w:left="709" w:firstLine="0"/>
+      </w:pPr>
+      <w:r>
+        <w:t>Преобразование типов</w:t>
+      </w:r>
+      <w:r>
+        <w:t>.</w:t>
+      </w:r>
+    </w:p>
+    <w:p>
+      <w:pPr>
+        <w:pStyle w:val="a1"/>
+        <w:numPr>
+          <w:ilvl w:val="0"/>
+          <w:numId w:val="4"/>
+        </w:numPr>
+        <w:ind w:left="709" w:firstLine="0"/>
+      </w:pPr>
+      <w:r>
+        <w:t>Массивы и строки</w:t>
+      </w:r>
+      <w:r>
+        <w:t>.</w:t>
+      </w:r>
+    </w:p>
+    <w:p>
+      <w:pPr>
+        <w:pStyle w:val="a1"/>
+        <w:numPr>
+          <w:ilvl w:val="0"/>
+          <w:numId w:val="4"/>
+        </w:numPr>
+        <w:ind w:left="709" w:firstLine="0"/>
+      </w:pPr>
+      <w:r>
+        <w:t>Управляющие конструкции: условные операторы и циклы</w:t>
+      </w:r>
+      <w:r>
+        <w:t>.</w:t>
+      </w:r>
+    </w:p>
+    <w:p>
+      <w:pPr>
+        <w:pStyle w:val="a1"/>
+        <w:numPr>
+          <w:ilvl w:val="0"/>
+          <w:numId w:val="4"/>
+        </w:numPr>
+        <w:ind w:left="709" w:firstLine="0"/>
+      </w:pPr>
+      <w:r>
+        <w:t>Основы ООП.</w:t>
+      </w:r>
+    </w:p>
+    <w:p>
+      <w:pPr>
+        <w:pStyle w:val="a1"/>
+        <w:numPr>
+          <w:ilvl w:val="0"/>
+          <w:numId w:val="4"/>
+        </w:numPr>
+        <w:ind w:left="709" w:firstLine="0"/>
+      </w:pPr>
+      <w:r>
+        <w:t>Пакеты и модификаторы доступа.</w:t>
+      </w:r>
+    </w:p>
+    <w:p>
+      <w:pPr>
+        <w:pStyle w:val="a1"/>
+        <w:numPr>
+          <w:ilvl w:val="0"/>
+          <w:numId w:val="4"/>
+        </w:numPr>
+        <w:ind w:left="709" w:firstLine="0"/>
+      </w:pPr>
+      <w:r>
+        <w:t>Объявление классов.</w:t>
+      </w:r>
+    </w:p>
+    <w:p>
+      <w:pPr>
+        <w:pStyle w:val="a1"/>
+        <w:numPr>
+          <w:ilvl w:val="0"/>
+          <w:numId w:val="4"/>
+        </w:numPr>
+        <w:ind w:left="709" w:firstLine="0"/>
+      </w:pPr>
+      <w:r>
+        <w:t xml:space="preserve">Наследование. Класс </w:t>
+      </w:r>
+      <w:r>
+        <w:rPr>
+          <w:lang w:val="en-US"/>
+        </w:rPr>
+        <w:t>Object</w:t>
+      </w:r>
+      <w:r>
+        <w:t>.</w:t>
+      </w:r>
+    </w:p>
+    <w:p>
+      <w:pPr>
+        <w:pStyle w:val="a1"/>
+        <w:numPr>
+          <w:ilvl w:val="0"/>
+          <w:numId w:val="4"/>
+        </w:numPr>
+        <w:ind w:left="709" w:firstLine="0"/>
+      </w:pPr>
+      <w:r>
+        <w:t>Абстрактные классы и интерфейсы.</w:t>
+      </w:r>
+    </w:p>
+    <w:p>
+      <w:pPr>
+        <w:pStyle w:val="a1"/>
+        <w:numPr>
+          <w:ilvl w:val="0"/>
+          <w:numId w:val="4"/>
+        </w:numPr>
+        <w:ind w:left="709" w:firstLine="0"/>
+      </w:pPr>
+      <w:r>
+        <w:t>Знакомство с исключениями.</w:t>
+      </w:r>
+    </w:p>
+    <w:p>
+      <w:pPr>
+        <w:pStyle w:val="a1"/>
+        <w:numPr>
+          <w:ilvl w:val="0"/>
+          <w:numId w:val="4"/>
+        </w:numPr>
+        <w:ind w:left="709" w:firstLine="0"/>
+      </w:pPr>
+      <w:r>
+        <w:t xml:space="preserve">Обработка исключений. </w:t>
+      </w:r>
+      <w:r>
+        <w:rPr>
+          <w:lang w:val="en-US"/>
+        </w:rPr>
+        <w:t>Try-catch.</w:t>
+      </w:r>
+    </w:p>
+    <w:p>
+      <w:pPr>
+        <w:pStyle w:val="a1"/>
+        <w:numPr>
+          <w:ilvl w:val="0"/>
+          <w:numId w:val="4"/>
+        </w:numPr>
+        <w:ind w:left="709" w:firstLine="0"/>
+      </w:pPr>
+      <w:r>
+        <w:t>Доступ к файловой системе.</w:t>
+      </w:r>
+    </w:p>
+    <w:p>
+      <w:pPr>
+        <w:pStyle w:val="a1"/>
+        <w:tabs>
+          <w:tab w:val="clear" w:pos="709"/>
+          <w:tab w:val="left" w:pos="708"/>
+        </w:tabs>
+      </w:pPr>
     </w:p>
     <w:p>
       <w:pPr>
@@ -2556,1358 +3307,12 @@
           <w:ilvl w:val="2"/>
           <w:numId w:val="2"/>
         </w:numPr>
-        <w:rPr>
-          <w:rFonts w:cs="Times New Roman"/>
-        </w:rPr>
-      </w:pPr>
-      <w:bookmarkStart w:id="6" w:name="_Toc230206148"/>
-      <w:r>
-        <w:rPr>
-          <w:rFonts w:cs="Times New Roman"/>
-        </w:rPr>
-        <w:t xml:space="preserve">1.3 </w:t>
-      </w:r>
-      <w:bookmarkEnd w:id="3"/>
-      <w:r>
-        <w:rPr>
-          <w:rFonts w:cs="Times New Roman"/>
-        </w:rPr>
-        <w:t xml:space="preserve">Третий раздел первой главы </w:t>
-      </w:r>
-      <w:r>
-        <w:rPr>
-          <w:rFonts w:cs="Times New Roman"/>
-          <w:color w:val="EE0000"/>
-        </w:rPr>
-        <w:t>(заголовок третьего уровня)</w:t>
-      </w:r>
-      <w:bookmarkStart w:id="7" w:name="_Toc73173350"/>
-      <w:bookmarkEnd w:id="6"/>
-    </w:p>
-    <w:p>
-      <w:pPr>
-        <w:pStyle w:val="4"/>
-        <w:numPr>
-          <w:ilvl w:val="2"/>
-          <w:numId w:val="2"/>
-        </w:numPr>
-        <w:ind w:left="708"/>
-        <w:rPr>
-          <w:rFonts w:cs="Times New Roman"/>
-        </w:rPr>
-      </w:pPr>
-      <w:r>
-        <w:rPr>
-          <w:rFonts w:cs="Times New Roman"/>
-        </w:rPr>
-        <w:t xml:space="preserve">1.3.1 </w:t>
-      </w:r>
-      <w:bookmarkEnd w:id="7"/>
-      <w:r>
-        <w:rPr>
-          <w:rFonts w:cs="Times New Roman"/>
-        </w:rPr>
-        <w:t xml:space="preserve">Первый подраздел </w:t>
-      </w:r>
-      <w:r>
-        <w:rPr>
-          <w:rFonts w:cs="Times New Roman"/>
-          <w:color w:val="EE0000"/>
-        </w:rPr>
-        <w:t>(заголовок четвертого уровня)</w:t>
-      </w:r>
-    </w:p>
-    <w:p>
-      <w:pPr>
-        <w:pStyle w:val="a1"/>
-      </w:pPr>
-      <w:r>
-        <w:t>Третьего раздела первой главы в отчёте не должно быть, он есть в шаблоне для демонстрации примеров оформления.</w:t>
-      </w:r>
-      <w:r>
-        <w:t xml:space="preserve"> </w:t>
-      </w:r>
-      <w:r>
-        <w:t>Пример основного текста.</w:t>
-      </w:r>
-    </w:p>
-    <w:p>
-      <w:pPr>
-        <w:pStyle w:val="a1"/>
-      </w:pPr>
-      <w:r>
-        <w:t>Списки/перечисления должны иметь однородные и последовательные маркеры и отступы:</w:t>
-      </w:r>
-    </w:p>
-    <w:p>
-      <w:pPr>
-        <w:pStyle w:val="a1"/>
-        <w:numPr>
-          <w:ilvl w:val="0"/>
-          <w:numId w:val="4"/>
-        </w:numPr>
-        <w:ind w:left="709" w:firstLine="0"/>
-      </w:pPr>
-      <w:r>
-        <w:t>Каждый пункт списка размещается с абзацным отступом (1.25 см)</w:t>
-      </w:r>
-    </w:p>
-    <w:p>
-      <w:pPr>
-        <w:pStyle w:val="a1"/>
-        <w:numPr>
-          <w:ilvl w:val="1"/>
-          <w:numId w:val="4"/>
-        </w:numPr>
-        <w:ind w:left="1418" w:firstLine="0"/>
-      </w:pPr>
-      <w:r>
-        <w:t>Для следующих уровней списка отступ увеличивается на абзацный отступ (для уровня 2 - 2.5 см, уровня 3 - 3.75 см)</w:t>
-      </w:r>
-    </w:p>
-    <w:p>
-      <w:pPr>
-        <w:pStyle w:val="a1"/>
-        <w:numPr>
-          <w:ilvl w:val="2"/>
-          <w:numId w:val="4"/>
-        </w:numPr>
-        <w:ind w:left="2126" w:firstLine="0"/>
-      </w:pPr>
-      <w:r>
-        <w:t>Не рекомендуется использовать списки большой вложенности (глубиной более 3 - например, когда текст пунктов начинается с середины страницы)</w:t>
-      </w:r>
-    </w:p>
-    <w:p>
-      <w:pPr>
-        <w:pStyle w:val="a1"/>
-      </w:pPr>
-      <w:r>
-        <w:t>Рисунки и таблицы должны быть расположены непосредственно после текста, где они упоминаются впервые или на следующей странице, нумеруются арабскими цифрами сквозной нумерацией. На все рисунки и таблицы должны быть ссылки (</w:t>
-      </w:r>
-      <w:r>
-        <w:rPr>
-          <w:color w:val="EE0000"/>
-        </w:rPr>
-        <w:t>рис. 1</w:t>
-      </w:r>
-      <w:r>
-        <w:t>) и (</w:t>
-      </w:r>
-      <w:r>
-        <w:rPr>
-          <w:color w:val="EE0000"/>
-        </w:rPr>
-        <w:t>таблица 1</w:t>
-      </w:r>
-      <w:r>
-        <w:t>).</w:t>
-      </w:r>
-    </w:p>
-    <w:p>
-      <w:pPr>
-        <w:pStyle w:val="af3"/>
-        <w:rPr>
-          <w:color w:val="C00000"/>
-        </w:rPr>
-      </w:pPr>
-      <w:r>
-        <w:rPr>
-          <w:noProof/>
-          <w:lang w:eastAsia="ja-JP" w:bidi="ar-SA"/>
-        </w:rPr>
-        <w:lastRenderedPageBreak/>
-        <w:drawing>
-          <wp:inline distT="0" distB="0" distL="0" distR="0" wp14:anchorId="14722001" wp14:editId="79428633">
-            <wp:extent cx="2621915" cy="2611120"/>
-            <wp:effectExtent l="0" t="0" r="0" b="0"/>
-            <wp:docPr id="1" name="Рисунок 3"/>
-            <wp:cNvGraphicFramePr>
-              <a:graphicFrameLocks xmlns:a="http://schemas.openxmlformats.org/drawingml/2006/main" noChangeAspect="1"/>
-            </wp:cNvGraphicFramePr>
-            <a:graphic xmlns:a="http://schemas.openxmlformats.org/drawingml/2006/main">
-              <a:graphicData uri="http://schemas.openxmlformats.org/drawingml/2006/picture">
-                <pic:pic xmlns:pic="http://schemas.openxmlformats.org/drawingml/2006/picture">
-                  <pic:nvPicPr>
-                    <pic:cNvPr id="1" name="Рисунок 3"/>
-                    <pic:cNvPicPr>
-                      <a:picLocks noChangeAspect="1" noChangeArrowheads="1"/>
-                    </pic:cNvPicPr>
-                  </pic:nvPicPr>
-                  <pic:blipFill>
-                    <a:blip r:embed="rId9" cstate="print"/>
-                    <a:stretch>
-                      <a:fillRect/>
-                    </a:stretch>
-                  </pic:blipFill>
-                  <pic:spPr>
-                    <a:xfrm>
-                      <a:off x="0" y="0"/>
-                      <a:ext cx="2621915" cy="2611120"/>
-                    </a:xfrm>
-                    <a:prstGeom prst="rect">
-                      <a:avLst/>
-                    </a:prstGeom>
-                    <a:noFill/>
-                  </pic:spPr>
-                </pic:pic>
-              </a:graphicData>
-            </a:graphic>
-          </wp:inline>
-        </w:drawing>
-      </w:r>
-    </w:p>
-    <w:p>
-      <w:pPr>
-        <w:pStyle w:val="af3"/>
-      </w:pPr>
-      <w:r>
-        <w:t xml:space="preserve">Рисунок </w:t>
-      </w:r>
-      <w:r>
-        <w:fldChar w:fldCharType="begin"/>
-      </w:r>
-      <w:r>
-        <w:instrText xml:space="preserve"> SEQ Рисунок \* ARABIC </w:instrText>
-      </w:r>
-      <w:r>
-        <w:fldChar w:fldCharType="separate"/>
-      </w:r>
-      <w:r>
-        <w:rPr>
-          <w:noProof/>
-        </w:rPr>
-        <w:t>1</w:t>
-      </w:r>
-      <w:r>
-        <w:fldChar w:fldCharType="end"/>
-      </w:r>
-      <w:r>
-        <w:t xml:space="preserve"> – Пример рисунка</w:t>
-      </w:r>
-    </w:p>
-    <w:p>
-      <w:pPr>
-        <w:pStyle w:val="a1"/>
-      </w:pPr>
-      <w:r>
-        <w:t>Таблицу с большим количеством строк допускается переносить на другую страницу, при этом слово «Таблица», ее номер и наименование указывают один раз слева над первой частью таблицы, а над другими частями также слева пишут слова «Продолжение таблицы» и указывают номер таблицы.</w:t>
-      </w:r>
-    </w:p>
-    <w:p>
-      <w:pPr>
-        <w:pStyle w:val="af2"/>
-      </w:pPr>
-      <w:r>
-        <w:t>Таблица 1 – Пример таблицы</w:t>
-      </w:r>
-    </w:p>
-    <w:tbl>
-      <w:tblPr>
-        <w:tblStyle w:val="af"/>
-        <w:tblW w:w="8442" w:type="dxa"/>
-        <w:jc w:val="center"/>
-        <w:tblLayout w:type="fixed"/>
-        <w:tblLook w:val="04A0" w:firstRow="1" w:lastRow="0" w:firstColumn="1" w:lastColumn="0" w:noHBand="0" w:noVBand="1"/>
-      </w:tblPr>
-      <w:tblGrid>
-        <w:gridCol w:w="3872"/>
-        <w:gridCol w:w="2868"/>
-        <w:gridCol w:w="1702"/>
-      </w:tblGrid>
-      <w:tr>
-        <w:trPr>
-          <w:tblHeader/>
-          <w:jc w:val="center"/>
-        </w:trPr>
-        <w:tc>
-          <w:tcPr>
-            <w:tcW w:w="3872" w:type="dxa"/>
-          </w:tcPr>
-          <w:p>
-            <w:pPr>
-              <w:pStyle w:val="af1"/>
-            </w:pPr>
-            <w:r>
-              <w:t>Показатель</w:t>
-            </w:r>
-          </w:p>
-        </w:tc>
-        <w:tc>
-          <w:tcPr>
-            <w:tcW w:w="2868" w:type="dxa"/>
-          </w:tcPr>
-          <w:p>
-            <w:pPr>
-              <w:pStyle w:val="af1"/>
-            </w:pPr>
-            <w:r>
-              <w:t>Единица измерения</w:t>
-            </w:r>
-          </w:p>
-        </w:tc>
-        <w:tc>
-          <w:tcPr>
-            <w:tcW w:w="1702" w:type="dxa"/>
-          </w:tcPr>
-          <w:p>
-            <w:pPr>
-              <w:pStyle w:val="af1"/>
-            </w:pPr>
-            <w:r>
-              <w:t>Значение</w:t>
-            </w:r>
-          </w:p>
-        </w:tc>
-      </w:tr>
-      <w:tr>
-        <w:trPr>
-          <w:jc w:val="center"/>
-        </w:trPr>
-        <w:tc>
-          <w:tcPr>
-            <w:tcW w:w="3872" w:type="dxa"/>
-          </w:tcPr>
-          <w:p>
-            <w:pPr>
-              <w:pStyle w:val="af1"/>
-            </w:pPr>
-            <w:r>
-              <w:t>Время работы</w:t>
-            </w:r>
-          </w:p>
-        </w:tc>
-        <w:tc>
-          <w:tcPr>
-            <w:tcW w:w="2868" w:type="dxa"/>
-          </w:tcPr>
-          <w:p>
-            <w:pPr>
-              <w:pStyle w:val="af1"/>
-            </w:pPr>
-            <w:r>
-              <w:t>сек.</w:t>
-            </w:r>
-          </w:p>
-        </w:tc>
-        <w:tc>
-          <w:tcPr>
-            <w:tcW w:w="1702" w:type="dxa"/>
-          </w:tcPr>
-          <w:p>
-            <w:pPr>
-              <w:pStyle w:val="af1"/>
-            </w:pPr>
-            <w:r>
-              <w:t>159</w:t>
-            </w:r>
-          </w:p>
-        </w:tc>
-      </w:tr>
-      <w:tr>
-        <w:trPr>
-          <w:jc w:val="center"/>
-        </w:trPr>
-        <w:tc>
-          <w:tcPr>
-            <w:tcW w:w="3872" w:type="dxa"/>
-          </w:tcPr>
-          <w:p>
-            <w:pPr>
-              <w:pStyle w:val="af1"/>
-            </w:pPr>
-            <w:r>
-              <w:t>Показатель 1</w:t>
-            </w:r>
-          </w:p>
-        </w:tc>
-        <w:tc>
-          <w:tcPr>
-            <w:tcW w:w="2868" w:type="dxa"/>
-          </w:tcPr>
-          <w:p>
-            <w:pPr>
-              <w:pStyle w:val="af1"/>
-            </w:pPr>
-            <w:r>
-              <w:t>ед.</w:t>
-            </w:r>
-          </w:p>
-        </w:tc>
-        <w:tc>
-          <w:tcPr>
-            <w:tcW w:w="1702" w:type="dxa"/>
-          </w:tcPr>
-          <w:p>
-            <w:pPr>
-              <w:pStyle w:val="af1"/>
-            </w:pPr>
-            <w:r>
-              <w:t>1</w:t>
-            </w:r>
-          </w:p>
-        </w:tc>
-      </w:tr>
-      <w:tr>
-        <w:trPr>
-          <w:jc w:val="center"/>
-        </w:trPr>
-        <w:tc>
-          <w:tcPr>
-            <w:tcW w:w="3872" w:type="dxa"/>
-          </w:tcPr>
-          <w:p>
-            <w:pPr>
-              <w:pStyle w:val="af1"/>
-            </w:pPr>
-            <w:r>
-              <w:t>Показатель 2</w:t>
-            </w:r>
-          </w:p>
-        </w:tc>
-        <w:tc>
-          <w:tcPr>
-            <w:tcW w:w="2868" w:type="dxa"/>
-          </w:tcPr>
-          <w:p>
-            <w:pPr>
-              <w:pStyle w:val="af1"/>
-            </w:pPr>
-            <w:r>
-              <w:t>ед.</w:t>
-            </w:r>
-          </w:p>
-        </w:tc>
-        <w:tc>
-          <w:tcPr>
-            <w:tcW w:w="1702" w:type="dxa"/>
-          </w:tcPr>
-          <w:p>
-            <w:pPr>
-              <w:pStyle w:val="af1"/>
-            </w:pPr>
-            <w:r>
-              <w:t>1</w:t>
-            </w:r>
-          </w:p>
-        </w:tc>
-      </w:tr>
-      <w:tr>
-        <w:trPr>
-          <w:jc w:val="center"/>
-        </w:trPr>
-        <w:tc>
-          <w:tcPr>
-            <w:tcW w:w="3872" w:type="dxa"/>
-          </w:tcPr>
-          <w:p>
-            <w:pPr>
-              <w:pStyle w:val="af1"/>
-            </w:pPr>
-            <w:r>
-              <w:t>Показатель 3</w:t>
-            </w:r>
-          </w:p>
-        </w:tc>
-        <w:tc>
-          <w:tcPr>
-            <w:tcW w:w="2868" w:type="dxa"/>
-          </w:tcPr>
-          <w:p>
-            <w:pPr>
-              <w:pStyle w:val="af1"/>
-            </w:pPr>
-            <w:r>
-              <w:t>ед.</w:t>
-            </w:r>
-          </w:p>
-        </w:tc>
-        <w:tc>
-          <w:tcPr>
-            <w:tcW w:w="1702" w:type="dxa"/>
-          </w:tcPr>
-          <w:p>
-            <w:pPr>
-              <w:pStyle w:val="af1"/>
-            </w:pPr>
-            <w:r>
-              <w:t>1</w:t>
-            </w:r>
-          </w:p>
-        </w:tc>
-      </w:tr>
-      <w:tr>
-        <w:trPr>
-          <w:jc w:val="center"/>
-        </w:trPr>
-        <w:tc>
-          <w:tcPr>
-            <w:tcW w:w="3872" w:type="dxa"/>
-          </w:tcPr>
-          <w:p>
-            <w:pPr>
-              <w:pStyle w:val="af1"/>
-            </w:pPr>
-            <w:r>
-              <w:t>Показатель 4</w:t>
-            </w:r>
-          </w:p>
-        </w:tc>
-        <w:tc>
-          <w:tcPr>
-            <w:tcW w:w="2868" w:type="dxa"/>
-          </w:tcPr>
-          <w:p>
-            <w:pPr>
-              <w:pStyle w:val="af1"/>
-            </w:pPr>
-            <w:r>
-              <w:t>ед.</w:t>
-            </w:r>
-          </w:p>
-        </w:tc>
-        <w:tc>
-          <w:tcPr>
-            <w:tcW w:w="1702" w:type="dxa"/>
-          </w:tcPr>
-          <w:p>
-            <w:pPr>
-              <w:pStyle w:val="af1"/>
-            </w:pPr>
-            <w:r>
-              <w:t>1</w:t>
-            </w:r>
-          </w:p>
-        </w:tc>
-      </w:tr>
-      <w:tr>
-        <w:trPr>
-          <w:jc w:val="center"/>
-        </w:trPr>
-        <w:tc>
-          <w:tcPr>
-            <w:tcW w:w="3872" w:type="dxa"/>
-          </w:tcPr>
-          <w:p>
-            <w:pPr>
-              <w:pStyle w:val="af1"/>
-            </w:pPr>
-            <w:r>
-              <w:t>Показатель 5</w:t>
-            </w:r>
-          </w:p>
-        </w:tc>
-        <w:tc>
-          <w:tcPr>
-            <w:tcW w:w="2868" w:type="dxa"/>
-          </w:tcPr>
-          <w:p>
-            <w:pPr>
-              <w:pStyle w:val="af1"/>
-            </w:pPr>
-            <w:r>
-              <w:t>ед.</w:t>
-            </w:r>
-          </w:p>
-        </w:tc>
-        <w:tc>
-          <w:tcPr>
-            <w:tcW w:w="1702" w:type="dxa"/>
-          </w:tcPr>
-          <w:p>
-            <w:pPr>
-              <w:pStyle w:val="af1"/>
-            </w:pPr>
-            <w:r>
-              <w:t>1</w:t>
-            </w:r>
-          </w:p>
-        </w:tc>
-      </w:tr>
-      <w:tr>
-        <w:trPr>
-          <w:jc w:val="center"/>
-        </w:trPr>
-        <w:tc>
-          <w:tcPr>
-            <w:tcW w:w="3872" w:type="dxa"/>
-          </w:tcPr>
-          <w:p>
-            <w:pPr>
-              <w:pStyle w:val="af1"/>
-            </w:pPr>
-            <w:r>
-              <w:t>Показатель 6</w:t>
-            </w:r>
-          </w:p>
-        </w:tc>
-        <w:tc>
-          <w:tcPr>
-            <w:tcW w:w="2868" w:type="dxa"/>
-          </w:tcPr>
-          <w:p>
-            <w:pPr>
-              <w:pStyle w:val="af1"/>
-            </w:pPr>
-            <w:r>
-              <w:t>ед.</w:t>
-            </w:r>
-          </w:p>
-        </w:tc>
-        <w:tc>
-          <w:tcPr>
-            <w:tcW w:w="1702" w:type="dxa"/>
-          </w:tcPr>
-          <w:p>
-            <w:pPr>
-              <w:pStyle w:val="af1"/>
-            </w:pPr>
-            <w:r>
-              <w:t>1</w:t>
-            </w:r>
-          </w:p>
-        </w:tc>
-      </w:tr>
-      <w:tr>
-        <w:trPr>
-          <w:jc w:val="center"/>
-        </w:trPr>
-        <w:tc>
-          <w:tcPr>
-            <w:tcW w:w="3872" w:type="dxa"/>
-          </w:tcPr>
-          <w:p>
-            <w:pPr>
-              <w:pStyle w:val="af1"/>
-            </w:pPr>
-            <w:r>
-              <w:t>Показатель 7</w:t>
-            </w:r>
-          </w:p>
-        </w:tc>
-        <w:tc>
-          <w:tcPr>
-            <w:tcW w:w="2868" w:type="dxa"/>
-          </w:tcPr>
-          <w:p>
-            <w:pPr>
-              <w:pStyle w:val="af1"/>
-            </w:pPr>
-            <w:r>
-              <w:t>ед.</w:t>
-            </w:r>
-          </w:p>
-        </w:tc>
-        <w:tc>
-          <w:tcPr>
-            <w:tcW w:w="1702" w:type="dxa"/>
-          </w:tcPr>
-          <w:p>
-            <w:pPr>
-              <w:pStyle w:val="af1"/>
-            </w:pPr>
-            <w:r>
-              <w:t>1</w:t>
-            </w:r>
-          </w:p>
-        </w:tc>
-      </w:tr>
-      <w:tr>
-        <w:trPr>
-          <w:jc w:val="center"/>
-        </w:trPr>
-        <w:tc>
-          <w:tcPr>
-            <w:tcW w:w="3872" w:type="dxa"/>
-          </w:tcPr>
-          <w:p>
-            <w:pPr>
-              <w:pStyle w:val="af1"/>
-            </w:pPr>
-            <w:r>
-              <w:t>Показатель 8</w:t>
-            </w:r>
-          </w:p>
-        </w:tc>
-        <w:tc>
-          <w:tcPr>
-            <w:tcW w:w="2868" w:type="dxa"/>
-          </w:tcPr>
-          <w:p>
-            <w:pPr>
-              <w:pStyle w:val="af1"/>
-            </w:pPr>
-            <w:r>
-              <w:t>ед.</w:t>
-            </w:r>
-          </w:p>
-        </w:tc>
-        <w:tc>
-          <w:tcPr>
-            <w:tcW w:w="1702" w:type="dxa"/>
-          </w:tcPr>
-          <w:p>
-            <w:pPr>
-              <w:pStyle w:val="af1"/>
-            </w:pPr>
-            <w:r>
-              <w:t>1</w:t>
-            </w:r>
-          </w:p>
-        </w:tc>
-      </w:tr>
-      <w:tr>
-        <w:trPr>
-          <w:jc w:val="center"/>
-        </w:trPr>
-        <w:tc>
-          <w:tcPr>
-            <w:tcW w:w="3872" w:type="dxa"/>
-          </w:tcPr>
-          <w:p>
-            <w:pPr>
-              <w:pStyle w:val="af1"/>
-            </w:pPr>
-            <w:r>
-              <w:t>Показатель 9</w:t>
-            </w:r>
-          </w:p>
-        </w:tc>
-        <w:tc>
-          <w:tcPr>
-            <w:tcW w:w="2868" w:type="dxa"/>
-          </w:tcPr>
-          <w:p>
-            <w:pPr>
-              <w:pStyle w:val="af1"/>
-            </w:pPr>
-            <w:r>
-              <w:t>ед.</w:t>
-            </w:r>
-          </w:p>
-        </w:tc>
-        <w:tc>
-          <w:tcPr>
-            <w:tcW w:w="1702" w:type="dxa"/>
-          </w:tcPr>
-          <w:p>
-            <w:pPr>
-              <w:pStyle w:val="af1"/>
-            </w:pPr>
-            <w:r>
-              <w:t>1</w:t>
-            </w:r>
-          </w:p>
-        </w:tc>
-      </w:tr>
-      <w:tr>
-        <w:trPr>
-          <w:jc w:val="center"/>
-        </w:trPr>
-        <w:tc>
-          <w:tcPr>
-            <w:tcW w:w="3872" w:type="dxa"/>
-          </w:tcPr>
-          <w:p>
-            <w:pPr>
-              <w:pStyle w:val="af1"/>
-            </w:pPr>
-            <w:r>
-              <w:t>Показатель 10</w:t>
-            </w:r>
-          </w:p>
-        </w:tc>
-        <w:tc>
-          <w:tcPr>
-            <w:tcW w:w="2868" w:type="dxa"/>
-          </w:tcPr>
-          <w:p>
-            <w:pPr>
-              <w:pStyle w:val="af1"/>
-            </w:pPr>
-            <w:r>
-              <w:t>ед.</w:t>
-            </w:r>
-          </w:p>
-        </w:tc>
-        <w:tc>
-          <w:tcPr>
-            <w:tcW w:w="1702" w:type="dxa"/>
-          </w:tcPr>
-          <w:p>
-            <w:pPr>
-              <w:pStyle w:val="af1"/>
-            </w:pPr>
-            <w:r>
-              <w:t>1</w:t>
-            </w:r>
-          </w:p>
-        </w:tc>
-      </w:tr>
-      <w:tr>
-        <w:trPr>
-          <w:jc w:val="center"/>
-        </w:trPr>
-        <w:tc>
-          <w:tcPr>
-            <w:tcW w:w="3872" w:type="dxa"/>
-          </w:tcPr>
-          <w:p>
-            <w:pPr>
-              <w:pStyle w:val="af1"/>
-            </w:pPr>
-            <w:r>
-              <w:t>Показатель 11</w:t>
-            </w:r>
-          </w:p>
-        </w:tc>
-        <w:tc>
-          <w:tcPr>
-            <w:tcW w:w="2868" w:type="dxa"/>
-          </w:tcPr>
-          <w:p>
-            <w:pPr>
-              <w:pStyle w:val="af1"/>
-            </w:pPr>
-            <w:r>
-              <w:t>ед.</w:t>
-            </w:r>
-          </w:p>
-        </w:tc>
-        <w:tc>
-          <w:tcPr>
-            <w:tcW w:w="1702" w:type="dxa"/>
-          </w:tcPr>
-          <w:p>
-            <w:pPr>
-              <w:pStyle w:val="af1"/>
-            </w:pPr>
-            <w:r>
-              <w:t>1</w:t>
-            </w:r>
-          </w:p>
-        </w:tc>
-      </w:tr>
-    </w:tbl>
-    <w:p>
-      <w:pPr>
-        <w:pStyle w:val="af2"/>
-      </w:pPr>
-      <w:r>
-        <w:br w:type="page"/>
-      </w:r>
-      <w:r>
-        <w:lastRenderedPageBreak/>
-        <w:t>Продолжение таблицы 1</w:t>
-      </w:r>
-    </w:p>
-    <w:tbl>
-      <w:tblPr>
-        <w:tblStyle w:val="af"/>
-        <w:tblW w:w="8442" w:type="dxa"/>
-        <w:jc w:val="center"/>
-        <w:tblLayout w:type="fixed"/>
-        <w:tblLook w:val="04A0" w:firstRow="1" w:lastRow="0" w:firstColumn="1" w:lastColumn="0" w:noHBand="0" w:noVBand="1"/>
-      </w:tblPr>
-      <w:tblGrid>
-        <w:gridCol w:w="3872"/>
-        <w:gridCol w:w="2868"/>
-        <w:gridCol w:w="1702"/>
-      </w:tblGrid>
-      <w:tr>
-        <w:trPr>
-          <w:jc w:val="center"/>
-        </w:trPr>
-        <w:tc>
-          <w:tcPr>
-            <w:tcW w:w="3872" w:type="dxa"/>
-          </w:tcPr>
-          <w:p>
-            <w:pPr>
-              <w:pStyle w:val="af1"/>
-            </w:pPr>
-            <w:r>
-              <w:t>Показатель</w:t>
-            </w:r>
-          </w:p>
-        </w:tc>
-        <w:tc>
-          <w:tcPr>
-            <w:tcW w:w="2868" w:type="dxa"/>
-          </w:tcPr>
-          <w:p>
-            <w:pPr>
-              <w:pStyle w:val="af1"/>
-            </w:pPr>
-            <w:r>
-              <w:t>Единица измерения</w:t>
-            </w:r>
-          </w:p>
-        </w:tc>
-        <w:tc>
-          <w:tcPr>
-            <w:tcW w:w="1702" w:type="dxa"/>
-          </w:tcPr>
-          <w:p>
-            <w:pPr>
-              <w:pStyle w:val="af1"/>
-            </w:pPr>
-            <w:r>
-              <w:t>Значение</w:t>
-            </w:r>
-          </w:p>
-        </w:tc>
-      </w:tr>
-      <w:tr>
-        <w:trPr>
-          <w:jc w:val="center"/>
-        </w:trPr>
-        <w:tc>
-          <w:tcPr>
-            <w:tcW w:w="3872" w:type="dxa"/>
-          </w:tcPr>
-          <w:p>
-            <w:pPr>
-              <w:pStyle w:val="af1"/>
-            </w:pPr>
-            <w:r>
-              <w:t>Нагрузка на ЦПУ</w:t>
-            </w:r>
-          </w:p>
-        </w:tc>
-        <w:tc>
-          <w:tcPr>
-            <w:tcW w:w="2868" w:type="dxa"/>
-          </w:tcPr>
-          <w:p>
-            <w:pPr>
-              <w:pStyle w:val="af1"/>
-            </w:pPr>
-            <w:r>
-              <w:t>процент</w:t>
-            </w:r>
-          </w:p>
-        </w:tc>
-        <w:tc>
-          <w:tcPr>
-            <w:tcW w:w="1702" w:type="dxa"/>
-          </w:tcPr>
-          <w:p>
-            <w:pPr>
-              <w:pStyle w:val="af1"/>
-            </w:pPr>
-            <w:r>
-              <w:t>95</w:t>
-            </w:r>
-          </w:p>
-        </w:tc>
-      </w:tr>
-      <w:tr>
-        <w:trPr>
-          <w:jc w:val="center"/>
-        </w:trPr>
-        <w:tc>
-          <w:tcPr>
-            <w:tcW w:w="3872" w:type="dxa"/>
-          </w:tcPr>
-          <w:p>
-            <w:pPr>
-              <w:pStyle w:val="af1"/>
-            </w:pPr>
-            <w:r>
-              <w:t>Стоимость работ</w:t>
-            </w:r>
-          </w:p>
-        </w:tc>
-        <w:tc>
-          <w:tcPr>
-            <w:tcW w:w="2868" w:type="dxa"/>
-          </w:tcPr>
-          <w:p>
-            <w:pPr>
-              <w:pStyle w:val="af1"/>
-            </w:pPr>
-            <w:r>
-              <w:t>тыс. руб.</w:t>
-            </w:r>
-          </w:p>
-        </w:tc>
-        <w:tc>
-          <w:tcPr>
-            <w:tcW w:w="1702" w:type="dxa"/>
-          </w:tcPr>
-          <w:p>
-            <w:pPr>
-              <w:pStyle w:val="af1"/>
-            </w:pPr>
-            <w:r>
-              <w:t>100</w:t>
-            </w:r>
-          </w:p>
-        </w:tc>
-      </w:tr>
-    </w:tbl>
-    <w:p>
-      <w:pPr>
-        <w:pStyle w:val="a1"/>
-        <w:ind w:firstLine="0"/>
-      </w:pPr>
-      <w:r>
-        <w:tab/>
-        <w:t>При большом объеме данных в таблице допускается использование размера шрифта 12. Таблицы, занимающие больше 1 страницы, рекомендуется выносить в приложение.</w:t>
-      </w:r>
-    </w:p>
-    <w:p>
-      <w:pPr>
-        <w:rPr>
-          <w:rFonts w:cs="Times New Roman"/>
-          <w:szCs w:val="28"/>
-        </w:rPr>
-      </w:pPr>
-      <w:r>
-        <w:br w:type="page"/>
-      </w:r>
-    </w:p>
-    <w:p>
-      <w:pPr>
-        <w:pStyle w:val="2"/>
-        <w:numPr>
-          <w:ilvl w:val="0"/>
-          <w:numId w:val="2"/>
-        </w:numPr>
-      </w:pPr>
-      <w:bookmarkStart w:id="8" w:name="_Toc230206149"/>
-      <w:r>
-        <w:lastRenderedPageBreak/>
-        <w:t>2 РЕЗУЛЬТАТЫ РАБОТЫ</w:t>
-      </w:r>
-      <w:bookmarkEnd w:id="8"/>
-      <w:r>
-        <w:t xml:space="preserve"> </w:t>
-      </w:r>
-    </w:p>
-    <w:p>
-      <w:pPr>
-        <w:pStyle w:val="3"/>
-        <w:numPr>
-          <w:ilvl w:val="8"/>
-          <w:numId w:val="2"/>
-        </w:numPr>
-      </w:pPr>
-      <w:bookmarkStart w:id="9" w:name="_Toc230206150"/>
-      <w:r>
-        <w:t xml:space="preserve"> </w:t>
-      </w:r>
-      <w:r>
-        <w:t xml:space="preserve">2.1. </w:t>
+      </w:pPr>
+      <w:bookmarkStart w:id="9" w:name="_Toc230206151"/>
+      <w:r>
+        <w:t xml:space="preserve">2.2. </w:t>
       </w:r>
       <w:bookmarkEnd w:id="9"/>
-      <w:r>
-        <w:t>Вводное задание</w:t>
-      </w:r>
-      <w:r>
-        <w:t>: прохождение курса.</w:t>
-      </w:r>
-    </w:p>
-    <w:p>
-      <w:pPr>
-        <w:pStyle w:val="a1"/>
-        <w:tabs>
-          <w:tab w:val="clear" w:pos="709"/>
-          <w:tab w:val="left" w:pos="708"/>
-        </w:tabs>
-        <w:ind w:firstLine="0"/>
-      </w:pPr>
-      <w:r>
-        <w:tab/>
-      </w:r>
-      <w:r>
-        <w:t>В качестве вводного задания был пройден курс «</w:t>
-      </w:r>
-      <w:r>
-        <w:t>Java. Базовый курс</w:t>
-      </w:r>
-      <w:r>
-        <w:t xml:space="preserve">» </w:t>
-      </w:r>
-      <w:r>
-        <w:t>на</w:t>
-      </w:r>
-      <w:r>
-        <w:t xml:space="preserve"> </w:t>
-      </w:r>
-      <w:r>
-        <w:t xml:space="preserve">платформе </w:t>
-      </w:r>
-      <w:r>
-        <w:rPr>
-          <w:lang w:val="en-US"/>
-        </w:rPr>
-        <w:t>Stepik</w:t>
-      </w:r>
-      <w:r>
-        <w:t xml:space="preserve"> </w:t>
-      </w:r>
-      <w:r>
-        <w:t>и изучены следую</w:t>
-      </w:r>
-      <w:r>
-        <w:t>щие темы:</w:t>
-      </w:r>
-    </w:p>
-    <w:p>
-      <w:pPr>
-        <w:pStyle w:val="a1"/>
-        <w:numPr>
-          <w:ilvl w:val="0"/>
-          <w:numId w:val="4"/>
-        </w:numPr>
-        <w:ind w:left="709" w:firstLine="0"/>
-      </w:pPr>
-      <w:r>
-        <w:t>Что такое Java, откуда она взялась и зачем нужна</w:t>
-      </w:r>
-      <w:r>
-        <w:t>.</w:t>
-      </w:r>
-    </w:p>
-    <w:p>
-      <w:pPr>
-        <w:pStyle w:val="a1"/>
-        <w:numPr>
-          <w:ilvl w:val="0"/>
-          <w:numId w:val="4"/>
-        </w:numPr>
-        <w:ind w:left="709" w:firstLine="0"/>
-      </w:pPr>
-      <w:r>
-        <w:t>Первый контакт — Hello World</w:t>
-      </w:r>
-      <w:r>
-        <w:t>.</w:t>
-      </w:r>
-    </w:p>
-    <w:p>
-      <w:pPr>
-        <w:pStyle w:val="a1"/>
-        <w:numPr>
-          <w:ilvl w:val="0"/>
-          <w:numId w:val="4"/>
-        </w:numPr>
-        <w:ind w:left="709" w:firstLine="0"/>
-      </w:pPr>
-      <w:r>
-        <w:t>Знакомство со средой разработки</w:t>
-      </w:r>
-      <w:r>
-        <w:t>.</w:t>
-      </w:r>
-    </w:p>
-    <w:p>
-      <w:pPr>
-        <w:pStyle w:val="a1"/>
-        <w:numPr>
-          <w:ilvl w:val="0"/>
-          <w:numId w:val="4"/>
-        </w:numPr>
-        <w:ind w:left="709" w:firstLine="0"/>
-      </w:pPr>
-      <w:r>
-        <w:t>Примитивные типы</w:t>
-      </w:r>
-      <w:r>
-        <w:t>.</w:t>
-      </w:r>
-    </w:p>
-    <w:p>
-      <w:pPr>
-        <w:pStyle w:val="a1"/>
-        <w:numPr>
-          <w:ilvl w:val="0"/>
-          <w:numId w:val="4"/>
-        </w:numPr>
-        <w:ind w:left="709" w:firstLine="0"/>
-      </w:pPr>
-      <w:r>
-        <w:t>Преобразование типов</w:t>
-      </w:r>
-      <w:r>
-        <w:t>.</w:t>
-      </w:r>
-    </w:p>
-    <w:p>
-      <w:pPr>
-        <w:pStyle w:val="a1"/>
-        <w:numPr>
-          <w:ilvl w:val="0"/>
-          <w:numId w:val="4"/>
-        </w:numPr>
-        <w:ind w:left="709" w:firstLine="0"/>
-      </w:pPr>
-      <w:r>
-        <w:t>Массивы и строки</w:t>
-      </w:r>
-      <w:r>
-        <w:t>.</w:t>
-      </w:r>
-    </w:p>
-    <w:p>
-      <w:pPr>
-        <w:pStyle w:val="a1"/>
-        <w:numPr>
-          <w:ilvl w:val="0"/>
-          <w:numId w:val="4"/>
-        </w:numPr>
-        <w:ind w:left="709" w:firstLine="0"/>
-      </w:pPr>
-      <w:r>
-        <w:t>Управляющие конструкции: условные операторы и циклы</w:t>
-      </w:r>
-      <w:r>
-        <w:t>.</w:t>
-      </w:r>
-    </w:p>
-    <w:p>
-      <w:pPr>
-        <w:pStyle w:val="a1"/>
-        <w:numPr>
-          <w:ilvl w:val="0"/>
-          <w:numId w:val="4"/>
-        </w:numPr>
-        <w:ind w:left="709" w:firstLine="0"/>
-      </w:pPr>
-      <w:r>
-        <w:t>Основы ООП.</w:t>
-      </w:r>
-    </w:p>
-    <w:p>
-      <w:pPr>
-        <w:pStyle w:val="a1"/>
-        <w:numPr>
-          <w:ilvl w:val="0"/>
-          <w:numId w:val="4"/>
-        </w:numPr>
-        <w:ind w:left="709" w:firstLine="0"/>
-      </w:pPr>
-      <w:r>
-        <w:t>Пакеты и модификаторы доступа.</w:t>
-      </w:r>
-    </w:p>
-    <w:p>
-      <w:pPr>
-        <w:pStyle w:val="a1"/>
-        <w:numPr>
-          <w:ilvl w:val="0"/>
-          <w:numId w:val="4"/>
-        </w:numPr>
-        <w:ind w:left="709" w:firstLine="0"/>
-      </w:pPr>
-      <w:r>
-        <w:t>Объявление классов.</w:t>
-      </w:r>
-    </w:p>
-    <w:p>
-      <w:pPr>
-        <w:pStyle w:val="a1"/>
-        <w:numPr>
-          <w:ilvl w:val="0"/>
-          <w:numId w:val="4"/>
-        </w:numPr>
-        <w:ind w:left="709" w:firstLine="0"/>
-      </w:pPr>
-      <w:r>
-        <w:t xml:space="preserve">Наследование. Класс </w:t>
-      </w:r>
-      <w:r>
-        <w:rPr>
-          <w:lang w:val="en-US"/>
-        </w:rPr>
-        <w:t>Object</w:t>
-      </w:r>
-      <w:r>
-        <w:t>.</w:t>
-      </w:r>
-    </w:p>
-    <w:p>
-      <w:pPr>
-        <w:pStyle w:val="a1"/>
-        <w:numPr>
-          <w:ilvl w:val="0"/>
-          <w:numId w:val="4"/>
-        </w:numPr>
-        <w:ind w:left="709" w:firstLine="0"/>
-      </w:pPr>
-      <w:r>
-        <w:t>Абстрактные классы и интерфейсы.</w:t>
-      </w:r>
-    </w:p>
-    <w:p>
-      <w:pPr>
-        <w:pStyle w:val="a1"/>
-        <w:numPr>
-          <w:ilvl w:val="0"/>
-          <w:numId w:val="4"/>
-        </w:numPr>
-        <w:ind w:left="709" w:firstLine="0"/>
-      </w:pPr>
-      <w:r>
-        <w:t>Знакомство с исключениями.</w:t>
-      </w:r>
-    </w:p>
-    <w:p>
-      <w:pPr>
-        <w:pStyle w:val="a1"/>
-        <w:numPr>
-          <w:ilvl w:val="0"/>
-          <w:numId w:val="4"/>
-        </w:numPr>
-        <w:ind w:left="709" w:firstLine="0"/>
-      </w:pPr>
-      <w:r>
-        <w:t xml:space="preserve">Обработка исключений. </w:t>
-      </w:r>
-      <w:r>
-        <w:rPr>
-          <w:lang w:val="en-US"/>
-        </w:rPr>
-        <w:t>Try-catch.</w:t>
-      </w:r>
-    </w:p>
-    <w:p>
-      <w:pPr>
-        <w:pStyle w:val="a1"/>
-        <w:numPr>
-          <w:ilvl w:val="0"/>
-          <w:numId w:val="4"/>
-        </w:numPr>
-        <w:ind w:left="709" w:firstLine="0"/>
-      </w:pPr>
-      <w:r>
-        <w:t>Доступ к файловой системе.</w:t>
-      </w:r>
-    </w:p>
-    <w:p>
-      <w:pPr>
-        <w:pStyle w:val="a1"/>
-        <w:tabs>
-          <w:tab w:val="clear" w:pos="709"/>
-          <w:tab w:val="left" w:pos="708"/>
-        </w:tabs>
-      </w:pPr>
-    </w:p>
-    <w:p>
-      <w:pPr>
-        <w:pStyle w:val="3"/>
-        <w:numPr>
-          <w:ilvl w:val="2"/>
-          <w:numId w:val="2"/>
-        </w:numPr>
-      </w:pPr>
-      <w:bookmarkStart w:id="10" w:name="_Toc230206151"/>
-      <w:r>
-        <w:t xml:space="preserve">2.2. </w:t>
-      </w:r>
-      <w:bookmarkEnd w:id="10"/>
       <w:r>
         <w:t>Составление</w:t>
       </w:r>
@@ -4040,7 +3445,7 @@
                     <pic:cNvPicPr preferRelativeResize="0"/>
                   </pic:nvPicPr>
                   <pic:blipFill>
-                    <a:blip r:embed="rId10"/>
+                    <a:blip r:embed="rId9"/>
                     <a:srcRect t="8" b="8"/>
                     <a:stretch>
                       <a:fillRect/>
@@ -5267,16 +4672,7 @@
         <w:pStyle w:val="a1"/>
       </w:pPr>
       <w:r>
-        <w:t xml:space="preserve">После сдачи </w:t>
-      </w:r>
-      <w:r>
-        <w:t>1-й версии</w:t>
-      </w:r>
-      <w:r>
-        <w:t xml:space="preserve"> было выявлено следующее требование к доработке:</w:t>
-      </w:r>
-      <w:r>
-        <w:t xml:space="preserve"> реализация чтения графа из текстового файла, как с прописанными координатами вершин, так и без них. </w:t>
+        <w:t xml:space="preserve">После сдачи 1-й версии было выявлено следующее требование к доработке: реализация чтения графа из текстового файла, как с прописанными координатами вершин, так и без них. </w:t>
       </w:r>
       <w:r>
         <w:t>Во втором случае координаты должны генерироваться автоматически внутри программы.</w:t>
@@ -5332,37 +4728,7 @@
         <w:pStyle w:val="a1"/>
       </w:pPr>
       <w:r>
-        <w:t xml:space="preserve">После сдачи </w:t>
-      </w:r>
-      <w:r>
-        <w:t>2</w:t>
-      </w:r>
-      <w:r>
-        <w:t>-й версии был</w:t>
-      </w:r>
-      <w:r>
-        <w:t>и</w:t>
-      </w:r>
-      <w:r>
-        <w:t xml:space="preserve"> выявлен</w:t>
-      </w:r>
-      <w:r>
-        <w:t>ы</w:t>
-      </w:r>
-      <w:r>
-        <w:t xml:space="preserve"> следующ</w:t>
-      </w:r>
-      <w:r>
-        <w:t>ие</w:t>
-      </w:r>
-      <w:r>
-        <w:t xml:space="preserve"> требовани</w:t>
-      </w:r>
-      <w:r>
-        <w:t>я</w:t>
-      </w:r>
-      <w:r>
-        <w:t xml:space="preserve"> к доработк</w:t>
+        <w:t>После сдачи 2-й версии были выявлены следующие требования к доработк</w:t>
       </w:r>
       <w:r>
         <w:t>е. Во-первых, необходимо обеспечить возможность</w:t>
@@ -5394,11 +4760,11 @@
           <w:numId w:val="2"/>
         </w:numPr>
       </w:pPr>
-      <w:bookmarkStart w:id="11" w:name="_Toc230206152"/>
+      <w:bookmarkStart w:id="10" w:name="_Toc230206152"/>
       <w:r>
         <w:t xml:space="preserve">2.3. </w:t>
       </w:r>
-      <w:bookmarkEnd w:id="11"/>
+      <w:bookmarkEnd w:id="10"/>
       <w:r>
         <w:t>Командная итеративная разработка приложения в соответ</w:t>
       </w:r>
@@ -5969,13 +5335,7 @@
         <w:rPr>
           <w:rFonts w:eastAsia="Times New Roman"/>
         </w:rPr>
-        <w:t>разработчики отдельных компонентов приложения</w:t>
-      </w:r>
-      <w:r>
-        <w:rPr>
-          <w:rFonts w:eastAsia="Times New Roman"/>
-        </w:rPr>
-        <w:t>.</w:t>
+        <w:t>разработчики отдельных компонентов приложения.</w:t>
       </w:r>
     </w:p>
     <w:p>
@@ -5992,13 +5352,7 @@
           <w:rFonts w:eastAsia="Times New Roman"/>
         </w:rPr>
         <w:lastRenderedPageBreak/>
-        <w:t xml:space="preserve">Типы тестов: </w:t>
-      </w:r>
-      <w:r>
-        <w:rPr>
-          <w:rFonts w:eastAsia="Times New Roman"/>
-        </w:rPr>
-        <w:t>проверка корректности работы отдельных модулей программы: алгоритма Краскала, структуры DSU, работы с файлами, генерации графов и элементов пользовательского интерфейса.</w:t>
+        <w:t>Типы тестов: проверка корректности работы отдельных модулей программы: алгоритма Краскала, структуры DSU, работы с файлами, генерации графов и элементов пользовательского интерфейса.</w:t>
       </w:r>
     </w:p>
     <w:p>
@@ -6062,10 +5416,7 @@
         <w:ind w:left="709" w:firstLine="0"/>
       </w:pPr>
       <w:r>
-        <w:t>Системное</w:t>
-      </w:r>
-      <w:r>
-        <w:t xml:space="preserve"> тестирование:</w:t>
+        <w:t>Системное тестирование:</w:t>
       </w:r>
     </w:p>
     <w:p>
@@ -6203,13 +5554,7 @@
         <w:rPr>
           <w:rFonts w:eastAsia="Times New Roman"/>
         </w:rPr>
-        <w:t xml:space="preserve">Описание </w:t>
-      </w:r>
-      <w:r>
-        <w:rPr>
-          <w:rFonts w:eastAsia="Times New Roman"/>
-        </w:rPr>
-        <w:t>выявленных ошибок и результатов их исправления.</w:t>
+        <w:t>Описание выявленных ошибок и результатов их исправления.</w:t>
       </w:r>
     </w:p>
     <w:p>
@@ -6228,13 +5573,7 @@
         <w:rPr>
           <w:rFonts w:eastAsia="Times New Roman"/>
         </w:rPr>
-        <w:t xml:space="preserve">Результаты </w:t>
-      </w:r>
-      <w:r>
-        <w:rPr>
-          <w:rFonts w:eastAsia="Times New Roman"/>
-        </w:rPr>
-        <w:t>проверки корректности работы алгоритма Краскала, визуализации его выполнения, работы с графами и пользовательским интерфейсом.</w:t>
+        <w:t>Результаты проверки корректности работы алгоритма Краскала, визуализации его выполнения, работы с графами и пользовательским интерфейсом.</w:t>
       </w:r>
     </w:p>
     <w:p>
@@ -6863,13 +6202,7 @@
         <w:rPr>
           <w:rFonts w:eastAsia="Times New Roman"/>
         </w:rPr>
-        <w:t xml:space="preserve">После </w:t>
-      </w:r>
-      <w:r>
-        <w:rPr>
-          <w:rFonts w:eastAsia="Times New Roman"/>
-        </w:rPr>
-        <w:t>подготовки второй версии (до 17 июля): тестирование автоматического и пошагового режимов выполнения алгоритма, сохранения графов, вывода текстовых пояснений и очистки рабочей области.</w:t>
+        <w:t>После подготовки второй версии (до 17 июля): тестирование автоматического и пошагового режимов выполнения алгоритма, сохранения графов, вывода текстовых пояснений и очистки рабочей области.</w:t>
       </w:r>
     </w:p>
     <w:p>
@@ -6888,13 +6221,7 @@
         <w:rPr>
           <w:rFonts w:eastAsia="Times New Roman"/>
         </w:rPr>
-        <w:t xml:space="preserve">После </w:t>
-      </w:r>
-      <w:r>
-        <w:rPr>
-          <w:rFonts w:eastAsia="Times New Roman"/>
-        </w:rPr>
-        <w:t>подготовки финальной версии (до 18 июля): итоговое системное тестирование приложения, проверка ручного редактирования графа, справочной информации и исправление выявленных ошибок.</w:t>
+        <w:t>После подготовки финальной версии (до 18 июля): итоговое системное тестирование приложения, проверка ручного редактирования графа, справочной информации и исправление выявленных ошибок.</w:t>
       </w:r>
     </w:p>
     <w:p>
@@ -7009,12 +6336,12 @@
           <w:numId w:val="2"/>
         </w:numPr>
       </w:pPr>
-      <w:bookmarkStart w:id="12" w:name="_Toc230206153"/>
+      <w:bookmarkStart w:id="11" w:name="_Toc230206153"/>
       <w:r>
         <w:lastRenderedPageBreak/>
         <w:t>3 ИСПОЛЬЗУЕМЫЕ ТЕХНОЛОГИИ</w:t>
       </w:r>
-      <w:bookmarkEnd w:id="12"/>
+      <w:bookmarkEnd w:id="11"/>
     </w:p>
     <w:p>
       <w:pPr>
@@ -7043,12 +6370,12 @@
           <w:numId w:val="2"/>
         </w:numPr>
       </w:pPr>
-      <w:bookmarkStart w:id="13" w:name="_Toc230206154"/>
+      <w:bookmarkStart w:id="12" w:name="_Toc230206154"/>
       <w:r>
         <w:lastRenderedPageBreak/>
         <w:t>4 ОТЗЫВ РУКОВОДИТЕЛЯ</w:t>
       </w:r>
-      <w:bookmarkEnd w:id="13"/>
+      <w:bookmarkEnd w:id="12"/>
     </w:p>
     <w:p>
       <w:pPr>
@@ -7119,7 +6446,7 @@
                     </pic:cNvPicPr>
                   </pic:nvPicPr>
                   <pic:blipFill>
-                    <a:blip r:embed="rId11" cstate="print"/>
+                    <a:blip r:embed="rId10" cstate="print"/>
                     <a:stretch>
                       <a:fillRect/>
                     </a:stretch>
@@ -7180,12 +6507,12 @@
           <w:rFonts w:cs="Times New Roman"/>
         </w:rPr>
       </w:pPr>
-      <w:bookmarkStart w:id="14" w:name="_Toc230206155"/>
+      <w:bookmarkStart w:id="13" w:name="_Toc230206155"/>
       <w:r>
         <w:lastRenderedPageBreak/>
         <w:t>ЗАКЛЮЧЕНИЕ</w:t>
       </w:r>
-      <w:bookmarkEnd w:id="14"/>
+      <w:bookmarkEnd w:id="13"/>
     </w:p>
     <w:p>
       <w:pPr>
@@ -7217,8 +6544,8 @@
           <w:rFonts w:cs="Times New Roman"/>
         </w:rPr>
       </w:pPr>
-      <w:bookmarkStart w:id="15" w:name="_Toc73173388"/>
-      <w:bookmarkStart w:id="16" w:name="_Toc230206156"/>
+      <w:bookmarkStart w:id="14" w:name="_Toc73173388"/>
+      <w:bookmarkStart w:id="15" w:name="_Toc230206156"/>
       <w:r>
         <w:rPr>
           <w:rFonts w:cs="Times New Roman"/>
@@ -7226,8 +6553,8 @@
         <w:lastRenderedPageBreak/>
         <w:t>СПИСОК ИСПОЛЬЗОВАННЫХ ИСТОЧНИКОВ</w:t>
       </w:r>
+      <w:bookmarkEnd w:id="14"/>
       <w:bookmarkEnd w:id="15"/>
-      <w:bookmarkEnd w:id="16"/>
     </w:p>
     <w:p>
       <w:pPr>
@@ -7294,7 +6621,7 @@
           <w:rFonts w:cs="Times New Roman"/>
         </w:rPr>
       </w:pPr>
-      <w:bookmarkStart w:id="17" w:name="_Toc230206157"/>
+      <w:bookmarkStart w:id="16" w:name="_Toc230206157"/>
       <w:r>
         <w:rPr>
           <w:rFonts w:cs="Times New Roman"/>
@@ -7310,7 +6637,7 @@
         </w:rPr>
         <w:t>(заголовок второго уровня)</w:t>
       </w:r>
-      <w:bookmarkEnd w:id="17"/>
+      <w:bookmarkEnd w:id="16"/>
     </w:p>
     <w:p>
       <w:pPr>
@@ -7322,9 +6649,9 @@
       </w:pPr>
     </w:p>
     <w:sectPr>
-      <w:footerReference w:type="even" r:id="rId12"/>
-      <w:footerReference w:type="default" r:id="rId13"/>
-      <w:footerReference w:type="first" r:id="rId14"/>
+      <w:footerReference w:type="even" r:id="rId11"/>
+      <w:footerReference w:type="default" r:id="rId12"/>
+      <w:footerReference w:type="first" r:id="rId13"/>
       <w:pgSz w:w="11906" w:h="16838"/>
       <w:pgMar w:top="1134" w:right="850" w:bottom="1134" w:left="1701" w:header="0" w:footer="708" w:gutter="0"/>
       <w:cols w:space="720"/>
@@ -10217,6 +9544,10 @@
 </file>
 
 <file path=customXml/item1.xml><?xml version="1.0" encoding="utf-8"?>
+<b:Sources xmlns:b="http://schemas.openxmlformats.org/officeDocument/2006/bibliography" xmlns="http://schemas.openxmlformats.org/officeDocument/2006/bibliography" SelectedStyle="\APASixthEditionOfficeOnline.xsl" StyleName="APA" Version="6"/>
+</file>
+
+<file path=customXml/item2.xml><?xml version="1.0" encoding="utf-8"?>
 <s:customData xmlns="http://www.wps.cn/officeDocument/2013/wpsCustomData" xmlns:s="http://www.wps.cn/officeDocument/2013/wpsCustomData">
   <customSectProps>
     <customSectPr/>
@@ -10224,22 +9555,18 @@
 </s:customData>
 </file>
 
-<file path=customXml/item2.xml><?xml version="1.0" encoding="utf-8"?>
-<b:Sources xmlns:b="http://schemas.openxmlformats.org/officeDocument/2006/bibliography" xmlns="http://schemas.openxmlformats.org/officeDocument/2006/bibliography" SelectedStyle="\APASixthEditionOfficeOnline.xsl" StyleName="APA" Version="6"/>
+<file path=customXml/itemProps1.xml><?xml version="1.0" encoding="utf-8"?>
+<ds:datastoreItem xmlns:ds="http://schemas.openxmlformats.org/officeDocument/2006/customXml" ds:itemID="{35107C85-4797-4801-AEFA-08DF982B5D47}">
+  <ds:schemaRefs>
+    <ds:schemaRef ds:uri="http://schemas.openxmlformats.org/officeDocument/2006/bibliography"/>
+  </ds:schemaRefs>
+</ds:datastoreItem>
 </file>
 
-<file path=customXml/itemProps1.xml><?xml version="1.0" encoding="utf-8"?>
+<file path=customXml/itemProps2.xml><?xml version="1.0" encoding="utf-8"?>
 <ds:datastoreItem xmlns:ds="http://schemas.openxmlformats.org/officeDocument/2006/customXml" ds:itemID="{B1977F7D-205B-4081-913C-38D41E755F92}">
   <ds:schemaRefs>
     <ds:schemaRef ds:uri="http://www.wps.cn/officeDocument/2013/wpsCustomData"/>
   </ds:schemaRefs>
 </ds:datastoreItem>
-</file>
-
-<file path=customXml/itemProps2.xml><?xml version="1.0" encoding="utf-8"?>
-<ds:datastoreItem xmlns:ds="http://schemas.openxmlformats.org/officeDocument/2006/customXml" ds:itemID="{35107C85-4797-4801-AEFA-08DF982B5D47}">
-  <ds:schemaRefs>
-    <ds:schemaRef ds:uri="http://schemas.openxmlformats.org/officeDocument/2006/bibliography"/>
-  </ds:schemaRefs>
-</ds:datastoreItem>
 </file>
--- a/Отчет.docx
+++ b/Отчет.docx
@@ -43,7 +43,29 @@
           <w:sz w:val="26"/>
           <w:szCs w:val="26"/>
         </w:rPr>
-        <w:t>«ЛЭТИ» им. В.И.Ульянова (Ленина)»</w:t>
+        <w:t xml:space="preserve">«ЛЭТИ» им. </w:t>
+      </w:r>
+      <w:proofErr w:type="spellStart"/>
+      <w:r>
+        <w:rPr>
+          <w:rFonts w:cs="Times New Roman"/>
+          <w:b/>
+          <w:bCs/>
+          <w:sz w:val="26"/>
+          <w:szCs w:val="26"/>
+        </w:rPr>
+        <w:t>В.И.Ульянова</w:t>
+      </w:r>
+      <w:proofErr w:type="spellEnd"/>
+      <w:r>
+        <w:rPr>
+          <w:rFonts w:cs="Times New Roman"/>
+          <w:b/>
+          <w:bCs/>
+          <w:sz w:val="26"/>
+          <w:szCs w:val="26"/>
+        </w:rPr>
+        <w:t xml:space="preserve"> (Ленина)»</w:t>
       </w:r>
     </w:p>
     <w:p>
@@ -1207,7 +1229,15 @@
               </w:rPr>
             </w:pPr>
             <w:r>
-              <w:t>Тема практики: Разработка визуализатора алгоритма Краскала на языке Java.</w:t>
+              <w:t xml:space="preserve">Тема практики: Разработка визуализатора алгоритма </w:t>
+            </w:r>
+            <w:proofErr w:type="spellStart"/>
+            <w:r>
+              <w:t>Краскала</w:t>
+            </w:r>
+            <w:proofErr w:type="spellEnd"/>
+            <w:r>
+              <w:t xml:space="preserve"> на языке Java.</w:t>
             </w:r>
           </w:p>
         </w:tc>
@@ -1241,7 +1271,21 @@
               <w:rPr>
                 <w:szCs w:val="28"/>
               </w:rPr>
-              <w:t>Командная итеративная разработка визуализатора алгоритма(ов) на Java с графическим интерфейсом.</w:t>
+              <w:t>Командная итеративная разработка визуализатора алгоритма(</w:t>
+            </w:r>
+            <w:proofErr w:type="spellStart"/>
+            <w:r>
+              <w:rPr>
+                <w:szCs w:val="28"/>
+              </w:rPr>
+              <w:t>ов</w:t>
+            </w:r>
+            <w:proofErr w:type="spellEnd"/>
+            <w:r>
+              <w:rPr>
+                <w:szCs w:val="28"/>
+              </w:rPr>
+              <w:t>) на Java с графическим интерфейсом.</w:t>
             </w:r>
           </w:p>
           <w:p>
@@ -1255,7 +1299,21 @@
               <w:rPr>
                 <w:szCs w:val="28"/>
               </w:rPr>
-              <w:t>Алгоритм: Краскала.</w:t>
+              <w:t xml:space="preserve">Алгоритм: </w:t>
+            </w:r>
+            <w:proofErr w:type="spellStart"/>
+            <w:r>
+              <w:rPr>
+                <w:szCs w:val="28"/>
+              </w:rPr>
+              <w:t>Краскала</w:t>
+            </w:r>
+            <w:proofErr w:type="spellEnd"/>
+            <w:r>
+              <w:rPr>
+                <w:szCs w:val="28"/>
+              </w:rPr>
+              <w:t>.</w:t>
             </w:r>
           </w:p>
         </w:tc>
@@ -1865,7 +1923,15 @@
         <w:pStyle w:val="a1"/>
       </w:pPr>
       <w:r>
-        <w:t>Для составления Содержания удобно использовать автоматически собираемое Оглавление — если вы корректно использовали соответствующие стили заголовков (согласно данному шаблону), то в Содержании автоматически войдут нужные разделы с номерами страниц (разделы Задание, Календарный план, Реферат, Abstract в Содержании не указываются).</w:t>
+        <w:t xml:space="preserve">Для составления Содержания удобно использовать автоматически собираемое Оглавление — если вы корректно использовали соответствующие стили заголовков (согласно данному шаблону), то в Содержании автоматически войдут нужные разделы с номерами страниц (разделы Задание, Календарный план, Реферат, </w:t>
+      </w:r>
+      <w:proofErr w:type="spellStart"/>
+      <w:r>
+        <w:t>Abstract</w:t>
+      </w:r>
+      <w:proofErr w:type="spellEnd"/>
+      <w:r>
+        <w:t xml:space="preserve"> в Содержании не указываются).</w:t>
       </w:r>
     </w:p>
     <w:p>
@@ -2410,7 +2476,15 @@
         <w:pStyle w:val="a1"/>
       </w:pPr>
       <w:r>
-        <w:t xml:space="preserve">Основной текст разделов, параметры — отступ от начала каждого абзаца 1,25 см, 14 шрифт TimesNewRoman, полуторный интервал, выравнивание по ширине, интервал перед и после абзаца нулевой. Эти настройки уже включены в стиль «Основной текст» данного документа. </w:t>
+        <w:t xml:space="preserve">Основной текст разделов, параметры — отступ от начала каждого абзаца 1,25 см, 14 шрифт </w:t>
+      </w:r>
+      <w:proofErr w:type="spellStart"/>
+      <w:r>
+        <w:t>TimesNewRoman</w:t>
+      </w:r>
+      <w:proofErr w:type="spellEnd"/>
+      <w:r>
+        <w:t xml:space="preserve">, полуторный интервал, выравнивание по ширине, интервал перед и после абзаца нулевой. Эти настройки уже включены в стиль «Основной текст» данного документа. </w:t>
       </w:r>
     </w:p>
     <w:p>
@@ -2490,12 +2564,12 @@
           <w:numId w:val="2"/>
         </w:numPr>
       </w:pPr>
-      <w:bookmarkStart w:id="3" w:name="_Toc73173349"/>
-      <w:bookmarkStart w:id="4" w:name="_Toc230206146"/>
+      <w:bookmarkStart w:id="3" w:name="_Toc230206146"/>
+      <w:bookmarkStart w:id="4" w:name="_Toc73173349"/>
       <w:r>
         <w:t>1.1 Предметная область</w:t>
       </w:r>
-      <w:bookmarkEnd w:id="4"/>
+      <w:bookmarkEnd w:id="3"/>
     </w:p>
     <w:p>
       <w:pPr>
@@ -2522,8 +2596,9 @@
           <w:bCs w:val="0"/>
           <w:kern w:val="0"/>
         </w:rPr>
-        <w:t>В рамках учебной практики по направлению ставится задача разработки программного продукта, демонстрирующего работу алгоритма Краскала в интерактивном режиме.</w:t>
-      </w:r>
+        <w:t xml:space="preserve">В рамках учебной практики по направлению ставится задача разработки программного продукта, демонстрирующего работу алгоритма </w:t>
+      </w:r>
+      <w:proofErr w:type="spellStart"/>
       <w:r>
         <w:rPr>
           <w:rFonts w:cs="Times New Roman"/>
@@ -2531,8 +2606,9 @@
           <w:bCs w:val="0"/>
           <w:kern w:val="0"/>
         </w:rPr>
-        <w:t xml:space="preserve"> </w:t>
-      </w:r>
+        <w:t>Краскала</w:t>
+      </w:r>
+      <w:proofErr w:type="spellEnd"/>
       <w:r>
         <w:rPr>
           <w:rFonts w:cs="Times New Roman"/>
@@ -2540,7 +2616,7 @@
           <w:bCs w:val="0"/>
           <w:kern w:val="0"/>
         </w:rPr>
-        <w:t xml:space="preserve">Реализация выполняется на языке </w:t>
+        <w:t xml:space="preserve"> в интерактивном режиме.</w:t>
       </w:r>
       <w:r>
         <w:rPr>
@@ -2549,7 +2625,7 @@
           <w:bCs w:val="0"/>
           <w:kern w:val="0"/>
         </w:rPr>
-        <w:t xml:space="preserve">программирования </w:t>
+        <w:t xml:space="preserve"> </w:t>
       </w:r>
       <w:r>
         <w:rPr>
@@ -2558,7 +2634,45 @@
           <w:bCs w:val="0"/>
           <w:kern w:val="0"/>
         </w:rPr>
-        <w:t>Java с использованием библиотеки JavaFX для построения графического интерфейса</w:t>
+        <w:t xml:space="preserve">Реализация выполняется на языке </w:t>
+      </w:r>
+      <w:r>
+        <w:rPr>
+          <w:rFonts w:cs="Times New Roman"/>
+          <w:b w:val="0"/>
+          <w:bCs w:val="0"/>
+          <w:kern w:val="0"/>
+        </w:rPr>
+        <w:t xml:space="preserve">программирования </w:t>
+      </w:r>
+      <w:r>
+        <w:rPr>
+          <w:rFonts w:cs="Times New Roman"/>
+          <w:b w:val="0"/>
+          <w:bCs w:val="0"/>
+          <w:kern w:val="0"/>
+        </w:rPr>
+        <w:t xml:space="preserve">Java с использованием библиотеки </w:t>
+      </w:r>
+      <w:proofErr w:type="spellStart"/>
+      <w:r>
+        <w:rPr>
+          <w:rFonts w:cs="Times New Roman"/>
+          <w:b w:val="0"/>
+          <w:bCs w:val="0"/>
+          <w:kern w:val="0"/>
+        </w:rPr>
+        <w:t>JavaFX</w:t>
+      </w:r>
+      <w:proofErr w:type="spellEnd"/>
+      <w:r>
+        <w:rPr>
+          <w:rFonts w:cs="Times New Roman"/>
+          <w:b w:val="0"/>
+          <w:bCs w:val="0"/>
+          <w:kern w:val="0"/>
+        </w:rPr>
+        <w:t xml:space="preserve"> для построения графического интерфейса</w:t>
       </w:r>
       <w:r>
         <w:rPr>
@@ -2685,10 +2799,7 @@
         <w:t>Изучение языка программирования Java </w:t>
       </w:r>
       <w:r>
-        <w:t xml:space="preserve">с помощью курса </w:t>
-      </w:r>
-      <w:r>
-        <w:t>«</w:t>
+        <w:t>с помощью курса «</w:t>
       </w:r>
       <w:r>
         <w:t>Java. Базовый курс</w:t>
@@ -2696,12 +2807,14 @@
       <w:r>
         <w:t xml:space="preserve">» на платформе </w:t>
       </w:r>
+      <w:proofErr w:type="spellStart"/>
       <w:r>
         <w:rPr>
           <w:lang w:val="en-US"/>
         </w:rPr>
         <w:t>Stepik</w:t>
       </w:r>
+      <w:proofErr w:type="spellEnd"/>
       <w:r>
         <w:t>.</w:t>
       </w:r>
@@ -2727,7 +2840,15 @@
         <w:t xml:space="preserve"> п</w:t>
       </w:r>
       <w:r>
-        <w:t>риложения для визуализации алгоритма Краскала – согласно утверждённой спецификации, которая включала:</w:t>
+        <w:t xml:space="preserve">риложения для визуализации алгоритма </w:t>
+      </w:r>
+      <w:proofErr w:type="spellStart"/>
+      <w:r>
+        <w:t>Краскала</w:t>
+      </w:r>
+      <w:proofErr w:type="spellEnd"/>
+      <w:r>
+        <w:t xml:space="preserve"> – согласно утверждённой спецификации, которая включала:</w:t>
       </w:r>
     </w:p>
     <w:p>
@@ -2839,7 +2960,15 @@
         <w:t>О</w:t>
       </w:r>
       <w:r>
-        <w:t>тображение промежуточных состояний на двух холстах (исходный граф и строящееся минимальное остовное дерево)</w:t>
+        <w:t xml:space="preserve">тображение промежуточных состояний на двух холстах (исходный граф и строящееся минимальное </w:t>
+      </w:r>
+      <w:proofErr w:type="spellStart"/>
+      <w:r>
+        <w:t>остовное</w:t>
+      </w:r>
+      <w:proofErr w:type="spellEnd"/>
+      <w:r>
+        <w:t xml:space="preserve"> дерево)</w:t>
       </w:r>
       <w:r>
         <w:t>.</w:t>
@@ -2927,7 +3056,15 @@
         <w:t xml:space="preserve"> </w:t>
       </w:r>
       <w:r>
-        <w:t>в общем репозитории (GitHub) с фиксацией всех изменений и обеспечением совместной работы членов бригады. </w:t>
+        <w:t>в общем репозитории (</w:t>
+      </w:r>
+      <w:proofErr w:type="spellStart"/>
+      <w:r>
+        <w:t>GitHub</w:t>
+      </w:r>
+      <w:proofErr w:type="spellEnd"/>
+      <w:r>
+        <w:t>) с фиксацией всех изменений и обеспечением совместной работы членов бригады. </w:t>
       </w:r>
     </w:p>
     <w:p>
@@ -2969,7 +3106,7 @@
         </w:rPr>
       </w:pPr>
       <w:bookmarkStart w:id="7" w:name="_Toc230206149"/>
-      <w:bookmarkEnd w:id="3"/>
+      <w:bookmarkEnd w:id="4"/>
       <w:r>
         <w:br w:type="page"/>
       </w:r>
@@ -3044,12 +3181,14 @@
       <w:r>
         <w:t xml:space="preserve">платформе </w:t>
       </w:r>
+      <w:proofErr w:type="spellStart"/>
       <w:r>
         <w:rPr>
           <w:lang w:val="en-US"/>
         </w:rPr>
         <w:t>Stepik</w:t>
       </w:r>
+      <w:proofErr w:type="spellEnd"/>
       <w:r>
         <w:t xml:space="preserve"> </w:t>
       </w:r>
@@ -3380,7 +3519,23 @@
         <w:tab/>
       </w:r>
       <w:r>
-        <w:t>Программа предназначена для визуализации алгоритма Краскала поиска минимального остовного дерева во взвешенном неориентированном графе. Приложение позволяет пользователю создавать графы (вручную или автоматически), запускать пошаговую визуализацию алгоритма и получать текстовые пояснения каждого шага работы алгоритма.</w:t>
+        <w:t xml:space="preserve">Программа предназначена для визуализации алгоритма </w:t>
+      </w:r>
+      <w:proofErr w:type="spellStart"/>
+      <w:r>
+        <w:t>Краскала</w:t>
+      </w:r>
+      <w:proofErr w:type="spellEnd"/>
+      <w:r>
+        <w:t xml:space="preserve"> поиска минимального </w:t>
+      </w:r>
+      <w:proofErr w:type="spellStart"/>
+      <w:r>
+        <w:t>остовного</w:t>
+      </w:r>
+      <w:proofErr w:type="spellEnd"/>
+      <w:r>
+        <w:t xml:space="preserve"> дерева во взвешенном неориентированном графе. Приложение позволяет пользователю создавать графы (вручную или автоматически), запускать пошаговую визуализацию алгоритма и получать текстовые пояснения каждого шага работы алгоритма.</w:t>
       </w:r>
     </w:p>
     <w:p>
@@ -3413,7 +3568,15 @@
       </w:pPr>
       <w:r>
         <w:tab/>
-        <w:t>Предполагается разделить интерфейс программы на несколько частей: панель управления для ввода исходного графа, поле исходного графа, поле выходных данных в виде минимального остовного дерева, панель с выводом шагов выполнения алгоритма.</w:t>
+        <w:t xml:space="preserve">Предполагается разделить интерфейс программы на несколько частей: панель управления для ввода исходного графа, поле исходного графа, поле выходных данных в виде минимального </w:t>
+      </w:r>
+      <w:proofErr w:type="spellStart"/>
+      <w:r>
+        <w:t>остовного</w:t>
+      </w:r>
+      <w:proofErr w:type="spellEnd"/>
+      <w:r>
+        <w:t xml:space="preserve"> дерева, панель с выводом шагов выполнения алгоритма.</w:t>
       </w:r>
     </w:p>
     <w:p>
@@ -3486,7 +3649,191 @@
       </w:r>
       <w:r>
         <w:tab/>
-        <w:t xml:space="preserve">В верхней части окна  должны располагаться несколько строк меню, содержащее пункты для работы с вершинами: "Add Node", "Delete Node"; пункты для работы с ребрами: "Add Edge", "Delete Edge", "Edit Weight". В правой части верхних двух строк меню будут расположены кнопки для добавления графа из файла и сохранения результата работы алгоритма в файл: "Save Graph" и "Insert Graph". Ниже кнопок для редактирования графа будут расположены кнопки для генерации случайного графа, запуска алгоритма в автоматическом и пошаговом режимах, поле задания скорости автоматического выполнения, кнопки управления шагами алгоритма и кнопка очистки результата: "Generate Graph", "Run Kruskal Auto", “Run Kruskal Manual”, “speed (ms)”, "Prev Step", "Next Step" и "Clean". Кнопка "Info" в нижней </w:t>
+        <w:t xml:space="preserve">В верхней части </w:t>
+      </w:r>
+      <w:proofErr w:type="gramStart"/>
+      <w:r>
+        <w:t>окна  должны</w:t>
+      </w:r>
+      <w:proofErr w:type="gramEnd"/>
+      <w:r>
+        <w:t xml:space="preserve"> располагаться несколько строк меню, содержащее пункты для работы с вершинами: "</w:t>
+      </w:r>
+      <w:proofErr w:type="spellStart"/>
+      <w:r>
+        <w:t>Add</w:t>
+      </w:r>
+      <w:proofErr w:type="spellEnd"/>
+      <w:r>
+        <w:t xml:space="preserve"> </w:t>
+      </w:r>
+      <w:proofErr w:type="spellStart"/>
+      <w:r>
+        <w:t>Node</w:t>
+      </w:r>
+      <w:proofErr w:type="spellEnd"/>
+      <w:r>
+        <w:t>", "</w:t>
+      </w:r>
+      <w:proofErr w:type="spellStart"/>
+      <w:r>
+        <w:t>Delete</w:t>
+      </w:r>
+      <w:proofErr w:type="spellEnd"/>
+      <w:r>
+        <w:t xml:space="preserve"> </w:t>
+      </w:r>
+      <w:proofErr w:type="spellStart"/>
+      <w:r>
+        <w:t>Node</w:t>
+      </w:r>
+      <w:proofErr w:type="spellEnd"/>
+      <w:r>
+        <w:t>"; пункты для работы с ребрами: "</w:t>
+      </w:r>
+      <w:proofErr w:type="spellStart"/>
+      <w:r>
+        <w:t>Add</w:t>
+      </w:r>
+      <w:proofErr w:type="spellEnd"/>
+      <w:r>
+        <w:t xml:space="preserve"> Edge", "</w:t>
+      </w:r>
+      <w:proofErr w:type="spellStart"/>
+      <w:r>
+        <w:t>Delete</w:t>
+      </w:r>
+      <w:proofErr w:type="spellEnd"/>
+      <w:r>
+        <w:t xml:space="preserve"> Edge", "</w:t>
+      </w:r>
+      <w:proofErr w:type="spellStart"/>
+      <w:r>
+        <w:t>Edit</w:t>
+      </w:r>
+      <w:proofErr w:type="spellEnd"/>
+      <w:r>
+        <w:t xml:space="preserve"> </w:t>
+      </w:r>
+      <w:proofErr w:type="spellStart"/>
+      <w:r>
+        <w:t>Weight</w:t>
+      </w:r>
+      <w:proofErr w:type="spellEnd"/>
+      <w:r>
+        <w:t xml:space="preserve">". В правой части верхних двух строк меню будут расположены кнопки для добавления графа из файла и сохранения результата работы алгоритма в файл: "Save </w:t>
+      </w:r>
+      <w:proofErr w:type="spellStart"/>
+      <w:r>
+        <w:t>Graph</w:t>
+      </w:r>
+      <w:proofErr w:type="spellEnd"/>
+      <w:r>
+        <w:t>" и "</w:t>
+      </w:r>
+      <w:proofErr w:type="spellStart"/>
+      <w:r>
+        <w:t>Insert</w:t>
+      </w:r>
+      <w:proofErr w:type="spellEnd"/>
+      <w:r>
+        <w:t xml:space="preserve"> </w:t>
+      </w:r>
+      <w:proofErr w:type="spellStart"/>
+      <w:r>
+        <w:t>Graph</w:t>
+      </w:r>
+      <w:proofErr w:type="spellEnd"/>
+      <w:r>
+        <w:t>". Ниже кнопок для редактирования графа будут расположены кнопки для генерации случайного графа, запуска алгоритма в автоматическом и пошаговом режимах, поле задания скорости автоматического выполнения, кнопки управления шагами алгоритма и кнопка очистки результата: "</w:t>
+      </w:r>
+      <w:proofErr w:type="spellStart"/>
+      <w:r>
+        <w:t>Generate</w:t>
+      </w:r>
+      <w:proofErr w:type="spellEnd"/>
+      <w:r>
+        <w:t xml:space="preserve"> </w:t>
+      </w:r>
+      <w:proofErr w:type="spellStart"/>
+      <w:r>
+        <w:t>Graph</w:t>
+      </w:r>
+      <w:proofErr w:type="spellEnd"/>
+      <w:r>
+        <w:t>", "</w:t>
+      </w:r>
+      <w:proofErr w:type="spellStart"/>
+      <w:r>
+        <w:t>Run</w:t>
+      </w:r>
+      <w:proofErr w:type="spellEnd"/>
+      <w:r>
+        <w:t xml:space="preserve"> </w:t>
+      </w:r>
+      <w:proofErr w:type="spellStart"/>
+      <w:r>
+        <w:t>Kruskal</w:t>
+      </w:r>
+      <w:proofErr w:type="spellEnd"/>
+      <w:r>
+        <w:t xml:space="preserve"> Auto", “</w:t>
+      </w:r>
+      <w:proofErr w:type="spellStart"/>
+      <w:r>
+        <w:t>Run</w:t>
+      </w:r>
+      <w:proofErr w:type="spellEnd"/>
+      <w:r>
+        <w:t xml:space="preserve"> </w:t>
+      </w:r>
+      <w:proofErr w:type="spellStart"/>
+      <w:r>
+        <w:t>Kruskal</w:t>
+      </w:r>
+      <w:proofErr w:type="spellEnd"/>
+      <w:r>
+        <w:t xml:space="preserve"> </w:t>
+      </w:r>
+      <w:proofErr w:type="spellStart"/>
+      <w:r>
+        <w:t>Manual</w:t>
+      </w:r>
+      <w:proofErr w:type="spellEnd"/>
+      <w:r>
+        <w:t>”, “</w:t>
+      </w:r>
+      <w:proofErr w:type="spellStart"/>
+      <w:r>
+        <w:t>speed</w:t>
+      </w:r>
+      <w:proofErr w:type="spellEnd"/>
+      <w:r>
+        <w:t xml:space="preserve"> (</w:t>
+      </w:r>
+      <w:proofErr w:type="spellStart"/>
+      <w:r>
+        <w:t>ms</w:t>
+      </w:r>
+      <w:proofErr w:type="spellEnd"/>
+      <w:r>
+        <w:t>)”, "</w:t>
+      </w:r>
+      <w:proofErr w:type="spellStart"/>
+      <w:r>
+        <w:t>Prev</w:t>
+      </w:r>
+      <w:proofErr w:type="spellEnd"/>
+      <w:r>
+        <w:t xml:space="preserve"> Step", "Next Step" и "</w:t>
+      </w:r>
+      <w:proofErr w:type="spellStart"/>
+      <w:r>
+        <w:t>Clean</w:t>
+      </w:r>
+      <w:proofErr w:type="spellEnd"/>
+      <w:r>
+        <w:t xml:space="preserve">". Кнопка "Info" в нижней </w:t>
       </w:r>
       <w:r>
         <w:lastRenderedPageBreak/>
@@ -3499,7 +3846,111 @@
         <w:ind w:left="708"/>
       </w:pPr>
       <w:r>
-        <w:t xml:space="preserve">Взаимодействие пользователя с графом осуществляется посредством режимов работы, активируемых соответствующими кнопками панели управления. Для создания вершин необходимо перейти в режим "Add Node", после чего вершины добавляются на холст "Original Graph" нажатием левой кнопки мыши в требуемых местах. Аналогичным образом работают режимы "Delete Node", "Add Edge", "Delete Edge" и "Edit Weight". Для добавления ребер необходимо перейти в режим "Add Edge" нажатием соответствующей кнопки и выбрать две вершины в качестве инцидентных ребру. Чтобы удалить вершину или ребро, необходимо перейти в желаемый режим нажатием соответствующей кнопки и нажатием ЛКМ по объекту (вершине или ребру) осуществить действие. Чтобы добавить ребру вес, нужно перейти в режим "Edit Weight", нажать на ребро и ввести желаемый вес. Функциональное назначение остальных элементов управления приведено ниже. </w:t>
+        <w:t>Взаимодействие пользователя с графом осуществляется посредством режимов работы, активируемых соответствующими кнопками панели управления. Для создания вершин необходимо перейти в режим "</w:t>
+      </w:r>
+      <w:proofErr w:type="spellStart"/>
+      <w:r>
+        <w:t>Add</w:t>
+      </w:r>
+      <w:proofErr w:type="spellEnd"/>
+      <w:r>
+        <w:t xml:space="preserve"> </w:t>
+      </w:r>
+      <w:proofErr w:type="spellStart"/>
+      <w:r>
+        <w:t>Node</w:t>
+      </w:r>
+      <w:proofErr w:type="spellEnd"/>
+      <w:r>
+        <w:t>", после чего вершины добавляются на холст "</w:t>
+      </w:r>
+      <w:proofErr w:type="spellStart"/>
+      <w:r>
+        <w:t>Original</w:t>
+      </w:r>
+      <w:proofErr w:type="spellEnd"/>
+      <w:r>
+        <w:t xml:space="preserve"> </w:t>
+      </w:r>
+      <w:proofErr w:type="spellStart"/>
+      <w:r>
+        <w:t>Graph</w:t>
+      </w:r>
+      <w:proofErr w:type="spellEnd"/>
+      <w:r>
+        <w:t>" нажатием левой кнопки мыши в требуемых местах. Аналогичным образом работают режимы "</w:t>
+      </w:r>
+      <w:proofErr w:type="spellStart"/>
+      <w:r>
+        <w:t>Delete</w:t>
+      </w:r>
+      <w:proofErr w:type="spellEnd"/>
+      <w:r>
+        <w:t xml:space="preserve"> </w:t>
+      </w:r>
+      <w:proofErr w:type="spellStart"/>
+      <w:r>
+        <w:t>Node</w:t>
+      </w:r>
+      <w:proofErr w:type="spellEnd"/>
+      <w:r>
+        <w:t>", "</w:t>
+      </w:r>
+      <w:proofErr w:type="spellStart"/>
+      <w:r>
+        <w:t>Add</w:t>
+      </w:r>
+      <w:proofErr w:type="spellEnd"/>
+      <w:r>
+        <w:t xml:space="preserve"> Edge", "</w:t>
+      </w:r>
+      <w:proofErr w:type="spellStart"/>
+      <w:r>
+        <w:t>Delete</w:t>
+      </w:r>
+      <w:proofErr w:type="spellEnd"/>
+      <w:r>
+        <w:t xml:space="preserve"> Edge" и "</w:t>
+      </w:r>
+      <w:proofErr w:type="spellStart"/>
+      <w:r>
+        <w:t>Edit</w:t>
+      </w:r>
+      <w:proofErr w:type="spellEnd"/>
+      <w:r>
+        <w:t xml:space="preserve"> </w:t>
+      </w:r>
+      <w:proofErr w:type="spellStart"/>
+      <w:r>
+        <w:t>Weight</w:t>
+      </w:r>
+      <w:proofErr w:type="spellEnd"/>
+      <w:r>
+        <w:t>". Для добавления ребер необходимо перейти в режим "</w:t>
+      </w:r>
+      <w:proofErr w:type="spellStart"/>
+      <w:r>
+        <w:t>Add</w:t>
+      </w:r>
+      <w:proofErr w:type="spellEnd"/>
+      <w:r>
+        <w:t xml:space="preserve"> Edge" нажатием соответствующей кнопки и выбрать две вершины в качестве инцидентных ребру. Чтобы удалить вершину или ребро, необходимо перейти в желаемый режим нажатием соответствующей кнопки и нажатием ЛКМ по объекту (вершине или ребру) осуществить действие. Чтобы добавить ребру вес, нужно перейти в режим "</w:t>
+      </w:r>
+      <w:proofErr w:type="spellStart"/>
+      <w:r>
+        <w:t>Edit</w:t>
+      </w:r>
+      <w:proofErr w:type="spellEnd"/>
+      <w:r>
+        <w:t xml:space="preserve"> </w:t>
+      </w:r>
+      <w:proofErr w:type="spellStart"/>
+      <w:r>
+        <w:t>Weight</w:t>
+      </w:r>
+      <w:proofErr w:type="spellEnd"/>
+      <w:r>
+        <w:t xml:space="preserve">", нажать на ребро и ввести желаемый вес. Функциональное назначение остальных элементов управления приведено ниже. </w:t>
       </w:r>
     </w:p>
     <w:p>
@@ -3508,7 +3959,47 @@
         <w:ind w:left="708"/>
       </w:pPr>
       <w:r>
-        <w:t>"Save Graph" - сохраняет текущий граф в текстовый файл. При сохранении в первой строке файла записывается количество вершин графа, а в последующих строках - список рёбер с указанием номеров соединяемых вершин и соответствующих весов. Полученный файл может быть использован для последующей загрузки графа в приложение. "Insert Graph" - загружает граф из текстового файла. После выбора файла программа считывает количество вершин и список ребер с их весами, после чего автоматически отображает загруженный граф на холсте "Original Graph".</w:t>
+        <w:t xml:space="preserve">"Save </w:t>
+      </w:r>
+      <w:proofErr w:type="spellStart"/>
+      <w:r>
+        <w:t>Graph</w:t>
+      </w:r>
+      <w:proofErr w:type="spellEnd"/>
+      <w:r>
+        <w:t>" - сохраняет текущий граф в текстовый файл. При сохранении в первой строке файла записывается количество вершин графа, а в последующих строках - список рёбер с указанием номеров соединяемых вершин и соответствующих весов. Полученный файл может быть использован для последующей загрузки графа в приложение. "</w:t>
+      </w:r>
+      <w:proofErr w:type="spellStart"/>
+      <w:r>
+        <w:t>Insert</w:t>
+      </w:r>
+      <w:proofErr w:type="spellEnd"/>
+      <w:r>
+        <w:t xml:space="preserve"> </w:t>
+      </w:r>
+      <w:proofErr w:type="spellStart"/>
+      <w:r>
+        <w:t>Graph</w:t>
+      </w:r>
+      <w:proofErr w:type="spellEnd"/>
+      <w:r>
+        <w:t>" - загружает граф из текстового файла. После выбора файла программа считывает количество вершин и список ребер с их весами, после чего автоматически отображает загруженный граф на холсте "</w:t>
+      </w:r>
+      <w:proofErr w:type="spellStart"/>
+      <w:r>
+        <w:t>Original</w:t>
+      </w:r>
+      <w:proofErr w:type="spellEnd"/>
+      <w:r>
+        <w:t xml:space="preserve"> </w:t>
+      </w:r>
+      <w:proofErr w:type="spellStart"/>
+      <w:r>
+        <w:t>Graph</w:t>
+      </w:r>
+      <w:proofErr w:type="spellEnd"/>
+      <w:r>
+        <w:t>".</w:t>
       </w:r>
     </w:p>
     <w:p>
@@ -3517,11 +4008,43 @@
         <w:ind w:left="708"/>
       </w:pPr>
       <w:r>
-        <w:t xml:space="preserve">Кнопка "Generate Graph" при нажатии создает случайный связный взвешенный граф с произвольным количеством вершин (для удобства демонстрации выбран диапазон значений 4 &lt;= N &lt;= 10), рёбер и случайными значениями весов без возможности настройки. </w:t>
+        <w:t>Кнопка "</w:t>
+      </w:r>
+      <w:proofErr w:type="spellStart"/>
+      <w:r>
+        <w:t>Generate</w:t>
+      </w:r>
+      <w:proofErr w:type="spellEnd"/>
+      <w:r>
+        <w:t xml:space="preserve"> </w:t>
+      </w:r>
+      <w:proofErr w:type="spellStart"/>
+      <w:r>
+        <w:t>Graph</w:t>
+      </w:r>
+      <w:proofErr w:type="spellEnd"/>
+      <w:r>
+        <w:t xml:space="preserve">" при нажатии создает случайный связный взвешенный граф с произвольным количеством вершин (для удобства демонстрации выбран диапазон значений 4 &lt;= N &lt;= 10), рёбер и случайными значениями весов без возможности настройки. </w:t>
       </w:r>
       <w:r>
         <w:lastRenderedPageBreak/>
-        <w:t>Координаты вершин также генерируются случайным образом в пределах области отображения холста с соблюдением минимального расстояния между вершинами, чтобы исключить их наложение друг на друга и обеспечить читаемость графа. После генерации граф отображается на холсте "Original Graph".</w:t>
+        <w:t>Координаты вершин также генерируются случайным образом в пределах области отображения холста с соблюдением минимального расстояния между вершинами, чтобы исключить их наложение друг на друга и обеспечить читаемость графа. После генерации граф отображается на холсте "</w:t>
+      </w:r>
+      <w:proofErr w:type="spellStart"/>
+      <w:r>
+        <w:t>Original</w:t>
+      </w:r>
+      <w:proofErr w:type="spellEnd"/>
+      <w:r>
+        <w:t xml:space="preserve"> </w:t>
+      </w:r>
+      <w:proofErr w:type="spellStart"/>
+      <w:r>
+        <w:t>Graph</w:t>
+      </w:r>
+      <w:proofErr w:type="spellEnd"/>
+      <w:r>
+        <w:t>".</w:t>
       </w:r>
     </w:p>
     <w:p>
@@ -3530,7 +4053,87 @@
         <w:ind w:left="708"/>
       </w:pPr>
       <w:r>
-        <w:t xml:space="preserve">После создания или загрузки графа пользователь может приступить к выполнению алгоритма Краскала. Для управления процессом выполнения алгоритма предусмотрены следующие элементы интерфейса. "Run Kruskal Auto" - запускает автоматическое выполнение алгоритма Краскала. В автоматическом режиме переход между последовательными шагами осуществляется с интервалом, задаваемым пользователем в поле ввода "speed (ms)". Значение интервала вводится в миллисекундах, по умолчанию установлено 2000 мс. В процессе выполнения на холсте "Original Graph" подсвечиваются рассматриваемые рёбра, на холсте "MST" последовательно формируется минимальное остовное дерево, а в области "Steps" отображается текстовое описание каждого выполненного шага. </w:t>
+        <w:t xml:space="preserve">После создания или загрузки графа пользователь может приступить к выполнению алгоритма </w:t>
+      </w:r>
+      <w:proofErr w:type="spellStart"/>
+      <w:r>
+        <w:t>Краскала</w:t>
+      </w:r>
+      <w:proofErr w:type="spellEnd"/>
+      <w:r>
+        <w:t>. Для управления процессом выполнения алгоритма предусмотрены следующие элементы интерфейса. "</w:t>
+      </w:r>
+      <w:proofErr w:type="spellStart"/>
+      <w:r>
+        <w:t>Run</w:t>
+      </w:r>
+      <w:proofErr w:type="spellEnd"/>
+      <w:r>
+        <w:t xml:space="preserve"> </w:t>
+      </w:r>
+      <w:proofErr w:type="spellStart"/>
+      <w:r>
+        <w:t>Kruskal</w:t>
+      </w:r>
+      <w:proofErr w:type="spellEnd"/>
+      <w:r>
+        <w:t xml:space="preserve"> Auto" - запускает автоматическое выполнение алгоритма </w:t>
+      </w:r>
+      <w:proofErr w:type="spellStart"/>
+      <w:r>
+        <w:t>Краскала</w:t>
+      </w:r>
+      <w:proofErr w:type="spellEnd"/>
+      <w:r>
+        <w:t>. В автоматическом режиме переход между последовательными шагами осуществляется с интервалом, задаваемым пользователем в поле ввода "</w:t>
+      </w:r>
+      <w:proofErr w:type="spellStart"/>
+      <w:r>
+        <w:t>speed</w:t>
+      </w:r>
+      <w:proofErr w:type="spellEnd"/>
+      <w:r>
+        <w:t xml:space="preserve"> (</w:t>
+      </w:r>
+      <w:proofErr w:type="spellStart"/>
+      <w:r>
+        <w:t>ms</w:t>
+      </w:r>
+      <w:proofErr w:type="spellEnd"/>
+      <w:r>
+        <w:t>)". Значение интервала вводится в миллисекундах, по умолчанию установлено 2000 мс. В процессе выполнения на холсте "</w:t>
+      </w:r>
+      <w:proofErr w:type="spellStart"/>
+      <w:r>
+        <w:t>Original</w:t>
+      </w:r>
+      <w:proofErr w:type="spellEnd"/>
+      <w:r>
+        <w:t xml:space="preserve"> </w:t>
+      </w:r>
+      <w:proofErr w:type="spellStart"/>
+      <w:r>
+        <w:t>Graph</w:t>
+      </w:r>
+      <w:proofErr w:type="spellEnd"/>
+      <w:r>
+        <w:t xml:space="preserve">" подсвечиваются рассматриваемые рёбра, на холсте "MST" последовательно формируется минимальное </w:t>
+      </w:r>
+      <w:proofErr w:type="spellStart"/>
+      <w:r>
+        <w:t>остовное</w:t>
+      </w:r>
+      <w:proofErr w:type="spellEnd"/>
+      <w:r>
+        <w:t xml:space="preserve"> дерево, а в области "</w:t>
+      </w:r>
+      <w:proofErr w:type="spellStart"/>
+      <w:r>
+        <w:t>Steps</w:t>
+      </w:r>
+      <w:proofErr w:type="spellEnd"/>
+      <w:r>
+        <w:t xml:space="preserve">" отображается текстовое описание каждого выполненного шага. </w:t>
       </w:r>
     </w:p>
     <w:p>
@@ -3539,7 +4142,47 @@
         <w:ind w:left="708"/>
       </w:pPr>
       <w:r>
-        <w:t>"Run Kruskal Manual" - запускает алгоритм Краскала в пошаговом (ручном) режиме. После нажатия кнопки будет выполнен первый шаг алгоритма. Продвижение алгоритма по шагам осуществляется пользователем с помощью кнопок "Next Step" и "Prev Step".</w:t>
+        <w:t>"</w:t>
+      </w:r>
+      <w:proofErr w:type="spellStart"/>
+      <w:r>
+        <w:t>Run</w:t>
+      </w:r>
+      <w:proofErr w:type="spellEnd"/>
+      <w:r>
+        <w:t xml:space="preserve"> </w:t>
+      </w:r>
+      <w:proofErr w:type="spellStart"/>
+      <w:r>
+        <w:t>Kruskal</w:t>
+      </w:r>
+      <w:proofErr w:type="spellEnd"/>
+      <w:r>
+        <w:t xml:space="preserve"> </w:t>
+      </w:r>
+      <w:proofErr w:type="spellStart"/>
+      <w:r>
+        <w:t>Manual</w:t>
+      </w:r>
+      <w:proofErr w:type="spellEnd"/>
+      <w:r>
+        <w:t xml:space="preserve">" - запускает алгоритм </w:t>
+      </w:r>
+      <w:proofErr w:type="spellStart"/>
+      <w:r>
+        <w:t>Краскала</w:t>
+      </w:r>
+      <w:proofErr w:type="spellEnd"/>
+      <w:r>
+        <w:t xml:space="preserve"> в пошаговом (ручном) режиме. После нажатия кнопки будет выполнен первый шаг алгоритма. Продвижение алгоритма по шагам осуществляется пользователем с помощью кнопок "Next Step" и "</w:t>
+      </w:r>
+      <w:proofErr w:type="spellStart"/>
+      <w:r>
+        <w:t>Prev</w:t>
+      </w:r>
+      <w:proofErr w:type="spellEnd"/>
+      <w:r>
+        <w:t xml:space="preserve"> Step".</w:t>
       </w:r>
     </w:p>
     <w:p>
@@ -3548,7 +4191,39 @@
         <w:ind w:left="708"/>
       </w:pPr>
       <w:r>
-        <w:t>"Clean" - полностью очищает рабочую область приложения. После нажатия кнопки удаляются все вершины и рёбра с холстов "Original Graph" и "MST", а также очищается панель "Steps". После очистки пользователь может создать новый граф вручную, сгенерировать случайный граф или загрузить граф из файла.</w:t>
+        <w:t>"</w:t>
+      </w:r>
+      <w:proofErr w:type="spellStart"/>
+      <w:r>
+        <w:t>Clean</w:t>
+      </w:r>
+      <w:proofErr w:type="spellEnd"/>
+      <w:r>
+        <w:t>" - полностью очищает рабочую область приложения. После нажатия кнопки удаляются все вершины и рёбра с холстов "</w:t>
+      </w:r>
+      <w:proofErr w:type="spellStart"/>
+      <w:r>
+        <w:t>Original</w:t>
+      </w:r>
+      <w:proofErr w:type="spellEnd"/>
+      <w:r>
+        <w:t xml:space="preserve"> </w:t>
+      </w:r>
+      <w:proofErr w:type="spellStart"/>
+      <w:r>
+        <w:t>Graph</w:t>
+      </w:r>
+      <w:proofErr w:type="spellEnd"/>
+      <w:r>
+        <w:t>" и "MST", а также очищается панель "</w:t>
+      </w:r>
+      <w:proofErr w:type="spellStart"/>
+      <w:r>
+        <w:t>Steps</w:t>
+      </w:r>
+      <w:proofErr w:type="spellEnd"/>
+      <w:r>
+        <w:t>". После очистки пользователь может создать новый граф вручную, сгенерировать случайный граф или загрузить граф из файла.</w:t>
       </w:r>
     </w:p>
     <w:p>
@@ -3557,11 +4232,51 @@
         <w:ind w:left="708"/>
       </w:pPr>
       <w:r>
-        <w:t xml:space="preserve">Центральную часть окна занимают три холста, расположенных горизонтально рядом друг с другом. Левый холст "Original Graph" предназначен для работы с исходным графом: на нём пользователь создаёт и редактирует граф, а также наблюдает за тем, какие рёбра </w:t>
+        <w:t>Центральную часть окна занимают три холста, расположенных горизонтально рядом друг с другом. Левый холст "</w:t>
+      </w:r>
+      <w:proofErr w:type="spellStart"/>
+      <w:r>
+        <w:t>Original</w:t>
+      </w:r>
+      <w:proofErr w:type="spellEnd"/>
+      <w:r>
+        <w:t xml:space="preserve"> </w:t>
+      </w:r>
+      <w:proofErr w:type="spellStart"/>
+      <w:r>
+        <w:t>Graph</w:t>
+      </w:r>
+      <w:proofErr w:type="spellEnd"/>
+      <w:r>
+        <w:t xml:space="preserve">" предназначен для работы с исходным графом: на нём пользователь создаёт и редактирует граф, а также наблюдает за тем, какие рёбра </w:t>
       </w:r>
       <w:r>
         <w:lastRenderedPageBreak/>
-        <w:t>рассматриваются алгоритмом в текущий момент. Второй холст "MST" используется для визуализации результата: на нём постепенно строится минимальное остовное дерево. В начале работы алгоритма на втором холсте отображаются все вершины исходного графа в тех же позициях, что и на левом холсте, но без единого ребра. По мере выполнения алгоритма на правом холсте появляются ребра, вошедшие в минимальное остовное дерево. Третий холст подписывается как "Steps" и будет служить для текстового отображения результатов работы алгоритма</w:t>
+        <w:t xml:space="preserve">рассматриваются алгоритмом в текущий момент. Второй холст "MST" используется для визуализации результата: на нём постепенно строится минимальное </w:t>
+      </w:r>
+      <w:proofErr w:type="spellStart"/>
+      <w:r>
+        <w:t>остовное</w:t>
+      </w:r>
+      <w:proofErr w:type="spellEnd"/>
+      <w:r>
+        <w:t xml:space="preserve"> дерево. В начале работы алгоритма на втором холсте отображаются все вершины исходного графа в тех же позициях, что и на левом холсте, но без единого ребра. По мере выполнения алгоритма на правом холсте появляются ребра, вошедшие в минимальное </w:t>
+      </w:r>
+      <w:proofErr w:type="spellStart"/>
+      <w:r>
+        <w:t>остовное</w:t>
+      </w:r>
+      <w:proofErr w:type="spellEnd"/>
+      <w:r>
+        <w:t xml:space="preserve"> дерево. Третий холст подписывается как "</w:t>
+      </w:r>
+      <w:proofErr w:type="spellStart"/>
+      <w:r>
+        <w:t>Steps</w:t>
+      </w:r>
+      <w:proofErr w:type="spellEnd"/>
+      <w:r>
+        <w:t>" и будет служить для текстового отображения результатов работы алгоритма</w:t>
       </w:r>
     </w:p>
     <w:p>
@@ -3779,7 +4494,23 @@
         <w:ind w:left="708"/>
       </w:pPr>
       <w:r>
-        <w:t xml:space="preserve">Визуализация алгоритма Краскала должна быть построена так, что слева пользователь видит исходный граф, а справа постепенно построение минимального остовного дерева. Такое разделение делает процесс работы алгоритма достаточно наглядным и позволяет пользователю в любой момент сравнивать исходные данные и результат работы алгоритма. </w:t>
+        <w:t xml:space="preserve">Визуализация алгоритма </w:t>
+      </w:r>
+      <w:proofErr w:type="spellStart"/>
+      <w:r>
+        <w:t>Краскала</w:t>
+      </w:r>
+      <w:proofErr w:type="spellEnd"/>
+      <w:r>
+        <w:t xml:space="preserve"> должна быть построена так, что слева пользователь видит исходный граф, а справа постепенно построение минимального </w:t>
+      </w:r>
+      <w:proofErr w:type="spellStart"/>
+      <w:r>
+        <w:t>остовного</w:t>
+      </w:r>
+      <w:proofErr w:type="spellEnd"/>
+      <w:r>
+        <w:t xml:space="preserve"> дерева. Такое разделение делает процесс работы алгоритма достаточно наглядным и позволяет пользователю в любой момент сравнивать исходные данные и результат работы алгоритма. </w:t>
       </w:r>
     </w:p>
     <w:p>
@@ -3797,11 +4528,35 @@
         <w:ind w:left="708"/>
       </w:pPr>
       <w:r>
-        <w:t xml:space="preserve">Следующим подшагом является проверка принадлежности концов ребра к различным множествам в структуре DSU. Программа </w:t>
+        <w:t xml:space="preserve">Следующим </w:t>
+      </w:r>
+      <w:proofErr w:type="spellStart"/>
+      <w:r>
+        <w:t>подшагом</w:t>
+      </w:r>
+      <w:proofErr w:type="spellEnd"/>
+      <w:r>
+        <w:t xml:space="preserve"> является проверка принадлежности концов ребра к различным множествам в структуре DSU. Программа </w:t>
       </w:r>
       <w:r>
         <w:lastRenderedPageBreak/>
-        <w:t xml:space="preserve">находит корни множеств, которым принадлежат обе вершины, и отображает эту информацию в текстовых пояснениях. Если оказывается, что концы ребра принадлежат разным множествам, то ребро включается в минимальное остовное дерево. На левом холсте такое ребро меняет свой цвет, чтобы его можно было отличить от еще не обработанных ребер. Одновременно с этим на правом холсте между соответствующими вершинами появляется новое ребро, окрашенное в зеленый цвет. Множества, которым принадлежали обе вершины, объединяются в одно, и вершины, принадлежащие объединенному множеству, получают одинаковый цвет, что позволяет визуально отслеживать процесс слияния компонентов связности. В панели логов появляется сообщение о том, что ребро добавлено в остовное дерево, и указывается обновленный суммарный вес построенной части дерева. Если же концы рассматриваемого ребра принадлежат одному и тому же множеству, то добавление этого ребра привело бы к образованию цикла, и оно отклоняется алгоритмом. На левом холсте такое ребро меняет свой цвет на красный. На правом холсте в этом случае никаких изменений не происходит. В панели логов выводится пояснение о том, что ребро отклонено. После этого алгоритм переходит к рассмотрению следующего ребра из отсортированного списка. </w:t>
+        <w:t xml:space="preserve">находит корни множеств, которым принадлежат обе вершины, и отображает эту информацию в текстовых пояснениях. Если оказывается, что концы ребра принадлежат разным множествам, то ребро включается в минимальное </w:t>
+      </w:r>
+      <w:proofErr w:type="spellStart"/>
+      <w:r>
+        <w:t>остовное</w:t>
+      </w:r>
+      <w:proofErr w:type="spellEnd"/>
+      <w:r>
+        <w:t xml:space="preserve"> дерево. На левом холсте такое ребро меняет свой цвет, чтобы его можно было отличить от еще не обработанных ребер. Одновременно с этим на правом холсте между соответствующими вершинами появляется новое ребро, окрашенное в зеленый цвет. Множества, которым принадлежали обе вершины, объединяются в одно, и вершины, принадлежащие объединенному множеству, получают одинаковый цвет, что позволяет визуально отслеживать процесс слияния компонентов связности. В панели логов появляется сообщение о том, что ребро добавлено в </w:t>
+      </w:r>
+      <w:proofErr w:type="spellStart"/>
+      <w:r>
+        <w:t>остовное</w:t>
+      </w:r>
+      <w:proofErr w:type="spellEnd"/>
+      <w:r>
+        <w:t xml:space="preserve"> дерево, и указывается обновленный суммарный вес построенной части дерева. Если же концы рассматриваемого ребра принадлежат одному и тому же множеству, то добавление этого ребра привело бы к образованию цикла, и оно отклоняется алгоритмом. На левом холсте такое ребро меняет свой цвет на красный. На правом холсте в этом случае никаких изменений не происходит. В панели логов выводится пояснение о том, что ребро отклонено. После этого алгоритм переходит к рассмотрению следующего ребра из отсортированного списка. </w:t>
       </w:r>
     </w:p>
     <w:p>
@@ -3810,11 +4565,43 @@
         <w:ind w:left="708"/>
       </w:pPr>
       <w:r>
-        <w:t xml:space="preserve">Весь описанный цикл повторяется до тех пор, пока не будут обработаны все рёбра графа или пока в остовном дереве не окажется ровно N-1 ребро, где N - количество вершин в графе. По завершении алгоритма граф на левом холсте принимает конечный вид: все рёбра, вошедшие в минимальное остовное дерево, отмечены тускло-зеленым цветом, а все отклоненные рёбра - тускло-красным. Правый холст в этот момент содержит окончательно построенное минимальное остовное дерево: все его ребра окрашены в один цвет, а вершины раскрашены по принадлежности к единому множеству (поскольку в связном графе после построения МОД все вершины оказываются в </w:t>
+        <w:t xml:space="preserve">Весь описанный цикл повторяется до тех пор, пока не будут обработаны все рёбра графа или пока в </w:t>
+      </w:r>
+      <w:proofErr w:type="spellStart"/>
+      <w:r>
+        <w:t>остовном</w:t>
+      </w:r>
+      <w:proofErr w:type="spellEnd"/>
+      <w:r>
+        <w:t xml:space="preserve"> дереве не окажется ровно N-1 ребро, где N - количество вершин в графе. По завершении алгоритма граф на левом холсте принимает конечный вид: все рёбра, вошедшие в минимальное </w:t>
+      </w:r>
+      <w:proofErr w:type="spellStart"/>
+      <w:r>
+        <w:t>остовное</w:t>
+      </w:r>
+      <w:proofErr w:type="spellEnd"/>
+      <w:r>
+        <w:t xml:space="preserve"> дерево, отмечены тускло-зеленым цветом, а все отклоненные рёбра - тускло-красным. Правый холст в этот момент содержит окончательно построенное минимальное </w:t>
+      </w:r>
+      <w:proofErr w:type="spellStart"/>
+      <w:r>
+        <w:t>остовное</w:t>
+      </w:r>
+      <w:proofErr w:type="spellEnd"/>
+      <w:r>
+        <w:t xml:space="preserve"> дерево: все его ребра окрашены в один цвет, а вершины раскрашены по принадлежности к единому множеству (поскольку в связном графе после построения МОД все вершины оказываются в </w:t>
       </w:r>
       <w:r>
         <w:lastRenderedPageBreak/>
-        <w:t>одном множестве). В панели логов выводится итоговое сообщение с общим весом построенного остовного дерева, количеством ребер в нем, а также список ребер, вошедших в него.</w:t>
+        <w:t xml:space="preserve">одном множестве). В панели логов выводится итоговое сообщение с общим весом построенного </w:t>
+      </w:r>
+      <w:proofErr w:type="spellStart"/>
+      <w:r>
+        <w:t>остовного</w:t>
+      </w:r>
+      <w:proofErr w:type="spellEnd"/>
+      <w:r>
+        <w:t xml:space="preserve"> дерева, количеством ребер в нем, а также список ребер, вошедших в него.</w:t>
       </w:r>
     </w:p>
     <w:p>
@@ -3823,7 +4610,23 @@
         <w:ind w:left="708"/>
       </w:pPr>
       <w:r>
-        <w:t>Если граф оказался несвязным, то по завершении алгоритма правый холст содержит не одно дерево, а лес из нескольких компонент связности, каждая из которых раскрашена в свой цвет. Программа дополнительно сообщает пользователю о том, что минимальное остовное дерево построить невозможно, и вместо него был построен минимальный остовный лес. На левом холсте при этом рёбра, вошедшие в лес, отмечаются зеленым, а отклоненные - красным, аналогично обычному случаю.</w:t>
+        <w:t xml:space="preserve">Если граф оказался несвязным, то по завершении алгоритма правый холст содержит не одно дерево, а лес из нескольких компонент связности, каждая из которых раскрашена в свой цвет. Программа дополнительно сообщает пользователю о том, что минимальное </w:t>
+      </w:r>
+      <w:proofErr w:type="spellStart"/>
+      <w:r>
+        <w:t>остовное</w:t>
+      </w:r>
+      <w:proofErr w:type="spellEnd"/>
+      <w:r>
+        <w:t xml:space="preserve"> дерево построить невозможно, и вместо него был построен минимальный </w:t>
+      </w:r>
+      <w:proofErr w:type="spellStart"/>
+      <w:r>
+        <w:t>остовный</w:t>
+      </w:r>
+      <w:proofErr w:type="spellEnd"/>
+      <w:r>
+        <w:t xml:space="preserve"> лес. На левом холсте при этом рёбра, вошедшие в лес, отмечаются зеленым, а отклоненные - красным, аналогично обычному случаю.</w:t>
       </w:r>
     </w:p>
     <w:p>
@@ -3832,7 +4635,39 @@
         <w:ind w:left="708"/>
       </w:pPr>
       <w:r>
-        <w:t>Пользователь имеет полный контроль над процессом визуализации. Он может запустить автоматическое воспроизведение всех шагов, поставить выполнение на паузу в любой момент, перейти к следующему шагу вручную или вернуться на один шаг назад - при возврате последнее добавленное на правый холст ребро исчезает, а состояние DSU откатывается к предыдущему. Кнопка сброса "Clean" полностью очищает рабочую область приложения. После её нажатия с холстов "Original Graph" и "MST" удаляются все вершины и рёбра, а панель "Steps" очищается от всех сообщений.</w:t>
+        <w:t>Пользователь имеет полный контроль над процессом визуализации. Он может запустить автоматическое воспроизведение всех шагов, поставить выполнение на паузу в любой момент, перейти к следующему шагу вручную или вернуться на один шаг назад - при возврате последнее добавленное на правый холст ребро исчезает, а состояние DSU откатывается к предыдущему. Кнопка сброса "</w:t>
+      </w:r>
+      <w:proofErr w:type="spellStart"/>
+      <w:r>
+        <w:t>Clean</w:t>
+      </w:r>
+      <w:proofErr w:type="spellEnd"/>
+      <w:r>
+        <w:t>" полностью очищает рабочую область приложения. После её нажатия с холстов "</w:t>
+      </w:r>
+      <w:proofErr w:type="spellStart"/>
+      <w:r>
+        <w:t>Original</w:t>
+      </w:r>
+      <w:proofErr w:type="spellEnd"/>
+      <w:r>
+        <w:t xml:space="preserve"> </w:t>
+      </w:r>
+      <w:proofErr w:type="spellStart"/>
+      <w:r>
+        <w:t>Graph</w:t>
+      </w:r>
+      <w:proofErr w:type="spellEnd"/>
+      <w:r>
+        <w:t>" и "MST" удаляются все вершины и рёбра, а панель "</w:t>
+      </w:r>
+      <w:proofErr w:type="spellStart"/>
+      <w:r>
+        <w:t>Steps</w:t>
+      </w:r>
+      <w:proofErr w:type="spellEnd"/>
+      <w:r>
+        <w:t>" очищается от всех сообщений.</w:t>
       </w:r>
     </w:p>
     <w:p>
@@ -3860,380 +4695,446 @@
           <w:sz w:val="20"/>
           <w:szCs w:val="20"/>
         </w:rPr>
-        <w:t>Алгоритм ВизуализацияКраскала(Граф G):</w:t>
-      </w:r>
-    </w:p>
-    <w:p>
-      <w:pPr>
-        <w:pStyle w:val="a1"/>
-        <w:ind w:left="708"/>
+        <w:t xml:space="preserve">Алгоритм </w:t>
+      </w:r>
+      <w:proofErr w:type="spellStart"/>
+      <w:proofErr w:type="gramStart"/>
+      <w:r>
         <w:rPr>
           <w:rFonts w:ascii="Courier New" w:eastAsia="Courier New" w:hAnsi="Courier New" w:cs="Courier New"/>
           <w:sz w:val="20"/>
           <w:szCs w:val="20"/>
         </w:rPr>
-      </w:pPr>
+        <w:t>ВизуализацияКраскала</w:t>
+      </w:r>
+      <w:proofErr w:type="spellEnd"/>
       <w:r>
         <w:rPr>
           <w:rFonts w:ascii="Courier New" w:eastAsia="Courier New" w:hAnsi="Courier New" w:cs="Courier New"/>
           <w:sz w:val="20"/>
           <w:szCs w:val="20"/>
         </w:rPr>
-        <w:t xml:space="preserve">    Отобразить граф G на левом холсте</w:t>
-      </w:r>
-    </w:p>
-    <w:p>
-      <w:pPr>
-        <w:pStyle w:val="a1"/>
-        <w:ind w:left="708"/>
+        <w:t>(</w:t>
+      </w:r>
+      <w:proofErr w:type="gramEnd"/>
+      <w:r>
         <w:rPr>
           <w:rFonts w:ascii="Courier New" w:eastAsia="Courier New" w:hAnsi="Courier New" w:cs="Courier New"/>
           <w:sz w:val="20"/>
           <w:szCs w:val="20"/>
         </w:rPr>
-      </w:pPr>
-      <w:r>
+        <w:t>Граф G):</w:t>
+      </w:r>
+    </w:p>
+    <w:p>
+      <w:pPr>
+        <w:pStyle w:val="a1"/>
+        <w:ind w:left="708"/>
         <w:rPr>
           <w:rFonts w:ascii="Courier New" w:eastAsia="Courier New" w:hAnsi="Courier New" w:cs="Courier New"/>
           <w:sz w:val="20"/>
           <w:szCs w:val="20"/>
         </w:rPr>
-        <w:t xml:space="preserve">    Отобразить все вершины G на правом холсте без рёбер</w:t>
-      </w:r>
-    </w:p>
-    <w:p>
-      <w:pPr>
-        <w:pStyle w:val="a1"/>
-        <w:ind w:left="708"/>
+      </w:pPr>
+      <w:r>
         <w:rPr>
           <w:rFonts w:ascii="Courier New" w:eastAsia="Courier New" w:hAnsi="Courier New" w:cs="Courier New"/>
           <w:sz w:val="20"/>
           <w:szCs w:val="20"/>
         </w:rPr>
-      </w:pPr>
-      <w:r>
+        <w:t xml:space="preserve">    Отобразить граф G на левом холсте</w:t>
+      </w:r>
+    </w:p>
+    <w:p>
+      <w:pPr>
+        <w:pStyle w:val="a1"/>
+        <w:ind w:left="708"/>
         <w:rPr>
           <w:rFonts w:ascii="Courier New" w:eastAsia="Courier New" w:hAnsi="Courier New" w:cs="Courier New"/>
           <w:sz w:val="20"/>
           <w:szCs w:val="20"/>
         </w:rPr>
-        <w:t xml:space="preserve">    </w:t>
-      </w:r>
-    </w:p>
-    <w:p>
-      <w:pPr>
-        <w:pStyle w:val="a1"/>
-        <w:ind w:left="708"/>
+      </w:pPr>
+      <w:r>
         <w:rPr>
           <w:rFonts w:ascii="Courier New" w:eastAsia="Courier New" w:hAnsi="Courier New" w:cs="Courier New"/>
           <w:sz w:val="20"/>
           <w:szCs w:val="20"/>
         </w:rPr>
-      </w:pPr>
-      <w:r>
+        <w:t xml:space="preserve">    Отобразить все вершины G на правом холсте без рёбер</w:t>
+      </w:r>
+    </w:p>
+    <w:p>
+      <w:pPr>
+        <w:pStyle w:val="a1"/>
+        <w:ind w:left="708"/>
         <w:rPr>
           <w:rFonts w:ascii="Courier New" w:eastAsia="Courier New" w:hAnsi="Courier New" w:cs="Courier New"/>
           <w:sz w:val="20"/>
           <w:szCs w:val="20"/>
         </w:rPr>
-        <w:t xml:space="preserve">    Отсортировать все рёбра G по весу в порядке возрастания</w:t>
-      </w:r>
-    </w:p>
-    <w:p>
-      <w:pPr>
-        <w:pStyle w:val="a1"/>
-        <w:ind w:left="708"/>
+      </w:pPr>
+      <w:r>
         <w:rPr>
           <w:rFonts w:ascii="Courier New" w:eastAsia="Courier New" w:hAnsi="Courier New" w:cs="Courier New"/>
           <w:sz w:val="20"/>
           <w:szCs w:val="20"/>
         </w:rPr>
-      </w:pPr>
-      <w:r>
+        <w:t xml:space="preserve">    </w:t>
+      </w:r>
+    </w:p>
+    <w:p>
+      <w:pPr>
+        <w:pStyle w:val="a1"/>
+        <w:ind w:left="708"/>
         <w:rPr>
           <w:rFonts w:ascii="Courier New" w:eastAsia="Courier New" w:hAnsi="Courier New" w:cs="Courier New"/>
           <w:sz w:val="20"/>
           <w:szCs w:val="20"/>
         </w:rPr>
-        <w:t xml:space="preserve">    Показать пользователю: "Рёбра отсортированы по весу"</w:t>
-      </w:r>
-    </w:p>
-    <w:p>
-      <w:pPr>
-        <w:pStyle w:val="a1"/>
-        <w:ind w:left="708"/>
+      </w:pPr>
+      <w:r>
         <w:rPr>
           <w:rFonts w:ascii="Courier New" w:eastAsia="Courier New" w:hAnsi="Courier New" w:cs="Courier New"/>
           <w:sz w:val="20"/>
           <w:szCs w:val="20"/>
         </w:rPr>
-      </w:pPr>
-      <w:r>
+        <w:t xml:space="preserve">    Отсортировать все рёбра G по весу в порядке возрастания</w:t>
+      </w:r>
+    </w:p>
+    <w:p>
+      <w:pPr>
+        <w:pStyle w:val="a1"/>
+        <w:ind w:left="708"/>
         <w:rPr>
           <w:rFonts w:ascii="Courier New" w:eastAsia="Courier New" w:hAnsi="Courier New" w:cs="Courier New"/>
           <w:sz w:val="20"/>
           <w:szCs w:val="20"/>
         </w:rPr>
-        <w:t xml:space="preserve">    </w:t>
-      </w:r>
-    </w:p>
-    <w:p>
-      <w:pPr>
-        <w:pStyle w:val="a1"/>
-        <w:ind w:left="708"/>
+      </w:pPr>
+      <w:r>
         <w:rPr>
           <w:rFonts w:ascii="Courier New" w:eastAsia="Courier New" w:hAnsi="Courier New" w:cs="Courier New"/>
           <w:sz w:val="20"/>
           <w:szCs w:val="20"/>
         </w:rPr>
-      </w:pPr>
-      <w:r>
+        <w:t xml:space="preserve">    Показать пользователю: "Рёбра отсортированы по весу"</w:t>
+      </w:r>
+    </w:p>
+    <w:p>
+      <w:pPr>
+        <w:pStyle w:val="a1"/>
+        <w:ind w:left="708"/>
         <w:rPr>
           <w:rFonts w:ascii="Courier New" w:eastAsia="Courier New" w:hAnsi="Courier New" w:cs="Courier New"/>
           <w:sz w:val="20"/>
           <w:szCs w:val="20"/>
         </w:rPr>
-        <w:t xml:space="preserve">    Для каждой вершины v в G:</w:t>
-      </w:r>
-    </w:p>
-    <w:p>
-      <w:pPr>
-        <w:pStyle w:val="a1"/>
-        <w:ind w:left="708"/>
+      </w:pPr>
+      <w:r>
         <w:rPr>
           <w:rFonts w:ascii="Courier New" w:eastAsia="Courier New" w:hAnsi="Courier New" w:cs="Courier New"/>
           <w:sz w:val="20"/>
           <w:szCs w:val="20"/>
         </w:rPr>
-      </w:pPr>
-      <w:r>
+        <w:t xml:space="preserve">    </w:t>
+      </w:r>
+    </w:p>
+    <w:p>
+      <w:pPr>
+        <w:pStyle w:val="a1"/>
+        <w:ind w:left="708"/>
         <w:rPr>
           <w:rFonts w:ascii="Courier New" w:eastAsia="Courier New" w:hAnsi="Courier New" w:cs="Courier New"/>
           <w:sz w:val="20"/>
           <w:szCs w:val="20"/>
         </w:rPr>
-        <w:t xml:space="preserve">        Создать множество {v} в структуре DSU</w:t>
-      </w:r>
-    </w:p>
-    <w:p>
-      <w:pPr>
-        <w:pStyle w:val="a1"/>
-        <w:ind w:left="708"/>
+      </w:pPr>
+      <w:r>
         <w:rPr>
           <w:rFonts w:ascii="Courier New" w:eastAsia="Courier New" w:hAnsi="Courier New" w:cs="Courier New"/>
           <w:sz w:val="20"/>
           <w:szCs w:val="20"/>
         </w:rPr>
-      </w:pPr>
-      <w:r>
+        <w:t xml:space="preserve">    Для каждой вершины v в G:</w:t>
+      </w:r>
+    </w:p>
+    <w:p>
+      <w:pPr>
+        <w:pStyle w:val="a1"/>
+        <w:ind w:left="708"/>
         <w:rPr>
           <w:rFonts w:ascii="Courier New" w:eastAsia="Courier New" w:hAnsi="Courier New" w:cs="Courier New"/>
           <w:sz w:val="20"/>
           <w:szCs w:val="20"/>
         </w:rPr>
-        <w:t xml:space="preserve">        Присвоить вершине v уникальный цвет</w:t>
-      </w:r>
-    </w:p>
-    <w:p>
-      <w:pPr>
-        <w:pStyle w:val="a1"/>
-        <w:ind w:left="708"/>
+      </w:pPr>
+      <w:r>
         <w:rPr>
           <w:rFonts w:ascii="Courier New" w:eastAsia="Courier New" w:hAnsi="Courier New" w:cs="Courier New"/>
           <w:sz w:val="20"/>
           <w:szCs w:val="20"/>
         </w:rPr>
-      </w:pPr>
-      <w:r>
+        <w:t xml:space="preserve">        Создать множество {v} в структуре DSU</w:t>
+      </w:r>
+    </w:p>
+    <w:p>
+      <w:pPr>
+        <w:pStyle w:val="a1"/>
+        <w:ind w:left="708"/>
         <w:rPr>
           <w:rFonts w:ascii="Courier New" w:eastAsia="Courier New" w:hAnsi="Courier New" w:cs="Courier New"/>
           <w:sz w:val="20"/>
           <w:szCs w:val="20"/>
         </w:rPr>
-        <w:t xml:space="preserve">    </w:t>
-      </w:r>
-    </w:p>
-    <w:p>
-      <w:pPr>
-        <w:pStyle w:val="a1"/>
-        <w:ind w:left="708"/>
+      </w:pPr>
+      <w:r>
         <w:rPr>
           <w:rFonts w:ascii="Courier New" w:eastAsia="Courier New" w:hAnsi="Courier New" w:cs="Courier New"/>
           <w:sz w:val="20"/>
           <w:szCs w:val="20"/>
         </w:rPr>
-      </w:pPr>
-      <w:r>
+        <w:t xml:space="preserve">        Присвоить вершине v уникальный цвет</w:t>
+      </w:r>
+    </w:p>
+    <w:p>
+      <w:pPr>
+        <w:pStyle w:val="a1"/>
+        <w:ind w:left="708"/>
         <w:rPr>
           <w:rFonts w:ascii="Courier New" w:eastAsia="Courier New" w:hAnsi="Courier New" w:cs="Courier New"/>
           <w:sz w:val="20"/>
           <w:szCs w:val="20"/>
         </w:rPr>
-        <w:lastRenderedPageBreak/>
-        <w:t xml:space="preserve">    Пока (существуют необработанные рёбра) и (в остовном дереве не N-1 ребро):</w:t>
-      </w:r>
-    </w:p>
-    <w:p>
-      <w:pPr>
-        <w:pStyle w:val="a1"/>
-        <w:ind w:left="708"/>
+      </w:pPr>
+      <w:r>
         <w:rPr>
           <w:rFonts w:ascii="Courier New" w:eastAsia="Courier New" w:hAnsi="Courier New" w:cs="Courier New"/>
           <w:sz w:val="20"/>
           <w:szCs w:val="20"/>
         </w:rPr>
-      </w:pPr>
-      <w:r>
+        <w:t xml:space="preserve">    </w:t>
+      </w:r>
+    </w:p>
+    <w:p>
+      <w:pPr>
+        <w:pStyle w:val="a1"/>
+        <w:ind w:left="708"/>
         <w:rPr>
           <w:rFonts w:ascii="Courier New" w:eastAsia="Courier New" w:hAnsi="Courier New" w:cs="Courier New"/>
           <w:sz w:val="20"/>
           <w:szCs w:val="20"/>
         </w:rPr>
-        <w:t xml:space="preserve">        Взять следующее ребро (u, v) с весом w</w:t>
-      </w:r>
-    </w:p>
-    <w:p>
-      <w:pPr>
-        <w:pStyle w:val="a1"/>
-        <w:ind w:left="708"/>
+      </w:pPr>
+      <w:r>
         <w:rPr>
           <w:rFonts w:ascii="Courier New" w:eastAsia="Courier New" w:hAnsi="Courier New" w:cs="Courier New"/>
           <w:sz w:val="20"/>
           <w:szCs w:val="20"/>
         </w:rPr>
-      </w:pPr>
+        <w:lastRenderedPageBreak/>
+        <w:t xml:space="preserve">    Пока (существуют необработанные рёбра) и (в </w:t>
+      </w:r>
+      <w:proofErr w:type="spellStart"/>
       <w:r>
         <w:rPr>
           <w:rFonts w:ascii="Courier New" w:eastAsia="Courier New" w:hAnsi="Courier New" w:cs="Courier New"/>
           <w:sz w:val="20"/>
           <w:szCs w:val="20"/>
         </w:rPr>
-        <w:t xml:space="preserve">        </w:t>
-      </w:r>
-    </w:p>
-    <w:p>
-      <w:pPr>
-        <w:pStyle w:val="a1"/>
-        <w:ind w:left="708"/>
+        <w:t>остовном</w:t>
+      </w:r>
+      <w:proofErr w:type="spellEnd"/>
+      <w:r>
         <w:rPr>
           <w:rFonts w:ascii="Courier New" w:eastAsia="Courier New" w:hAnsi="Courier New" w:cs="Courier New"/>
           <w:sz w:val="20"/>
           <w:szCs w:val="20"/>
         </w:rPr>
-      </w:pPr>
-      <w:r>
+        <w:t xml:space="preserve"> дереве не N-1 ребро):</w:t>
+      </w:r>
+    </w:p>
+    <w:p>
+      <w:pPr>
+        <w:pStyle w:val="a1"/>
+        <w:ind w:left="708"/>
         <w:rPr>
           <w:rFonts w:ascii="Courier New" w:eastAsia="Courier New" w:hAnsi="Courier New" w:cs="Courier New"/>
           <w:sz w:val="20"/>
           <w:szCs w:val="20"/>
         </w:rPr>
-        <w:t xml:space="preserve">        Показать пользователю: "Рассматриваем ребро (u, v) с весом w"</w:t>
-      </w:r>
-    </w:p>
-    <w:p>
-      <w:pPr>
-        <w:pStyle w:val="a1"/>
-        <w:ind w:left="708"/>
+      </w:pPr>
+      <w:r>
         <w:rPr>
           <w:rFonts w:ascii="Courier New" w:eastAsia="Courier New" w:hAnsi="Courier New" w:cs="Courier New"/>
           <w:sz w:val="20"/>
           <w:szCs w:val="20"/>
         </w:rPr>
-      </w:pPr>
-      <w:r>
+        <w:t xml:space="preserve">        Взять следующее ребро (u, v) с весом w</w:t>
+      </w:r>
+    </w:p>
+    <w:p>
+      <w:pPr>
+        <w:pStyle w:val="a1"/>
+        <w:ind w:left="708"/>
         <w:rPr>
           <w:rFonts w:ascii="Courier New" w:eastAsia="Courier New" w:hAnsi="Courier New" w:cs="Courier New"/>
           <w:sz w:val="20"/>
           <w:szCs w:val="20"/>
         </w:rPr>
-        <w:t xml:space="preserve">        Выделить ребро (u, v) на левом холсте </w:t>
-      </w:r>
-    </w:p>
-    <w:p>
-      <w:pPr>
-        <w:pStyle w:val="a1"/>
-        <w:ind w:left="708"/>
+      </w:pPr>
+      <w:r>
         <w:rPr>
           <w:rFonts w:ascii="Courier New" w:eastAsia="Courier New" w:hAnsi="Courier New" w:cs="Courier New"/>
           <w:sz w:val="20"/>
           <w:szCs w:val="20"/>
         </w:rPr>
-      </w:pPr>
-      <w:r>
+        <w:t xml:space="preserve">        </w:t>
+      </w:r>
+    </w:p>
+    <w:p>
+      <w:pPr>
+        <w:pStyle w:val="a1"/>
+        <w:ind w:left="708"/>
         <w:rPr>
           <w:rFonts w:ascii="Courier New" w:eastAsia="Courier New" w:hAnsi="Courier New" w:cs="Courier New"/>
           <w:sz w:val="20"/>
           <w:szCs w:val="20"/>
         </w:rPr>
-        <w:t xml:space="preserve">        </w:t>
-      </w:r>
-    </w:p>
-    <w:p>
-      <w:pPr>
-        <w:pStyle w:val="a1"/>
-        <w:ind w:left="708"/>
+      </w:pPr>
+      <w:r>
         <w:rPr>
           <w:rFonts w:ascii="Courier New" w:eastAsia="Courier New" w:hAnsi="Courier New" w:cs="Courier New"/>
           <w:sz w:val="20"/>
           <w:szCs w:val="20"/>
         </w:rPr>
-      </w:pPr>
-      <w:r>
+        <w:t xml:space="preserve">        Показать пользователю: "Рассматриваем ребро (u, v) с весом w"</w:t>
+      </w:r>
+    </w:p>
+    <w:p>
+      <w:pPr>
+        <w:pStyle w:val="a1"/>
+        <w:ind w:left="708"/>
         <w:rPr>
           <w:rFonts w:ascii="Courier New" w:eastAsia="Courier New" w:hAnsi="Courier New" w:cs="Courier New"/>
           <w:sz w:val="20"/>
           <w:szCs w:val="20"/>
         </w:rPr>
-        <w:t xml:space="preserve">        Найти корень множества для u: rootU</w:t>
-      </w:r>
-    </w:p>
-    <w:p>
-      <w:pPr>
-        <w:pStyle w:val="a1"/>
-        <w:ind w:left="708"/>
+      </w:pPr>
+      <w:r>
         <w:rPr>
           <w:rFonts w:ascii="Courier New" w:eastAsia="Courier New" w:hAnsi="Courier New" w:cs="Courier New"/>
           <w:sz w:val="20"/>
           <w:szCs w:val="20"/>
         </w:rPr>
-      </w:pPr>
-      <w:r>
+        <w:t xml:space="preserve">        Выделить ребро (u, v) на левом холсте </w:t>
+      </w:r>
+    </w:p>
+    <w:p>
+      <w:pPr>
+        <w:pStyle w:val="a1"/>
+        <w:ind w:left="708"/>
         <w:rPr>
           <w:rFonts w:ascii="Courier New" w:eastAsia="Courier New" w:hAnsi="Courier New" w:cs="Courier New"/>
           <w:sz w:val="20"/>
           <w:szCs w:val="20"/>
         </w:rPr>
-        <w:t xml:space="preserve">        Найти корень множества для v: rootV</w:t>
-      </w:r>
-    </w:p>
-    <w:p>
-      <w:pPr>
-        <w:pStyle w:val="a1"/>
-        <w:ind w:left="708"/>
+      </w:pPr>
+      <w:r>
         <w:rPr>
           <w:rFonts w:ascii="Courier New" w:eastAsia="Courier New" w:hAnsi="Courier New" w:cs="Courier New"/>
           <w:sz w:val="20"/>
           <w:szCs w:val="20"/>
         </w:rPr>
-      </w:pPr>
-      <w:r>
+        <w:t xml:space="preserve">        </w:t>
+      </w:r>
+    </w:p>
+    <w:p>
+      <w:pPr>
+        <w:pStyle w:val="a1"/>
+        <w:ind w:left="708"/>
         <w:rPr>
           <w:rFonts w:ascii="Courier New" w:eastAsia="Courier New" w:hAnsi="Courier New" w:cs="Courier New"/>
           <w:sz w:val="20"/>
           <w:szCs w:val="20"/>
         </w:rPr>
-        <w:t xml:space="preserve">        </w:t>
-      </w:r>
-    </w:p>
-    <w:p>
-      <w:pPr>
-        <w:pStyle w:val="a1"/>
-        <w:ind w:left="708"/>
+      </w:pPr>
+      <w:r>
         <w:rPr>
           <w:rFonts w:ascii="Courier New" w:eastAsia="Courier New" w:hAnsi="Courier New" w:cs="Courier New"/>
           <w:sz w:val="20"/>
           <w:szCs w:val="20"/>
         </w:rPr>
+        <w:t xml:space="preserve">        Найти корень множества для u: </w:t>
+      </w:r>
+      <w:proofErr w:type="spellStart"/>
+      <w:r>
+        <w:rPr>
+          <w:rFonts w:ascii="Courier New" w:eastAsia="Courier New" w:hAnsi="Courier New" w:cs="Courier New"/>
+          <w:sz w:val="20"/>
+          <w:szCs w:val="20"/>
+        </w:rPr>
+        <w:t>rootU</w:t>
+      </w:r>
+      <w:proofErr w:type="spellEnd"/>
+    </w:p>
+    <w:p>
+      <w:pPr>
+        <w:pStyle w:val="a1"/>
+        <w:ind w:left="708"/>
+        <w:rPr>
+          <w:rFonts w:ascii="Courier New" w:eastAsia="Courier New" w:hAnsi="Courier New" w:cs="Courier New"/>
+          <w:sz w:val="20"/>
+          <w:szCs w:val="20"/>
+        </w:rPr>
+      </w:pPr>
+      <w:r>
+        <w:rPr>
+          <w:rFonts w:ascii="Courier New" w:eastAsia="Courier New" w:hAnsi="Courier New" w:cs="Courier New"/>
+          <w:sz w:val="20"/>
+          <w:szCs w:val="20"/>
+        </w:rPr>
+        <w:t xml:space="preserve">        Найти корень множества для v: </w:t>
+      </w:r>
+      <w:proofErr w:type="spellStart"/>
+      <w:r>
+        <w:rPr>
+          <w:rFonts w:ascii="Courier New" w:eastAsia="Courier New" w:hAnsi="Courier New" w:cs="Courier New"/>
+          <w:sz w:val="20"/>
+          <w:szCs w:val="20"/>
+        </w:rPr>
+        <w:t>rootV</w:t>
+      </w:r>
+      <w:proofErr w:type="spellEnd"/>
+    </w:p>
+    <w:p>
+      <w:pPr>
+        <w:pStyle w:val="a1"/>
+        <w:ind w:left="708"/>
+        <w:rPr>
+          <w:rFonts w:ascii="Courier New" w:eastAsia="Courier New" w:hAnsi="Courier New" w:cs="Courier New"/>
+          <w:sz w:val="20"/>
+          <w:szCs w:val="20"/>
+        </w:rPr>
+      </w:pPr>
+      <w:r>
+        <w:rPr>
+          <w:rFonts w:ascii="Courier New" w:eastAsia="Courier New" w:hAnsi="Courier New" w:cs="Courier New"/>
+          <w:sz w:val="20"/>
+          <w:szCs w:val="20"/>
+        </w:rPr>
+        <w:t xml:space="preserve">        </w:t>
+      </w:r>
+    </w:p>
+    <w:p>
+      <w:pPr>
+        <w:pStyle w:val="a1"/>
+        <w:ind w:left="708"/>
+        <w:rPr>
+          <w:rFonts w:ascii="Courier New" w:eastAsia="Courier New" w:hAnsi="Courier New" w:cs="Courier New"/>
+          <w:sz w:val="20"/>
+          <w:szCs w:val="20"/>
+        </w:rPr>
       </w:pPr>
       <w:r>
         <w:rPr>
@@ -4241,7 +5142,25 @@
           <w:sz w:val="20"/>
           <w:szCs w:val="20"/>
         </w:rPr>
-        <w:t xml:space="preserve">        Если rootU </w:t>
+        <w:t xml:space="preserve">        Если </w:t>
+      </w:r>
+      <w:proofErr w:type="spellStart"/>
+      <w:r>
+        <w:rPr>
+          <w:rFonts w:ascii="Gungsuh" w:eastAsia="Gungsuh" w:hAnsi="Gungsuh" w:cs="Gungsuh"/>
+          <w:sz w:val="20"/>
+          <w:szCs w:val="20"/>
+        </w:rPr>
+        <w:t>rootU</w:t>
+      </w:r>
+      <w:proofErr w:type="spellEnd"/>
+      <w:r>
+        <w:rPr>
+          <w:rFonts w:ascii="Gungsuh" w:eastAsia="Gungsuh" w:hAnsi="Gungsuh" w:cs="Gungsuh"/>
+          <w:sz w:val="20"/>
+          <w:szCs w:val="20"/>
+        </w:rPr>
+        <w:t xml:space="preserve"> </w:t>
       </w:r>
       <w:r>
         <w:rPr>
@@ -4257,7 +5176,25 @@
           <w:sz w:val="20"/>
           <w:szCs w:val="20"/>
         </w:rPr>
-        <w:t xml:space="preserve"> rootV:</w:t>
+        <w:t xml:space="preserve"> </w:t>
+      </w:r>
+      <w:proofErr w:type="spellStart"/>
+      <w:r>
+        <w:rPr>
+          <w:rFonts w:ascii="Gungsuh" w:eastAsia="Gungsuh" w:hAnsi="Gungsuh" w:cs="Gungsuh"/>
+          <w:sz w:val="20"/>
+          <w:szCs w:val="20"/>
+        </w:rPr>
+        <w:t>rootV</w:t>
+      </w:r>
+      <w:proofErr w:type="spellEnd"/>
+      <w:r>
+        <w:rPr>
+          <w:rFonts w:ascii="Gungsuh" w:eastAsia="Gungsuh" w:hAnsi="Gungsuh" w:cs="Gungsuh"/>
+          <w:sz w:val="20"/>
+          <w:szCs w:val="20"/>
+        </w:rPr>
+        <w:t>:</w:t>
       </w:r>
     </w:p>
     <w:p>
@@ -4295,26 +5232,25 @@
           <w:sz w:val="20"/>
           <w:szCs w:val="20"/>
         </w:rPr>
-        <w:t xml:space="preserve">            Добавить ребро (u, v) в минимальное остовное дерево</w:t>
-      </w:r>
-    </w:p>
-    <w:p>
-      <w:pPr>
-        <w:pStyle w:val="a1"/>
-        <w:ind w:left="708"/>
+        <w:t xml:space="preserve">            Добавить ребро (u, v) в минимальное </w:t>
+      </w:r>
+      <w:proofErr w:type="spellStart"/>
+      <w:r>
         <w:rPr>
           <w:rFonts w:ascii="Courier New" w:eastAsia="Courier New" w:hAnsi="Courier New" w:cs="Courier New"/>
           <w:sz w:val="20"/>
           <w:szCs w:val="20"/>
         </w:rPr>
-      </w:pPr>
+        <w:t>остовное</w:t>
+      </w:r>
+      <w:proofErr w:type="spellEnd"/>
       <w:r>
         <w:rPr>
           <w:rFonts w:ascii="Courier New" w:eastAsia="Courier New" w:hAnsi="Courier New" w:cs="Courier New"/>
           <w:sz w:val="20"/>
           <w:szCs w:val="20"/>
         </w:rPr>
-        <w:t xml:space="preserve">            Объединить множества rootU и rootV</w:t>
+        <w:t xml:space="preserve"> дерево</w:t>
       </w:r>
     </w:p>
     <w:p>
@@ -4333,120 +5269,167 @@
           <w:sz w:val="20"/>
           <w:szCs w:val="20"/>
         </w:rPr>
-        <w:t xml:space="preserve">            Нарисовать ребро (u, v) на правом холсте </w:t>
-      </w:r>
-    </w:p>
-    <w:p>
-      <w:pPr>
-        <w:pStyle w:val="a1"/>
-        <w:ind w:left="708"/>
+        <w:t xml:space="preserve">            Объединить множества </w:t>
+      </w:r>
+      <w:proofErr w:type="spellStart"/>
+      <w:r>
         <w:rPr>
           <w:rFonts w:ascii="Courier New" w:eastAsia="Courier New" w:hAnsi="Courier New" w:cs="Courier New"/>
           <w:sz w:val="20"/>
           <w:szCs w:val="20"/>
         </w:rPr>
-      </w:pPr>
+        <w:t>rootU</w:t>
+      </w:r>
+      <w:proofErr w:type="spellEnd"/>
       <w:r>
         <w:rPr>
           <w:rFonts w:ascii="Courier New" w:eastAsia="Courier New" w:hAnsi="Courier New" w:cs="Courier New"/>
           <w:sz w:val="20"/>
           <w:szCs w:val="20"/>
         </w:rPr>
-        <w:t xml:space="preserve">            Обновить цвета вершин в объединённом множестве</w:t>
-      </w:r>
-    </w:p>
-    <w:p>
-      <w:pPr>
-        <w:pStyle w:val="a1"/>
-        <w:ind w:left="708"/>
+        <w:t xml:space="preserve"> и </w:t>
+      </w:r>
+      <w:proofErr w:type="spellStart"/>
+      <w:r>
         <w:rPr>
           <w:rFonts w:ascii="Courier New" w:eastAsia="Courier New" w:hAnsi="Courier New" w:cs="Courier New"/>
           <w:sz w:val="20"/>
           <w:szCs w:val="20"/>
         </w:rPr>
-      </w:pPr>
-      <w:r>
+        <w:t>rootV</w:t>
+      </w:r>
+      <w:proofErr w:type="spellEnd"/>
+    </w:p>
+    <w:p>
+      <w:pPr>
+        <w:pStyle w:val="a1"/>
+        <w:ind w:left="708"/>
         <w:rPr>
           <w:rFonts w:ascii="Courier New" w:eastAsia="Courier New" w:hAnsi="Courier New" w:cs="Courier New"/>
           <w:sz w:val="20"/>
           <w:szCs w:val="20"/>
         </w:rPr>
-        <w:t xml:space="preserve">            Увеличить общий вес дерева на w</w:t>
-      </w:r>
-    </w:p>
-    <w:p>
-      <w:pPr>
-        <w:pStyle w:val="a1"/>
-        <w:ind w:left="708"/>
+      </w:pPr>
+      <w:r>
         <w:rPr>
           <w:rFonts w:ascii="Courier New" w:eastAsia="Courier New" w:hAnsi="Courier New" w:cs="Courier New"/>
           <w:sz w:val="20"/>
           <w:szCs w:val="20"/>
         </w:rPr>
-      </w:pPr>
-      <w:r>
+        <w:t xml:space="preserve">            Нарисовать ребро (u, v) на правом холсте </w:t>
+      </w:r>
+    </w:p>
+    <w:p>
+      <w:pPr>
+        <w:pStyle w:val="a1"/>
+        <w:ind w:left="708"/>
         <w:rPr>
           <w:rFonts w:ascii="Courier New" w:eastAsia="Courier New" w:hAnsi="Courier New" w:cs="Courier New"/>
           <w:sz w:val="20"/>
           <w:szCs w:val="20"/>
         </w:rPr>
-        <w:t xml:space="preserve">        Иначе:</w:t>
-      </w:r>
-    </w:p>
-    <w:p>
-      <w:pPr>
-        <w:pStyle w:val="a1"/>
-        <w:ind w:left="708"/>
+      </w:pPr>
+      <w:r>
         <w:rPr>
           <w:rFonts w:ascii="Courier New" w:eastAsia="Courier New" w:hAnsi="Courier New" w:cs="Courier New"/>
           <w:sz w:val="20"/>
           <w:szCs w:val="20"/>
         </w:rPr>
-      </w:pPr>
-      <w:r>
+        <w:t xml:space="preserve">            Обновить цвета вершин в объединённом множестве</w:t>
+      </w:r>
+    </w:p>
+    <w:p>
+      <w:pPr>
+        <w:pStyle w:val="a1"/>
+        <w:ind w:left="708"/>
         <w:rPr>
           <w:rFonts w:ascii="Courier New" w:eastAsia="Courier New" w:hAnsi="Courier New" w:cs="Courier New"/>
           <w:sz w:val="20"/>
           <w:szCs w:val="20"/>
         </w:rPr>
-        <w:t xml:space="preserve">            Показать пользователю: "Вершины в одном множестве, ребро образует цикл"</w:t>
-      </w:r>
-    </w:p>
-    <w:p>
-      <w:pPr>
-        <w:pStyle w:val="a1"/>
-        <w:ind w:left="708"/>
+      </w:pPr>
+      <w:r>
         <w:rPr>
           <w:rFonts w:ascii="Courier New" w:eastAsia="Courier New" w:hAnsi="Courier New" w:cs="Courier New"/>
           <w:sz w:val="20"/>
           <w:szCs w:val="20"/>
         </w:rPr>
-      </w:pPr>
-      <w:r>
+        <w:t xml:space="preserve">            Увеличить общий вес дерева на w</w:t>
+      </w:r>
+    </w:p>
+    <w:p>
+      <w:pPr>
+        <w:pStyle w:val="a1"/>
+        <w:ind w:left="708"/>
         <w:rPr>
           <w:rFonts w:ascii="Courier New" w:eastAsia="Courier New" w:hAnsi="Courier New" w:cs="Courier New"/>
           <w:sz w:val="20"/>
           <w:szCs w:val="20"/>
         </w:rPr>
-        <w:t xml:space="preserve">            Отметить ребро (u, v) на левом холсте    </w:t>
-      </w:r>
-    </w:p>
-    <w:p>
-      <w:pPr>
-        <w:pStyle w:val="a1"/>
-        <w:ind w:left="708"/>
+      </w:pPr>
+      <w:r>
         <w:rPr>
           <w:rFonts w:ascii="Courier New" w:eastAsia="Courier New" w:hAnsi="Courier New" w:cs="Courier New"/>
           <w:sz w:val="20"/>
           <w:szCs w:val="20"/>
         </w:rPr>
-      </w:pPr>
-      <w:r>
+        <w:t xml:space="preserve">        Иначе:</w:t>
+      </w:r>
+    </w:p>
+    <w:p>
+      <w:pPr>
+        <w:pStyle w:val="a1"/>
+        <w:ind w:left="708"/>
         <w:rPr>
           <w:rFonts w:ascii="Courier New" w:eastAsia="Courier New" w:hAnsi="Courier New" w:cs="Courier New"/>
           <w:sz w:val="20"/>
           <w:szCs w:val="20"/>
         </w:rPr>
+      </w:pPr>
+      <w:r>
+        <w:rPr>
+          <w:rFonts w:ascii="Courier New" w:eastAsia="Courier New" w:hAnsi="Courier New" w:cs="Courier New"/>
+          <w:sz w:val="20"/>
+          <w:szCs w:val="20"/>
+        </w:rPr>
+        <w:t xml:space="preserve">            Показать пользователю: "Вершины в одном множестве, ребро образует цикл"</w:t>
+      </w:r>
+    </w:p>
+    <w:p>
+      <w:pPr>
+        <w:pStyle w:val="a1"/>
+        <w:ind w:left="708"/>
+        <w:rPr>
+          <w:rFonts w:ascii="Courier New" w:eastAsia="Courier New" w:hAnsi="Courier New" w:cs="Courier New"/>
+          <w:sz w:val="20"/>
+          <w:szCs w:val="20"/>
+        </w:rPr>
+      </w:pPr>
+      <w:r>
+        <w:rPr>
+          <w:rFonts w:ascii="Courier New" w:eastAsia="Courier New" w:hAnsi="Courier New" w:cs="Courier New"/>
+          <w:sz w:val="20"/>
+          <w:szCs w:val="20"/>
+        </w:rPr>
+        <w:t xml:space="preserve">            Отметить ребро (u, v) на левом холсте    </w:t>
+      </w:r>
+    </w:p>
+    <w:p>
+      <w:pPr>
+        <w:pStyle w:val="a1"/>
+        <w:ind w:left="708"/>
+        <w:rPr>
+          <w:rFonts w:ascii="Courier New" w:eastAsia="Courier New" w:hAnsi="Courier New" w:cs="Courier New"/>
+          <w:sz w:val="20"/>
+          <w:szCs w:val="20"/>
+        </w:rPr>
+      </w:pPr>
+      <w:r>
+        <w:rPr>
+          <w:rFonts w:ascii="Courier New" w:eastAsia="Courier New" w:hAnsi="Courier New" w:cs="Courier New"/>
+          <w:sz w:val="20"/>
+          <w:szCs w:val="20"/>
+        </w:rPr>
         <w:t xml:space="preserve">    Показать пользователю: "Алгоритм завершён. Вес дерева: W, Количество ребер: E, Список ребер: &lt;ребро1, ребро2 …&gt;"</w:t>
       </w:r>
     </w:p>
@@ -4508,25 +5491,62 @@
       <w:r>
         <w:t xml:space="preserve">К 15 июля планируется подготовить первую версию приложения. В ней будет реализована возможность генерации случайного графа, загрузка графа из файла (в том числе для проверки входных данных), запуск алгоритма </w:t>
       </w:r>
+      <w:proofErr w:type="spellStart"/>
       <w:r>
         <w:lastRenderedPageBreak/>
-        <w:t>Краскала без пошаговой реализации (алгоритм запускается нажатием кнопки и сразу выдает результат - минимальное остовное дерево, на соответствующем холсте). В поле для сообщений выводится список отсортированных ребер и итоговый результат - общий вес построенного дерева, список ребер и их количество. После завершения реализации будет проведено тестирование первой версии и исправление выявленных ошибок.</w:t>
-      </w:r>
-    </w:p>
-    <w:p>
-      <w:pPr>
-        <w:pStyle w:val="a1"/>
-      </w:pPr>
-      <w:r>
-        <w:t>К 17 июля планируется подготовить вторую версию приложения. На этом этапе будет добавлено сохранение графа в файл и автоматический режим выполнения алгоритма с возможностью задания скорости визуализации. Будет реализована пошаговая визуализация построения минимального остовного дерева с текстовыми пояснениями, а также кнопка "Clean", предназначенная для полной очистки рабочей области приложения. После завершения реализации будет проведено тестирование второй версии и устранение выявленных недостатков.</w:t>
-      </w:r>
-    </w:p>
-    <w:p>
-      <w:pPr>
-        <w:pStyle w:val="a1"/>
-      </w:pPr>
-      <w:r>
-        <w:t>К 18 июля будет подготовлена финальная версия приложения. На данном этапе планируется реализовать ручной ввод графа пользователем с помощью редактора, а также добавить кнопку "Info" с краткой справкой по работе с программой и описанием алгоритма Краскала. После этого будет проведено итоговое тестирование, исправление выявленных ошибок и подготовка пользовательской документации.</w:t>
+        <w:t>Краскала</w:t>
+      </w:r>
+      <w:proofErr w:type="spellEnd"/>
+      <w:r>
+        <w:t xml:space="preserve"> без пошаговой реализации (алгоритм запускается нажатием кнопки и сразу выдает результат - минимальное </w:t>
+      </w:r>
+      <w:proofErr w:type="spellStart"/>
+      <w:r>
+        <w:t>остовное</w:t>
+      </w:r>
+      <w:proofErr w:type="spellEnd"/>
+      <w:r>
+        <w:t xml:space="preserve"> дерево, на соответствующем холсте). В поле для сообщений выводится список отсортированных ребер и итоговый результат - общий вес построенного дерева, список ребер и их количество. После завершения реализации будет проведено тестирование первой версии и исправление выявленных ошибок.</w:t>
+      </w:r>
+    </w:p>
+    <w:p>
+      <w:pPr>
+        <w:pStyle w:val="a1"/>
+      </w:pPr>
+      <w:r>
+        <w:t xml:space="preserve">К 17 июля планируется подготовить вторую версию приложения. На этом этапе будет добавлено сохранение графа в файл и автоматический режим выполнения алгоритма с возможностью задания скорости визуализации. Будет реализована пошаговая визуализация построения минимального </w:t>
+      </w:r>
+      <w:proofErr w:type="spellStart"/>
+      <w:r>
+        <w:t>остовного</w:t>
+      </w:r>
+      <w:proofErr w:type="spellEnd"/>
+      <w:r>
+        <w:t xml:space="preserve"> дерева с текстовыми пояснениями, а также кнопка "</w:t>
+      </w:r>
+      <w:proofErr w:type="spellStart"/>
+      <w:r>
+        <w:t>Clean</w:t>
+      </w:r>
+      <w:proofErr w:type="spellEnd"/>
+      <w:r>
+        <w:t>", предназначенная для полной очистки рабочей области приложения. После завершения реализации будет проведено тестирование второй версии и устранение выявленных недостатков.</w:t>
+      </w:r>
+    </w:p>
+    <w:p>
+      <w:pPr>
+        <w:pStyle w:val="a1"/>
+      </w:pPr>
+      <w:r>
+        <w:t xml:space="preserve">К 18 июля будет подготовлена финальная версия приложения. На данном этапе планируется реализовать ручной ввод графа пользователем с помощью редактора, а также добавить кнопку "Info" с краткой справкой по работе с программой и описанием алгоритма </w:t>
+      </w:r>
+      <w:proofErr w:type="spellStart"/>
+      <w:r>
+        <w:t>Краскала</w:t>
+      </w:r>
+      <w:proofErr w:type="spellEnd"/>
+      <w:r>
+        <w:t>. После этого будет проведено итоговое тестирование, исправление выявленных ошибок и подготовка пользовательской документации.</w:t>
       </w:r>
     </w:p>
     <w:p>
@@ -4542,7 +5562,15 @@
         <w:pStyle w:val="a1"/>
       </w:pPr>
       <w:r>
-        <w:t xml:space="preserve">Первый участник бригады - Харитонов Вадим Сергеевич. Отвечает за реализацию алгоритма Краскала, разработку структуры непересекающихся множеств (DSU), а также логики пошагового выполнения алгоритма. </w:t>
+        <w:t xml:space="preserve">Первый участник бригады - Харитонов Вадим Сергеевич. Отвечает за реализацию алгоритма </w:t>
+      </w:r>
+      <w:proofErr w:type="spellStart"/>
+      <w:r>
+        <w:t>Краскала</w:t>
+      </w:r>
+      <w:proofErr w:type="spellEnd"/>
+      <w:r>
+        <w:t xml:space="preserve">, разработку структуры непересекающихся множеств (DSU), а также логики пошагового выполнения алгоритма. </w:t>
       </w:r>
     </w:p>
     <w:p>
@@ -4737,7 +5765,15 @@
         <w:t xml:space="preserve"> задать параметры генерации графов</w:t>
       </w:r>
       <w:r>
-        <w:t xml:space="preserve">, такие как количество вершин и количество ребер. Во-вторых, требуется доработать визуализацию построения минимального остовного дерева: </w:t>
+        <w:t xml:space="preserve">, такие как количество вершин и количество ребер. Во-вторых, требуется доработать визуализацию построения минимального </w:t>
+      </w:r>
+      <w:proofErr w:type="spellStart"/>
+      <w:r>
+        <w:t>остовного</w:t>
+      </w:r>
+      <w:proofErr w:type="spellEnd"/>
+      <w:r>
+        <w:t xml:space="preserve"> дерева: </w:t>
       </w:r>
       <w:r>
         <w:t xml:space="preserve">на этапе рассмотрения очередного ребра алгоритмом оно должно временно отображаться на </w:t>
@@ -4777,22 +5813,434 @@
         <w:pStyle w:val="a1"/>
       </w:pPr>
       <w:r>
-        <w:t>Описание процесса решения задачи №3</w:t>
-      </w:r>
-      <w:r>
-        <w:t xml:space="preserve"> (в частности, следует описать, насколько процесс разработки шёл в соответствии с ранее определённым планом)</w:t>
-      </w:r>
-      <w:r>
-        <w:t>, реализованные или использованные классы / модули / сервисы и т.д.</w:t>
-      </w:r>
+        <w:t>Разработка приложения велась в строгом соответствии с утверждённым планом, предусматривающим итерационн</w:t>
+      </w:r>
+      <w:r>
+        <w:t xml:space="preserve">ую реализацию </w:t>
+      </w:r>
+      <w:r>
+        <w:t xml:space="preserve">функциональности. </w:t>
+      </w:r>
+      <w:r>
+        <w:t xml:space="preserve">  </w:t>
+      </w:r>
+    </w:p>
+    <w:p>
+      <w:pPr>
+        <w:pStyle w:val="a1"/>
+      </w:pPr>
+      <w:r>
+        <w:lastRenderedPageBreak/>
+        <w:t>Процесс включал четыре основных этапа</w:t>
+      </w:r>
+      <w:r>
+        <w:t>. П</w:t>
+      </w:r>
+      <w:r>
+        <w:t>рототип</w:t>
+      </w:r>
+      <w:r>
+        <w:t xml:space="preserve">, представляющий собой </w:t>
+      </w:r>
+      <w:r>
+        <w:t>приложение с графическим интерфейсом</w:t>
+      </w:r>
+      <w:r>
+        <w:t>, без реализации основных функций. П</w:t>
+      </w:r>
+      <w:r>
+        <w:t>ер</w:t>
+      </w:r>
+      <w:r>
+        <w:t>вая</w:t>
+      </w:r>
+      <w:r>
+        <w:t xml:space="preserve"> верси</w:t>
+      </w:r>
+      <w:r>
+        <w:t xml:space="preserve">я, </w:t>
+      </w:r>
+      <w:r>
+        <w:t>включающая</w:t>
+      </w:r>
+      <w:r>
+        <w:t xml:space="preserve"> генерацию случайного графа</w:t>
+      </w:r>
+      <w:r>
+        <w:t xml:space="preserve">, </w:t>
+      </w:r>
+      <w:r>
+        <w:t xml:space="preserve">загрузку графа из файла, запуск алгоритма </w:t>
+      </w:r>
+      <w:proofErr w:type="spellStart"/>
+      <w:r>
+        <w:t>Краскала</w:t>
+      </w:r>
+      <w:proofErr w:type="spellEnd"/>
+      <w:r>
+        <w:t xml:space="preserve"> без пошаговой реализации</w:t>
+      </w:r>
+      <w:r>
+        <w:t>. В</w:t>
+      </w:r>
+      <w:r>
+        <w:t>т</w:t>
+      </w:r>
+      <w:r>
+        <w:t>орая</w:t>
+      </w:r>
+      <w:r>
+        <w:t xml:space="preserve"> верси</w:t>
+      </w:r>
+      <w:r>
+        <w:t>я, включающая сохранение графа в файл, возможность задать скорость анимации автоматического режима выполнения алгоритма, режим пошагового выполнения алгоритма, возможность полной очистки рабочей области</w:t>
+      </w:r>
+      <w:r>
+        <w:t>. Ф</w:t>
+      </w:r>
+      <w:r>
+        <w:t>инальн</w:t>
+      </w:r>
+      <w:r>
+        <w:t>ая</w:t>
+      </w:r>
+      <w:r>
+        <w:t xml:space="preserve"> верси</w:t>
+      </w:r>
+      <w:r>
+        <w:t>я</w:t>
+      </w:r>
+      <w:r>
+        <w:t xml:space="preserve">, в которой были реализованы ручной </w:t>
+      </w:r>
+      <w:r>
+        <w:t>ввод</w:t>
+      </w:r>
+      <w:r>
+        <w:t xml:space="preserve"> графа</w:t>
+      </w:r>
+      <w:r>
+        <w:t xml:space="preserve"> пользователем</w:t>
+      </w:r>
+      <w:r>
+        <w:t xml:space="preserve"> и </w:t>
+      </w:r>
+      <w:r>
+        <w:t xml:space="preserve">функция вывода </w:t>
+      </w:r>
+      <w:r>
+        <w:t>справочн</w:t>
+      </w:r>
+      <w:r>
+        <w:t>ой</w:t>
+      </w:r>
+      <w:r>
+        <w:t xml:space="preserve"> информаци</w:t>
+      </w:r>
+      <w:r>
+        <w:t>и</w:t>
+      </w:r>
+      <w:r>
+        <w:t>. Каждый этап завершался тестированием и</w:t>
+      </w:r>
+      <w:r>
+        <w:t xml:space="preserve"> </w:t>
+      </w:r>
+      <w:r>
+        <w:t>уточнением требований, что позволило своевременно выявлять и исправлять недостатки. Таким образом, фактический ход разработки полностью соответствовал запланированным срокам и объёму работ.</w:t>
+      </w:r>
+    </w:p>
+    <w:p>
+      <w:pPr>
+        <w:pStyle w:val="a1"/>
+      </w:pPr>
+      <w:r>
+        <w:t>Архитектура приложения включает следующие основные модули.</w:t>
+      </w:r>
+      <w:r>
+        <w:t xml:space="preserve"> </w:t>
+      </w:r>
+      <w:r>
+        <w:t xml:space="preserve">Модуль </w:t>
+      </w:r>
+      <w:proofErr w:type="spellStart"/>
+      <w:r>
+        <w:t>algorithm</w:t>
+      </w:r>
+      <w:proofErr w:type="spellEnd"/>
+      <w:r>
+        <w:t xml:space="preserve"> содержит реализацию алгоритма </w:t>
+      </w:r>
+      <w:proofErr w:type="spellStart"/>
+      <w:r>
+        <w:t>Краскала</w:t>
+      </w:r>
+      <w:proofErr w:type="spellEnd"/>
+      <w:r>
+        <w:t xml:space="preserve"> и сопутствующие структуры. Класс </w:t>
+      </w:r>
+      <w:proofErr w:type="spellStart"/>
+      <w:r>
+        <w:t>KruskalAlgorithm</w:t>
+      </w:r>
+      <w:proofErr w:type="spellEnd"/>
+      <w:r>
+        <w:t xml:space="preserve"> выполняет основной алгоритм, возвращая последовательность шагов для визуализации. Класс DSU реализует систему непересекающихся множеств с объединением по рангу и сжатием путей, используемую для проверки образования циклов. Классы </w:t>
+      </w:r>
+      <w:proofErr w:type="spellStart"/>
+      <w:r>
+        <w:t>AlgorithmStep</w:t>
+      </w:r>
+      <w:proofErr w:type="spellEnd"/>
+      <w:r>
+        <w:t xml:space="preserve"> и </w:t>
+      </w:r>
+      <w:proofErr w:type="spellStart"/>
+      <w:r>
+        <w:t>VisualizationStep</w:t>
+      </w:r>
+      <w:proofErr w:type="spellEnd"/>
+      <w:r>
+        <w:t xml:space="preserve"> представляют состояния алгоритма на каждом шаге (рассматриваемое ребро, статусы всех рёбер, цвета вершин и текстовое описание). Перечисление </w:t>
+      </w:r>
+      <w:proofErr w:type="spellStart"/>
+      <w:r>
+        <w:t>EdgeStatus</w:t>
+      </w:r>
+      <w:proofErr w:type="spellEnd"/>
+      <w:r>
+        <w:t xml:space="preserve"> определяет возможные состояния ребра: необработанное, текущее, добавленное, отклонённое.</w:t>
+      </w:r>
+    </w:p>
+    <w:p>
+      <w:pPr>
+        <w:pStyle w:val="a1"/>
+      </w:pPr>
+      <w:r>
+        <w:t xml:space="preserve">Модуль </w:t>
+      </w:r>
+      <w:proofErr w:type="spellStart"/>
+      <w:r>
+        <w:t>model</w:t>
+      </w:r>
+      <w:proofErr w:type="spellEnd"/>
+      <w:r>
+        <w:t xml:space="preserve"> предоставляет предметные классы для описания графа. Класс </w:t>
+      </w:r>
+      <w:proofErr w:type="spellStart"/>
+      <w:r>
+        <w:t>Node</w:t>
+      </w:r>
+      <w:proofErr w:type="spellEnd"/>
+      <w:r>
+        <w:t xml:space="preserve"> хранит идентификатор и координаты вершины. Класс Edge содержит ссылки на две инцидентные вершины и вес ребра, реализует интерфейс </w:t>
+      </w:r>
+      <w:proofErr w:type="spellStart"/>
+      <w:r>
+        <w:t>Comparable</w:t>
+      </w:r>
+      <w:proofErr w:type="spellEnd"/>
+      <w:r>
+        <w:t xml:space="preserve"> для сортировки по весу. Класс </w:t>
+      </w:r>
+      <w:proofErr w:type="spellStart"/>
+      <w:r>
+        <w:t>Graph</w:t>
+      </w:r>
+      <w:proofErr w:type="spellEnd"/>
+      <w:r>
+        <w:t xml:space="preserve"> агрегирует списки вершин и рёбер, предоставляет методы для их добавления, удаления и поиска.</w:t>
+      </w:r>
+    </w:p>
+    <w:p>
+      <w:pPr>
+        <w:pStyle w:val="a1"/>
+      </w:pPr>
+      <w:r>
+        <w:lastRenderedPageBreak/>
+        <w:t xml:space="preserve">Модуль </w:t>
+      </w:r>
+      <w:proofErr w:type="spellStart"/>
+      <w:r>
+        <w:t>visualisation</w:t>
+      </w:r>
+      <w:proofErr w:type="spellEnd"/>
+      <w:r>
+        <w:t xml:space="preserve"> представлен классом </w:t>
+      </w:r>
+      <w:proofErr w:type="spellStart"/>
+      <w:r>
+        <w:t>GraphRenderer</w:t>
+      </w:r>
+      <w:proofErr w:type="spellEnd"/>
+      <w:r>
+        <w:t xml:space="preserve">, который отвечает за отрисовку графа и текущего состояния алгоритма на холстах. Он принимает объект </w:t>
+      </w:r>
+      <w:proofErr w:type="spellStart"/>
+      <w:r>
+        <w:t>VisualizationStep</w:t>
+      </w:r>
+      <w:proofErr w:type="spellEnd"/>
+      <w:r>
+        <w:t xml:space="preserve"> и отображает вершины с соответствующими цветами, рёбра с учётом их статусов (необработанные, текущие, добавленные, отклонённые), а также строит минимальное </w:t>
+      </w:r>
+      <w:proofErr w:type="spellStart"/>
+      <w:r>
+        <w:t>остовное</w:t>
+      </w:r>
+      <w:proofErr w:type="spellEnd"/>
+      <w:r>
+        <w:t xml:space="preserve"> дерево на правом холсте.</w:t>
+      </w:r>
+    </w:p>
+    <w:p>
+      <w:pPr>
+        <w:pStyle w:val="a1"/>
+      </w:pPr>
+      <w:r>
+        <w:t xml:space="preserve">Модуль </w:t>
+      </w:r>
+      <w:proofErr w:type="spellStart"/>
+      <w:r>
+        <w:t>controller</w:t>
+      </w:r>
+      <w:proofErr w:type="spellEnd"/>
+      <w:r>
+        <w:t xml:space="preserve"> связывает графический интерфейс с логикой приложения. Класс </w:t>
+      </w:r>
+      <w:proofErr w:type="spellStart"/>
+      <w:r>
+        <w:t>MainController</w:t>
+      </w:r>
+      <w:proofErr w:type="spellEnd"/>
+      <w:r>
+        <w:t xml:space="preserve"> является контроллером FXML-разметки, обрабатывает нажатия кнопок, управляет загрузкой и генерацией графов, запуском алгоритма в ручном и автоматическом режимах, а также синхронизирует состояние между компонентами. Класс </w:t>
+      </w:r>
+      <w:proofErr w:type="spellStart"/>
+      <w:r>
+        <w:t>AutoPlayer</w:t>
+      </w:r>
+      <w:proofErr w:type="spellEnd"/>
+      <w:r>
+        <w:t xml:space="preserve"> реализует автоматическое воспроизведение шагов алгоритма с заданной скоростью, используя </w:t>
+      </w:r>
+      <w:proofErr w:type="spellStart"/>
+      <w:r>
+        <w:t>Timeline</w:t>
+      </w:r>
+      <w:proofErr w:type="spellEnd"/>
+      <w:r>
+        <w:t xml:space="preserve"> </w:t>
+      </w:r>
+      <w:proofErr w:type="spellStart"/>
+      <w:r>
+        <w:t>JavaFX</w:t>
+      </w:r>
+      <w:proofErr w:type="spellEnd"/>
+      <w:r>
+        <w:t>, и поддерживает паузу и возобновление.</w:t>
+      </w:r>
+    </w:p>
+    <w:p>
+      <w:pPr>
+        <w:pStyle w:val="a1"/>
+      </w:pPr>
+      <w:r>
+        <w:t xml:space="preserve">Модуль </w:t>
+      </w:r>
+      <w:proofErr w:type="spellStart"/>
+      <w:r>
+        <w:t>io</w:t>
+      </w:r>
+      <w:proofErr w:type="spellEnd"/>
+      <w:r>
+        <w:t xml:space="preserve"> обеспечивает файловый ввод-вывод. Класс </w:t>
+      </w:r>
+      <w:proofErr w:type="spellStart"/>
+      <w:r>
+        <w:t>GraphFileReader</w:t>
+      </w:r>
+      <w:proofErr w:type="spellEnd"/>
+      <w:r>
+        <w:t xml:space="preserve"> читает граф из текстового файла, поддерживая два формата: с координатами вершин (с маркером COORDS) и без них (в этом случае координаты генерируются автоматически). Класс </w:t>
+      </w:r>
+      <w:proofErr w:type="spellStart"/>
+      <w:r>
+        <w:t>GraphFileWriter</w:t>
+      </w:r>
+      <w:proofErr w:type="spellEnd"/>
+      <w:r>
+        <w:t xml:space="preserve"> сохраняет граф в файл с координатами, что обеспечивает воспроизводимость расположения вершин при последующей загрузке.</w:t>
+      </w:r>
+    </w:p>
+    <w:p>
+      <w:pPr>
+        <w:pStyle w:val="a1"/>
+      </w:pPr>
+      <w:r>
+        <w:t xml:space="preserve">Модуль </w:t>
+      </w:r>
+      <w:proofErr w:type="spellStart"/>
+      <w:r>
+        <w:t>util</w:t>
+      </w:r>
+      <w:proofErr w:type="spellEnd"/>
+      <w:r>
+        <w:t xml:space="preserve"> содержит вспомогательные утилиты. Класс </w:t>
+      </w:r>
+      <w:proofErr w:type="spellStart"/>
+      <w:r>
+        <w:t>GraphGenerator</w:t>
+      </w:r>
+      <w:proofErr w:type="spellEnd"/>
+      <w:r>
+        <w:t xml:space="preserve"> создаёт случайный связный взвешенный граф с заданным количеством вершин и рёбер, автоматически размещая вершины на холсте с соблюдением минимального расстояния. Класс </w:t>
+      </w:r>
+      <w:proofErr w:type="spellStart"/>
+      <w:r>
+        <w:t>Logger</w:t>
+      </w:r>
+      <w:proofErr w:type="spellEnd"/>
+      <w:r>
+        <w:t xml:space="preserve"> обеспечивает вывод текстовых пояснений в панель </w:t>
+      </w:r>
+      <w:proofErr w:type="spellStart"/>
+      <w:r>
+        <w:t>Steps</w:t>
+      </w:r>
+      <w:proofErr w:type="spellEnd"/>
+      <w:r>
+        <w:t xml:space="preserve">, включая отсортированный список рёбер, описание каждого шага и итоговый результат. Класс </w:t>
+      </w:r>
+      <w:proofErr w:type="spellStart"/>
+      <w:r>
+        <w:t>ColorGenerator</w:t>
+      </w:r>
+      <w:proofErr w:type="spellEnd"/>
+      <w:r>
+        <w:t xml:space="preserve"> генерирует равномерно распределённые цвета для вершин на основе золотого сечения, что позволяет визуально различать компоненты связности в процессе работы алгоритма.</w:t>
+      </w:r>
+    </w:p>
+    <w:p>
+      <w:pPr>
+        <w:pStyle w:val="a1"/>
+      </w:pPr>
     </w:p>
     <w:p>
       <w:pPr>
         <w:pStyle w:val="4"/>
       </w:pPr>
       <w:r>
+        <w:t>2.3.1. Структуры данных</w:t>
+      </w:r>
+    </w:p>
+    <w:p>
+      <w:pPr>
+        <w:pStyle w:val="4"/>
+      </w:pPr>
+      <w:r>
         <w:lastRenderedPageBreak/>
-        <w:t>2.3.1. Структуры данных</w:t>
+        <w:t>2.3.2. Основные методы</w:t>
       </w:r>
       <w:r>
         <w:rPr>
@@ -4829,20 +6277,7 @@
         <w:pStyle w:val="4"/>
       </w:pPr>
       <w:r>
-        <w:t>2.3.2. Основные методы</w:t>
-      </w:r>
-      <w:r>
-        <w:rPr>
-          <w:rFonts w:cs="Times New Roman"/>
-        </w:rPr>
-        <w:t xml:space="preserve"> </w:t>
-      </w:r>
-      <w:r>
-        <w:rPr>
-          <w:rFonts w:cs="Times New Roman"/>
-          <w:color w:val="EE0000"/>
-        </w:rPr>
-        <w:t>(заголовок четвертого уровня)</w:t>
+        <w:t>2.3.3. Тестирование</w:t>
       </w:r>
     </w:p>
     <w:p>
@@ -4858,78 +6293,86 @@
           <w:bCs/>
           <w:color w:val="000000" w:themeColor="text1"/>
         </w:rPr>
-        <w:t>…</w:t>
-      </w:r>
-    </w:p>
-    <w:p>
-      <w:pPr>
-        <w:pStyle w:val="4"/>
-      </w:pPr>
-      <w:r>
-        <w:t>2.3.3. Тестирование</w:t>
-      </w:r>
-    </w:p>
-    <w:p>
-      <w:pPr>
-        <w:pStyle w:val="a1"/>
+        <w:t>2.3.3</w:t>
+      </w:r>
+      <w:r>
         <w:rPr>
           <w:bCs/>
           <w:color w:val="000000" w:themeColor="text1"/>
         </w:rPr>
-      </w:pPr>
-      <w:r>
+        <w:t>.1. План тестирования</w:t>
+      </w:r>
+    </w:p>
+    <w:p>
+      <w:pPr>
+        <w:pStyle w:val="a1"/>
+        <w:rPr>
+          <w:b/>
+          <w:color w:val="000000" w:themeColor="text1"/>
+        </w:rPr>
+      </w:pPr>
+      <w:r>
+        <w:rPr>
+          <w:b/>
+          <w:color w:val="000000" w:themeColor="text1"/>
+        </w:rPr>
+        <w:t>Контекст тестирования</w:t>
+      </w:r>
+    </w:p>
+    <w:p>
+      <w:pPr>
+        <w:pStyle w:val="a1"/>
+        <w:ind w:firstLine="0"/>
         <w:rPr>
           <w:bCs/>
           <w:color w:val="000000" w:themeColor="text1"/>
         </w:rPr>
-        <w:t>2.3.3</w:t>
-      </w:r>
+      </w:pPr>
       <w:r>
         <w:rPr>
           <w:bCs/>
           <w:color w:val="000000" w:themeColor="text1"/>
         </w:rPr>
-        <w:t>.1. План тестирования</w:t>
-      </w:r>
-    </w:p>
-    <w:p>
-      <w:pPr>
-        <w:pStyle w:val="a1"/>
-        <w:rPr>
-          <w:b/>
-          <w:color w:val="000000" w:themeColor="text1"/>
-        </w:rPr>
-      </w:pPr>
-      <w:r>
-        <w:rPr>
-          <w:b/>
-          <w:color w:val="000000" w:themeColor="text1"/>
-        </w:rPr>
-        <w:t>Контекст тестирования</w:t>
-      </w:r>
-    </w:p>
-    <w:p>
-      <w:pPr>
-        <w:pStyle w:val="a1"/>
-        <w:ind w:firstLine="0"/>
+        <w:tab/>
+      </w:r>
+      <w:r>
         <w:rPr>
           <w:bCs/>
           <w:color w:val="000000" w:themeColor="text1"/>
         </w:rPr>
-      </w:pPr>
+        <w:t xml:space="preserve">Данный план тестирования охватывает основные этапы проверки приложения для визуализации алгоритма </w:t>
+      </w:r>
+      <w:proofErr w:type="spellStart"/>
       <w:r>
         <w:rPr>
           <w:bCs/>
           <w:color w:val="000000" w:themeColor="text1"/>
         </w:rPr>
-        <w:tab/>
-      </w:r>
+        <w:t>Краскала</w:t>
+      </w:r>
+      <w:proofErr w:type="spellEnd"/>
       <w:r>
         <w:rPr>
           <w:bCs/>
           <w:color w:val="000000" w:themeColor="text1"/>
         </w:rPr>
-        <w:t>Данный план тестирования охватывает основные этапы проверки приложения для визуализации алгоритма Краскала. В рамках тестирования выполняется проверка отдельных модулей программы, корректности их совместной работы, а также тестирование приложения в целом. Основное внимание уделяется проверке правильности работы алгоритма Краскала, функций создания и редактирования графа, загрузки и сохранения данных, а также визуализации выполнения алгоритма и пользовательского интерфейса.</w:t>
+        <w:t xml:space="preserve">. В рамках тестирования выполняется проверка отдельных модулей программы, корректности их совместной работы, а также тестирование приложения в целом. Основное внимание уделяется проверке правильности работы алгоритма </w:t>
+      </w:r>
+      <w:proofErr w:type="spellStart"/>
+      <w:r>
+        <w:rPr>
+          <w:bCs/>
+          <w:color w:val="000000" w:themeColor="text1"/>
+        </w:rPr>
+        <w:t>Краскала</w:t>
+      </w:r>
+      <w:proofErr w:type="spellEnd"/>
+      <w:r>
+        <w:rPr>
+          <w:bCs/>
+          <w:color w:val="000000" w:themeColor="text1"/>
+        </w:rPr>
+        <w:t>, функций создания и редактирования графа, загрузки и сохранения данных, а также визуализации выполнения алгоритма и пользовательского интерфейса.</w:t>
       </w:r>
     </w:p>
     <w:p>
@@ -5056,7 +6499,15 @@
         <w:ind w:left="709" w:firstLine="0"/>
       </w:pPr>
       <w:r>
-        <w:t>Модуль реализации алгоритма Краскала.</w:t>
+        <w:t xml:space="preserve">Модуль реализации алгоритма </w:t>
+      </w:r>
+      <w:proofErr w:type="spellStart"/>
+      <w:r>
+        <w:t>Краскала</w:t>
+      </w:r>
+      <w:proofErr w:type="spellEnd"/>
+      <w:r>
+        <w:t>.</w:t>
       </w:r>
     </w:p>
     <w:p>
@@ -5123,11 +6574,27 @@
         <w:pStyle w:val="a1"/>
       </w:pPr>
       <w:r>
-        <w:t xml:space="preserve">Область тестирования включает функциональное тестирование приложения, модульное тестирование отдельных компонентов и </w:t>
+        <w:t xml:space="preserve">Область тестирования включает функциональное тестирование приложения, модульное тестирование отдельных компонентов и интеграционное тестирование их совместной работы. Проверяется корректность реализации алгоритма </w:t>
+      </w:r>
+      <w:proofErr w:type="spellStart"/>
+      <w:r>
+        <w:t>Краскала</w:t>
+      </w:r>
+      <w:proofErr w:type="spellEnd"/>
+      <w:r>
+        <w:t xml:space="preserve">, создание и редактирование </w:t>
       </w:r>
       <w:r>
         <w:lastRenderedPageBreak/>
-        <w:t>интеграционное тестирование их совместной работы. Проверяется корректность реализации алгоритма Краскала, создание и редактирование графов, загрузка и сохранение графов в файл, генерация случайного графа, работа автоматического и пошагового режимов визуализации, корректность отображения минимального остовного дерева, вывод текстовых пояснений, а также функционирование пользовательского интерфейса.</w:t>
+        <w:t xml:space="preserve">графов, загрузка и сохранение графов в файл, генерация случайного графа, работа автоматического и пошагового режимов визуализации, корректность отображения минимального </w:t>
+      </w:r>
+      <w:proofErr w:type="spellStart"/>
+      <w:r>
+        <w:t>остовного</w:t>
+      </w:r>
+      <w:proofErr w:type="spellEnd"/>
+      <w:r>
+        <w:t xml:space="preserve"> дерева, вывод текстовых пояснений, а также функционирование пользовательского интерфейса.</w:t>
       </w:r>
     </w:p>
     <w:p>
@@ -5170,7 +6637,23 @@
         <w:ind w:left="709" w:firstLine="0"/>
       </w:pPr>
       <w:r>
-        <w:t>Некорректная работа алгоритма Краскала, приводящая к построению неправильного минимального остовного дерева.</w:t>
+        <w:t xml:space="preserve">Некорректная работа алгоритма </w:t>
+      </w:r>
+      <w:proofErr w:type="spellStart"/>
+      <w:r>
+        <w:t>Краскала</w:t>
+      </w:r>
+      <w:proofErr w:type="spellEnd"/>
+      <w:r>
+        <w:t xml:space="preserve">, приводящая к построению неправильного минимального </w:t>
+      </w:r>
+      <w:proofErr w:type="spellStart"/>
+      <w:r>
+        <w:t>остовного</w:t>
+      </w:r>
+      <w:proofErr w:type="spellEnd"/>
+      <w:r>
+        <w:t xml:space="preserve"> дерева.</w:t>
       </w:r>
     </w:p>
     <w:p>
@@ -5266,7 +6749,15 @@
         <w:ind w:left="709" w:firstLine="0"/>
       </w:pPr>
       <w:r>
-        <w:t>Сложности при интеграфии отдельных компонентов приложения (графический интерфейс, работа с файлами).</w:t>
+        <w:t xml:space="preserve">Сложности при </w:t>
+      </w:r>
+      <w:proofErr w:type="spellStart"/>
+      <w:r>
+        <w:t>интеграфии</w:t>
+      </w:r>
+      <w:proofErr w:type="spellEnd"/>
+      <w:r>
+        <w:t xml:space="preserve"> отдельных компонентов приложения (графический интерфейс, работа с файлами).</w:t>
       </w:r>
     </w:p>
     <w:p>
@@ -5351,8 +6842,28 @@
         <w:rPr>
           <w:rFonts w:eastAsia="Times New Roman"/>
         </w:rPr>
+        <w:t xml:space="preserve">Типы тестов: проверка корректности работы отдельных модулей программы: алгоритма </w:t>
+      </w:r>
+      <w:proofErr w:type="spellStart"/>
+      <w:r>
+        <w:rPr>
+          <w:rFonts w:eastAsia="Times New Roman"/>
+        </w:rPr>
+        <w:t>Краскала</w:t>
+      </w:r>
+      <w:proofErr w:type="spellEnd"/>
+      <w:r>
+        <w:rPr>
+          <w:rFonts w:eastAsia="Times New Roman"/>
+        </w:rPr>
+        <w:t xml:space="preserve">, структуры DSU, </w:t>
+      </w:r>
+      <w:r>
+        <w:rPr>
+          <w:rFonts w:eastAsia="Times New Roman"/>
+        </w:rPr>
         <w:lastRenderedPageBreak/>
-        <w:t>Типы тестов: проверка корректности работы отдельных модулей программы: алгоритма Краскала, структуры DSU, работы с файлами, генерации графов и элементов пользовательского интерфейса.</w:t>
+        <w:t>работы с файлами, генерации графов и элементов пользовательского интерфейса.</w:t>
       </w:r>
     </w:p>
     <w:p>
@@ -5403,7 +6914,21 @@
         <w:rPr>
           <w:rFonts w:eastAsia="Times New Roman"/>
         </w:rPr>
-        <w:t>проверка взаимодействия между основными компонентами программы: алгоритма Краскала и системы визуализации, графического редактора и структуры данных графа, модулей загрузки/сохранения файлов и обработки входных данных.</w:t>
+        <w:t xml:space="preserve">проверка взаимодействия между основными компонентами программы: алгоритма </w:t>
+      </w:r>
+      <w:proofErr w:type="spellStart"/>
+      <w:r>
+        <w:rPr>
+          <w:rFonts w:eastAsia="Times New Roman"/>
+        </w:rPr>
+        <w:t>Краскала</w:t>
+      </w:r>
+      <w:proofErr w:type="spellEnd"/>
+      <w:r>
+        <w:rPr>
+          <w:rFonts w:eastAsia="Times New Roman"/>
+        </w:rPr>
+        <w:t xml:space="preserve"> и системы визуализации, графического редактора и структуры данных графа, модулей загрузки/сохранения файлов и обработки входных данных.</w:t>
       </w:r>
     </w:p>
     <w:p>
@@ -5457,7 +6982,35 @@
         <w:rPr>
           <w:rFonts w:eastAsia="Times New Roman"/>
         </w:rPr>
-        <w:t>Типы тестов: проверка работы программы в целом, включая выполнение алгоритма Краскала, корректность построения минимального остовного дерева, работу режимов автоматической и пошаговой визуализации, пользовательского интерфейса и обработки различных входных данных.</w:t>
+        <w:t xml:space="preserve">Типы тестов: проверка работы программы в целом, включая выполнение алгоритма </w:t>
+      </w:r>
+      <w:proofErr w:type="spellStart"/>
+      <w:r>
+        <w:rPr>
+          <w:rFonts w:eastAsia="Times New Roman"/>
+        </w:rPr>
+        <w:t>Краскала</w:t>
+      </w:r>
+      <w:proofErr w:type="spellEnd"/>
+      <w:r>
+        <w:rPr>
+          <w:rFonts w:eastAsia="Times New Roman"/>
+        </w:rPr>
+        <w:t xml:space="preserve">, корректность построения минимального </w:t>
+      </w:r>
+      <w:proofErr w:type="spellStart"/>
+      <w:r>
+        <w:rPr>
+          <w:rFonts w:eastAsia="Times New Roman"/>
+        </w:rPr>
+        <w:t>остовного</w:t>
+      </w:r>
+      <w:proofErr w:type="spellEnd"/>
+      <w:r>
+        <w:rPr>
+          <w:rFonts w:eastAsia="Times New Roman"/>
+        </w:rPr>
+        <w:t xml:space="preserve"> дерева, работу режимов автоматической и пошаговой визуализации, пользовательского интерфейса и обработки различных входных данных.</w:t>
       </w:r>
     </w:p>
     <w:p>
@@ -5573,7 +7126,21 @@
         <w:rPr>
           <w:rFonts w:eastAsia="Times New Roman"/>
         </w:rPr>
-        <w:t>Результаты проверки корректности работы алгоритма Краскала, визуализации его выполнения, работы с графами и пользовательским интерфейсом.</w:t>
+        <w:t xml:space="preserve">Результаты проверки корректности работы алгоритма </w:t>
+      </w:r>
+      <w:proofErr w:type="spellStart"/>
+      <w:r>
+        <w:rPr>
+          <w:rFonts w:eastAsia="Times New Roman"/>
+        </w:rPr>
+        <w:t>Краскала</w:t>
+      </w:r>
+      <w:proofErr w:type="spellEnd"/>
+      <w:r>
+        <w:rPr>
+          <w:rFonts w:eastAsia="Times New Roman"/>
+        </w:rPr>
+        <w:t>, визуализации его выполнения, работы с графами и пользовательским интерфейсом.</w:t>
       </w:r>
     </w:p>
     <w:p>
@@ -5617,7 +7184,6 @@
           <w:bCs/>
           <w:color w:val="000000" w:themeColor="text1"/>
         </w:rPr>
-        <w:lastRenderedPageBreak/>
         <w:t>Используемые техники включают:</w:t>
       </w:r>
     </w:p>
@@ -5634,6 +7200,7 @@
         <w:ind w:left="0" w:firstLine="0"/>
       </w:pPr>
       <w:r>
+        <w:lastRenderedPageBreak/>
         <w:t>Разбиение на классы эквивалентности – применяется для проверки различных вариантов входных данных: графов разного размера, корректных и некорректных файлов, различных значений весов ребер.</w:t>
       </w:r>
     </w:p>
@@ -5732,7 +7299,15 @@
         <w:ind w:left="0" w:firstLine="0"/>
       </w:pPr>
       <w:r>
-        <w:t>Выполнены подготовленные тестовые сценарии для проверки работы алгоритма Краскала, визуализации, работы с графами и файлового ввода-вывода.</w:t>
+        <w:t xml:space="preserve">Выполнены подготовленные тестовые сценарии для проверки работы алгоритма </w:t>
+      </w:r>
+      <w:proofErr w:type="spellStart"/>
+      <w:r>
+        <w:t>Краскала</w:t>
+      </w:r>
+      <w:proofErr w:type="spellEnd"/>
+      <w:r>
+        <w:t>, визуализации, работы с графами и файлового ввода-вывода.</w:t>
       </w:r>
     </w:p>
     <w:p>
@@ -5764,7 +7339,15 @@
         <w:ind w:left="0" w:firstLine="0"/>
       </w:pPr>
       <w:r>
-        <w:t>Подтверждена корректность построения минимального остовного дерева на различных тестовых графах.</w:t>
+        <w:t xml:space="preserve">Подтверждена корректность построения минимального </w:t>
+      </w:r>
+      <w:proofErr w:type="spellStart"/>
+      <w:r>
+        <w:t>остовного</w:t>
+      </w:r>
+      <w:proofErr w:type="spellEnd"/>
+      <w:r>
+        <w:t xml:space="preserve"> дерева на различных тестовых графах.</w:t>
       </w:r>
     </w:p>
     <w:p>
@@ -5814,7 +7397,15 @@
         <w:ind w:left="0" w:firstLine="0"/>
       </w:pPr>
       <w:r>
-        <w:t>Наборы графов различного размера для проверки корректности работы алгоритма Краскала.</w:t>
+        <w:t xml:space="preserve">Наборы графов различного размера для проверки корректности работы алгоритма </w:t>
+      </w:r>
+      <w:proofErr w:type="spellStart"/>
+      <w:r>
+        <w:t>Краскала</w:t>
+      </w:r>
+      <w:proofErr w:type="spellEnd"/>
+      <w:r>
+        <w:t>.</w:t>
       </w:r>
     </w:p>
     <w:p>
@@ -5846,7 +7437,6 @@
         <w:ind w:left="0" w:firstLine="0"/>
       </w:pPr>
       <w:r>
-        <w:lastRenderedPageBreak/>
         <w:t>Графы с различными структурами: связные графы, несвязные графы, графы с разным количеством ребер и различными весами.</w:t>
       </w:r>
     </w:p>
@@ -5863,6 +7453,7 @@
         <w:ind w:left="0" w:firstLine="0"/>
       </w:pPr>
       <w:r>
+        <w:lastRenderedPageBreak/>
         <w:t>Тестовые случаи, включающие граничные значения (минимальное количество вершин, небольшие и более крупные графы).</w:t>
       </w:r>
     </w:p>
@@ -5920,7 +7511,15 @@
         <w:t xml:space="preserve">Модульное </w:t>
       </w:r>
       <w:r>
-        <w:t>тестирование: проверка отдельных компонентов программы (алгоритм Краскала, DSU, работа с файлами, генерация графов)</w:t>
+        <w:t xml:space="preserve">тестирование: проверка отдельных компонентов программы (алгоритм </w:t>
+      </w:r>
+      <w:proofErr w:type="spellStart"/>
+      <w:r>
+        <w:t>Краскала</w:t>
+      </w:r>
+      <w:proofErr w:type="spellEnd"/>
+      <w:r>
+        <w:t>, DSU, работа с файлами, генерация графов)</w:t>
       </w:r>
       <w:r>
         <w:t xml:space="preserve"> – </w:t>
@@ -6040,7 +7639,15 @@
         <w:t xml:space="preserve">Разработчик </w:t>
       </w:r>
       <w:r>
-        <w:t>алгоритмической части - Харитонов Вадим Сергеевич: отвечает за тестирование и проверку корректности реализации алгоритма Краскала, структуры непересекающихся множеств (DSU), а также логики пошагового выполнения алгоритма.</w:t>
+        <w:t xml:space="preserve">алгоритмической части - Харитонов Вадим Сергеевич: отвечает за тестирование и проверку корректности реализации алгоритма </w:t>
+      </w:r>
+      <w:proofErr w:type="spellStart"/>
+      <w:r>
+        <w:t>Краскала</w:t>
+      </w:r>
+      <w:proofErr w:type="spellEnd"/>
+      <w:r>
+        <w:t>, структуры непересекающихся множеств (DSU), а также логики пошагового выполнения алгоритма.</w:t>
       </w:r>
     </w:p>
     <w:p>
@@ -6183,7 +7790,35 @@
         <w:rPr>
           <w:rFonts w:eastAsia="Times New Roman"/>
         </w:rPr>
-        <w:t>подготовки первой версии (до 15 июля): тестирование генерации графов, загрузки графов из файла, запуска алгоритма Краскала и проверки правильности построения минимального остовного дерева.</w:t>
+        <w:t xml:space="preserve">подготовки первой версии (до 15 июля): тестирование генерации графов, загрузки графов из файла, запуска алгоритма </w:t>
+      </w:r>
+      <w:proofErr w:type="spellStart"/>
+      <w:r>
+        <w:rPr>
+          <w:rFonts w:eastAsia="Times New Roman"/>
+        </w:rPr>
+        <w:t>Краскала</w:t>
+      </w:r>
+      <w:proofErr w:type="spellEnd"/>
+      <w:r>
+        <w:rPr>
+          <w:rFonts w:eastAsia="Times New Roman"/>
+        </w:rPr>
+        <w:t xml:space="preserve"> и проверки правильности построения минимального </w:t>
+      </w:r>
+      <w:proofErr w:type="spellStart"/>
+      <w:r>
+        <w:rPr>
+          <w:rFonts w:eastAsia="Times New Roman"/>
+        </w:rPr>
+        <w:t>остовного</w:t>
+      </w:r>
+      <w:proofErr w:type="spellEnd"/>
+      <w:r>
+        <w:rPr>
+          <w:rFonts w:eastAsia="Times New Roman"/>
+        </w:rPr>
+        <w:t xml:space="preserve"> дерева.</w:t>
       </w:r>
     </w:p>
     <w:p>
@@ -6265,6 +7900,7 @@
           <w:color w:val="000000" w:themeColor="text1"/>
         </w:rPr>
       </w:pPr>
+      <w:proofErr w:type="gramStart"/>
       <w:r>
         <w:rPr>
           <w:bCs/>
@@ -6277,7 +7913,15 @@
           <w:bCs/>
           <w:color w:val="000000" w:themeColor="text1"/>
         </w:rPr>
-        <w:t>(обязательно наличие скриншотов)</w:t>
+        <w:t>(</w:t>
+      </w:r>
+      <w:proofErr w:type="gramEnd"/>
+      <w:r>
+        <w:rPr>
+          <w:bCs/>
+          <w:color w:val="000000" w:themeColor="text1"/>
+        </w:rPr>
+        <w:t>обязательно наличие скриншотов)</w:t>
       </w:r>
     </w:p>
     <w:p>
@@ -6388,7 +8032,21 @@
         <w:rPr>
           <w:color w:val="EE0000"/>
         </w:rPr>
-        <w:t>&lt;ваша_оценка&gt;.</w:t>
+        <w:t>&lt;</w:t>
+      </w:r>
+      <w:proofErr w:type="spellStart"/>
+      <w:r>
+        <w:rPr>
+          <w:color w:val="EE0000"/>
+        </w:rPr>
+        <w:t>ваша_оценка</w:t>
+      </w:r>
+      <w:proofErr w:type="spellEnd"/>
+      <w:r>
+        <w:rPr>
+          <w:color w:val="EE0000"/>
+        </w:rPr>
+        <w:t>&gt;.</w:t>
       </w:r>
     </w:p>
     <w:p>

--- a/Отчет.docx
+++ b/Отчет.docx
@@ -5287,18 +5287,8 @@
           <w:sz w:val="20"/>
           <w:szCs w:val="20"/>
         </w:rPr>
-        <w:t xml:space="preserve"> и </w:t>
-      </w:r>
-      <w:proofErr w:type="spellStart"/>
-      <w:r>
-        <w:rPr>
-          <w:rFonts w:ascii="Courier New" w:eastAsia="Courier New" w:hAnsi="Courier New" w:cs="Courier New"/>
-          <w:sz w:val="20"/>
-          <w:szCs w:val="20"/>
-        </w:rPr>
-        <w:t>rootV</w:t>
-      </w:r>
-      <w:proofErr w:type="spellEnd"/>
+        <w:t xml:space="preserve"> и rootV</w:t>
+      </w:r>
     </w:p>
     <w:p>
       <w:pPr>
@@ -5840,13 +5830,7 @@
         <w:t>рототип</w:t>
       </w:r>
       <w:r>
-        <w:t xml:space="preserve">, представляющий собой </w:t>
-      </w:r>
-      <w:r>
-        <w:t>приложение с графическим интерфейсом</w:t>
-      </w:r>
-      <w:r>
-        <w:t>, без реализации основных функций. П</w:t>
+        <w:t>, представляющий собой приложение с графическим интерфейсом, без реализации основных функций. П</w:t>
       </w:r>
       <w:r>
         <w:t>ер</w:t>
@@ -5955,11 +5939,96 @@
         <w:pStyle w:val="a1"/>
       </w:pPr>
       <w:r>
-        <w:t>Архитектура приложения включает следующие основные модули.</w:t>
+        <w:t>Архитектура приложения включает следующие основные модули</w:t>
+      </w:r>
+      <w:r>
+        <w:t xml:space="preserve"> и классы</w:t>
+      </w:r>
+      <w:r>
+        <w:t>.</w:t>
+      </w:r>
+    </w:p>
+    <w:p>
+      <w:pPr>
+        <w:pStyle w:val="a1"/>
+      </w:pPr>
+      <w:r>
+        <w:t xml:space="preserve">Класс </w:t>
+      </w:r>
+      <w:proofErr w:type="spellStart"/>
+      <w:r>
+        <w:t>Main</w:t>
+      </w:r>
+      <w:proofErr w:type="spellEnd"/>
+      <w:r>
+        <w:t xml:space="preserve"> является точкой входа в приложение. Он наследует от Application и переопределяет метод </w:t>
+      </w:r>
+      <w:proofErr w:type="spellStart"/>
+      <w:r>
+        <w:t>start</w:t>
+      </w:r>
+      <w:proofErr w:type="spellEnd"/>
+      <w:r>
+        <w:t xml:space="preserve">, в котором загружается FXML-разметка из файла </w:t>
+      </w:r>
+      <w:proofErr w:type="spellStart"/>
+      <w:proofErr w:type="gramStart"/>
+      <w:r>
+        <w:t>main.fxml</w:t>
+      </w:r>
+      <w:proofErr w:type="spellEnd"/>
+      <w:proofErr w:type="gramEnd"/>
+      <w:r>
+        <w:t>, создаётся сцена с основным окном, устанавливаются его заголовок, размеры и минимальные ограничения, после чего окно отображается.</w:t>
       </w:r>
       <w:r>
         <w:t xml:space="preserve"> </w:t>
       </w:r>
+    </w:p>
+    <w:p>
+      <w:pPr>
+        <w:pStyle w:val="a1"/>
+      </w:pPr>
+      <w:r>
+        <w:t xml:space="preserve">Класс </w:t>
+      </w:r>
+      <w:proofErr w:type="spellStart"/>
+      <w:r>
+        <w:t>Launcher</w:t>
+      </w:r>
+      <w:proofErr w:type="spellEnd"/>
+      <w:r>
+        <w:t xml:space="preserve"> служит обёрткой для запуска приложения вне среды разработки. Он содержит метод </w:t>
+      </w:r>
+      <w:proofErr w:type="spellStart"/>
+      <w:r>
+        <w:t>main</w:t>
+      </w:r>
+      <w:proofErr w:type="spellEnd"/>
+      <w:r>
+        <w:t xml:space="preserve">, в котором устанавливаются системные свойства для корректного отображения, после чего вызывается метод </w:t>
+      </w:r>
+      <w:proofErr w:type="spellStart"/>
+      <w:r>
+        <w:t>main</w:t>
+      </w:r>
+      <w:proofErr w:type="spellEnd"/>
+      <w:r>
+        <w:t xml:space="preserve"> класса </w:t>
+      </w:r>
+      <w:proofErr w:type="spellStart"/>
+      <w:r>
+        <w:t>Main</w:t>
+      </w:r>
+      <w:proofErr w:type="spellEnd"/>
+      <w:r>
+        <w:t>. Это позволяет упаковать приложение в исполнимый JAR-файл с корректным указанием главного класса.</w:t>
+      </w:r>
+    </w:p>
+    <w:p>
+      <w:pPr>
+        <w:pStyle w:val="a1"/>
+      </w:pPr>
       <w:r>
         <w:t xml:space="preserve">Модуль </w:t>
       </w:r>
@@ -5985,7 +6054,11 @@
       </w:r>
       <w:proofErr w:type="spellEnd"/>
       <w:r>
-        <w:t xml:space="preserve"> выполняет основной алгоритм, возвращая последовательность шагов для визуализации. Класс DSU реализует систему непересекающихся множеств с объединением по рангу и сжатием путей, используемую для проверки образования циклов. Классы </w:t>
+        <w:t xml:space="preserve"> выполняет основной алгоритм, возвращая последовательность шагов для визуализации. Класс DSU реализует систему непересекающихся множеств с объединением по рангу и сжатием путей, используемую для проверки образования циклов. </w:t>
+      </w:r>
+      <w:r>
+        <w:lastRenderedPageBreak/>
+        <w:t xml:space="preserve">Классы </w:t>
       </w:r>
       <w:proofErr w:type="spellStart"/>
       <w:r>
@@ -6050,6 +6123,132 @@
       <w:proofErr w:type="spellEnd"/>
       <w:r>
         <w:t xml:space="preserve"> агрегирует списки вершин и рёбер, предоставляет методы для их добавления, удаления и поиска.</w:t>
+      </w:r>
+    </w:p>
+    <w:p>
+      <w:pPr>
+        <w:pStyle w:val="a1"/>
+      </w:pPr>
+      <w:r>
+        <w:t xml:space="preserve">Модуль </w:t>
+      </w:r>
+      <w:proofErr w:type="spellStart"/>
+      <w:r>
+        <w:t>visualisation</w:t>
+      </w:r>
+      <w:proofErr w:type="spellEnd"/>
+      <w:r>
+        <w:t xml:space="preserve"> представлен классом </w:t>
+      </w:r>
+      <w:proofErr w:type="spellStart"/>
+      <w:r>
+        <w:t>GraphRenderer</w:t>
+      </w:r>
+      <w:proofErr w:type="spellEnd"/>
+      <w:r>
+        <w:t xml:space="preserve">, который отвечает за отрисовку графа и текущего состояния алгоритма на холстах. Он принимает объект </w:t>
+      </w:r>
+      <w:proofErr w:type="spellStart"/>
+      <w:r>
+        <w:t>VisualizationStep</w:t>
+      </w:r>
+      <w:proofErr w:type="spellEnd"/>
+      <w:r>
+        <w:t xml:space="preserve"> и отображает вершины с соответствующими цветами, рёбра с учётом их статусов (необработанные, текущие, добавленные, отклонённые), а также строит минимальное </w:t>
+      </w:r>
+      <w:proofErr w:type="spellStart"/>
+      <w:r>
+        <w:t>остовное</w:t>
+      </w:r>
+      <w:proofErr w:type="spellEnd"/>
+      <w:r>
+        <w:t xml:space="preserve"> дерево на правом холсте.</w:t>
+      </w:r>
+    </w:p>
+    <w:p>
+      <w:pPr>
+        <w:pStyle w:val="a1"/>
+      </w:pPr>
+      <w:r>
+        <w:t xml:space="preserve">Модуль </w:t>
+      </w:r>
+      <w:proofErr w:type="spellStart"/>
+      <w:r>
+        <w:t>controller</w:t>
+      </w:r>
+      <w:proofErr w:type="spellEnd"/>
+      <w:r>
+        <w:t xml:space="preserve"> связывает графический интерфейс с логикой приложения. Класс </w:t>
+      </w:r>
+      <w:proofErr w:type="spellStart"/>
+      <w:r>
+        <w:t>MainController</w:t>
+      </w:r>
+      <w:proofErr w:type="spellEnd"/>
+      <w:r>
+        <w:t xml:space="preserve"> является контроллером FXML-разметки, обрабатывает нажатия кнопок, управляет загрузкой и генерацией графов, запуском алгоритма в ручном и автоматическом режимах, а также синхронизирует состояние между компонентами. Класс </w:t>
+      </w:r>
+      <w:proofErr w:type="spellStart"/>
+      <w:r>
+        <w:t>AutoPlayer</w:t>
+      </w:r>
+      <w:proofErr w:type="spellEnd"/>
+      <w:r>
+        <w:t xml:space="preserve"> реализует автоматическое воспроизведение шагов алгоритма с заданной скоростью, используя </w:t>
+      </w:r>
+      <w:proofErr w:type="spellStart"/>
+      <w:r>
+        <w:t>Timeline</w:t>
+      </w:r>
+      <w:proofErr w:type="spellEnd"/>
+      <w:r>
+        <w:t xml:space="preserve"> </w:t>
+      </w:r>
+      <w:proofErr w:type="spellStart"/>
+      <w:r>
+        <w:t>JavaFX</w:t>
+      </w:r>
+      <w:proofErr w:type="spellEnd"/>
+      <w:r>
+        <w:t>, и поддерживает паузу и возобновление.</w:t>
+      </w:r>
+    </w:p>
+    <w:p>
+      <w:pPr>
+        <w:pStyle w:val="a1"/>
+      </w:pPr>
+      <w:r>
+        <w:t xml:space="preserve">Модуль </w:t>
+      </w:r>
+      <w:proofErr w:type="spellStart"/>
+      <w:r>
+        <w:t>io</w:t>
+      </w:r>
+      <w:proofErr w:type="spellEnd"/>
+      <w:r>
+        <w:t xml:space="preserve"> обеспечивает </w:t>
+      </w:r>
+      <w:r>
+        <w:t>файловый ввод и сохранение</w:t>
+      </w:r>
+      <w:r>
+        <w:t xml:space="preserve">. Класс </w:t>
+      </w:r>
+      <w:proofErr w:type="spellStart"/>
+      <w:r>
+        <w:t>GraphFileReader</w:t>
+      </w:r>
+      <w:proofErr w:type="spellEnd"/>
+      <w:r>
+        <w:t xml:space="preserve"> читает граф из текстового файла, поддерживая два формата: с координатами вершин (с маркером COORDS) и без них (в этом случае координаты генерируются автоматически). Класс </w:t>
+      </w:r>
+      <w:proofErr w:type="spellStart"/>
+      <w:r>
+        <w:t>GraphFileWriter</w:t>
+      </w:r>
+      <w:proofErr w:type="spellEnd"/>
+      <w:r>
+        <w:t xml:space="preserve"> сохраняет граф в файл с координатами, что обеспечивает воспроизводимость расположения вершин при последующей загрузке.</w:t>
       </w:r>
     </w:p>
     <w:p>
@@ -6062,126 +6261,6 @@
       </w:r>
       <w:proofErr w:type="spellStart"/>
       <w:r>
-        <w:t>visualisation</w:t>
-      </w:r>
-      <w:proofErr w:type="spellEnd"/>
-      <w:r>
-        <w:t xml:space="preserve"> представлен классом </w:t>
-      </w:r>
-      <w:proofErr w:type="spellStart"/>
-      <w:r>
-        <w:t>GraphRenderer</w:t>
-      </w:r>
-      <w:proofErr w:type="spellEnd"/>
-      <w:r>
-        <w:t xml:space="preserve">, который отвечает за отрисовку графа и текущего состояния алгоритма на холстах. Он принимает объект </w:t>
-      </w:r>
-      <w:proofErr w:type="spellStart"/>
-      <w:r>
-        <w:t>VisualizationStep</w:t>
-      </w:r>
-      <w:proofErr w:type="spellEnd"/>
-      <w:r>
-        <w:t xml:space="preserve"> и отображает вершины с соответствующими цветами, рёбра с учётом их статусов (необработанные, текущие, добавленные, отклонённые), а также строит минимальное </w:t>
-      </w:r>
-      <w:proofErr w:type="spellStart"/>
-      <w:r>
-        <w:t>остовное</w:t>
-      </w:r>
-      <w:proofErr w:type="spellEnd"/>
-      <w:r>
-        <w:t xml:space="preserve"> дерево на правом холсте.</w:t>
-      </w:r>
-    </w:p>
-    <w:p>
-      <w:pPr>
-        <w:pStyle w:val="a1"/>
-      </w:pPr>
-      <w:r>
-        <w:t xml:space="preserve">Модуль </w:t>
-      </w:r>
-      <w:proofErr w:type="spellStart"/>
-      <w:r>
-        <w:t>controller</w:t>
-      </w:r>
-      <w:proofErr w:type="spellEnd"/>
-      <w:r>
-        <w:t xml:space="preserve"> связывает графический интерфейс с логикой приложения. Класс </w:t>
-      </w:r>
-      <w:proofErr w:type="spellStart"/>
-      <w:r>
-        <w:t>MainController</w:t>
-      </w:r>
-      <w:proofErr w:type="spellEnd"/>
-      <w:r>
-        <w:t xml:space="preserve"> является контроллером FXML-разметки, обрабатывает нажатия кнопок, управляет загрузкой и генерацией графов, запуском алгоритма в ручном и автоматическом режимах, а также синхронизирует состояние между компонентами. Класс </w:t>
-      </w:r>
-      <w:proofErr w:type="spellStart"/>
-      <w:r>
-        <w:t>AutoPlayer</w:t>
-      </w:r>
-      <w:proofErr w:type="spellEnd"/>
-      <w:r>
-        <w:t xml:space="preserve"> реализует автоматическое воспроизведение шагов алгоритма с заданной скоростью, используя </w:t>
-      </w:r>
-      <w:proofErr w:type="spellStart"/>
-      <w:r>
-        <w:t>Timeline</w:t>
-      </w:r>
-      <w:proofErr w:type="spellEnd"/>
-      <w:r>
-        <w:t xml:space="preserve"> </w:t>
-      </w:r>
-      <w:proofErr w:type="spellStart"/>
-      <w:r>
-        <w:t>JavaFX</w:t>
-      </w:r>
-      <w:proofErr w:type="spellEnd"/>
-      <w:r>
-        <w:t>, и поддерживает паузу и возобновление.</w:t>
-      </w:r>
-    </w:p>
-    <w:p>
-      <w:pPr>
-        <w:pStyle w:val="a1"/>
-      </w:pPr>
-      <w:r>
-        <w:t xml:space="preserve">Модуль </w:t>
-      </w:r>
-      <w:proofErr w:type="spellStart"/>
-      <w:r>
-        <w:t>io</w:t>
-      </w:r>
-      <w:proofErr w:type="spellEnd"/>
-      <w:r>
-        <w:t xml:space="preserve"> обеспечивает файловый ввод-вывод. Класс </w:t>
-      </w:r>
-      <w:proofErr w:type="spellStart"/>
-      <w:r>
-        <w:t>GraphFileReader</w:t>
-      </w:r>
-      <w:proofErr w:type="spellEnd"/>
-      <w:r>
-        <w:t xml:space="preserve"> читает граф из текстового файла, поддерживая два формата: с координатами вершин (с маркером COORDS) и без них (в этом случае координаты генерируются автоматически). Класс </w:t>
-      </w:r>
-      <w:proofErr w:type="spellStart"/>
-      <w:r>
-        <w:t>GraphFileWriter</w:t>
-      </w:r>
-      <w:proofErr w:type="spellEnd"/>
-      <w:r>
-        <w:t xml:space="preserve"> сохраняет граф в файл с координатами, что обеспечивает воспроизводимость расположения вершин при последующей загрузке.</w:t>
-      </w:r>
-    </w:p>
-    <w:p>
-      <w:pPr>
-        <w:pStyle w:val="a1"/>
-      </w:pPr>
-      <w:r>
-        <w:t xml:space="preserve">Модуль </w:t>
-      </w:r>
-      <w:proofErr w:type="spellStart"/>
-      <w:r>
         <w:t>util</w:t>
       </w:r>
       <w:proofErr w:type="spellEnd"/>
@@ -6239,7 +6318,6 @@
         <w:pStyle w:val="4"/>
       </w:pPr>
       <w:r>
-        <w:lastRenderedPageBreak/>
         <w:t>2.3.2. Основные методы</w:t>
       </w:r>
       <w:r>
@@ -6486,6 +6564,7 @@
         <w:ind w:left="709" w:firstLine="0"/>
       </w:pPr>
       <w:r>
+        <w:lastRenderedPageBreak/>
         <w:t>Модуль сохранения графа в файл.</w:t>
       </w:r>
     </w:p>
@@ -6582,11 +6661,7 @@
       </w:r>
       <w:proofErr w:type="spellEnd"/>
       <w:r>
-        <w:t xml:space="preserve">, создание и редактирование </w:t>
-      </w:r>
-      <w:r>
-        <w:lastRenderedPageBreak/>
-        <w:t xml:space="preserve">графов, загрузка и сохранение графов в файл, генерация случайного графа, работа автоматического и пошагового режимов визуализации, корректность отображения минимального </w:t>
+        <w:t xml:space="preserve">, создание и редактирование графов, загрузка и сохранение графов в файл, генерация случайного графа, работа автоматического и пошагового режимов визуализации, корректность отображения минимального </w:t>
       </w:r>
       <w:proofErr w:type="spellStart"/>
       <w:r>
@@ -6749,6 +6824,7 @@
         <w:ind w:left="709" w:firstLine="0"/>
       </w:pPr>
       <w:r>
+        <w:lastRenderedPageBreak/>
         <w:t xml:space="preserve">Сложности при </w:t>
       </w:r>
       <w:proofErr w:type="spellStart"/>
@@ -6856,14 +6932,7 @@
         <w:rPr>
           <w:rFonts w:eastAsia="Times New Roman"/>
         </w:rPr>
-        <w:t xml:space="preserve">, структуры DSU, </w:t>
-      </w:r>
-      <w:r>
-        <w:rPr>
-          <w:rFonts w:eastAsia="Times New Roman"/>
-        </w:rPr>
-        <w:lastRenderedPageBreak/>
-        <w:t>работы с файлами, генерации графов и элементов пользовательского интерфейса.</w:t>
+        <w:t>, структуры DSU, работы с файлами, генерации графов и элементов пользовательского интерфейса.</w:t>
       </w:r>
     </w:p>
     <w:p>
@@ -7060,6 +7129,7 @@
         <w:ind w:left="0" w:firstLine="0"/>
       </w:pPr>
       <w:r>
+        <w:lastRenderedPageBreak/>
         <w:t>План тестирования приложения.</w:t>
       </w:r>
     </w:p>
@@ -7200,7 +7270,6 @@
         <w:ind w:left="0" w:firstLine="0"/>
       </w:pPr>
       <w:r>
-        <w:lastRenderedPageBreak/>
         <w:t>Разбиение на классы эквивалентности – применяется для проверки различных вариантов входных данных: графов разного размера, корректных и некорректных файлов, различных значений весов ребер.</w:t>
       </w:r>
     </w:p>
@@ -7339,6 +7408,7 @@
         <w:ind w:left="0" w:firstLine="0"/>
       </w:pPr>
       <w:r>
+        <w:lastRenderedPageBreak/>
         <w:t xml:space="preserve">Подтверждена корректность построения минимального </w:t>
       </w:r>
       <w:proofErr w:type="spellStart"/>
@@ -7453,7 +7523,6 @@
         <w:ind w:left="0" w:firstLine="0"/>
       </w:pPr>
       <w:r>
-        <w:lastRenderedPageBreak/>
         <w:t>Тестовые случаи, включающие граничные значения (минимальное количество вершин, небольшие и более крупные графы).</w:t>
       </w:r>
     </w:p>
@@ -7667,6 +7736,7 @@
         </w:rPr>
       </w:pPr>
       <w:r>
+        <w:lastRenderedPageBreak/>
         <w:t xml:space="preserve">Разработчик </w:t>
       </w:r>
       <w:r>
@@ -7713,7 +7783,6 @@
         </w:rPr>
       </w:pPr>
       <w:r>
-        <w:lastRenderedPageBreak/>
         <w:t xml:space="preserve">Совместная </w:t>
       </w:r>
       <w:r>
@@ -7956,6 +8025,7 @@
           <w:bCs/>
           <w:color w:val="000000" w:themeColor="text1"/>
         </w:rPr>
+        <w:lastRenderedPageBreak/>
         <w:t>…</w:t>
       </w:r>
     </w:p>
@@ -11202,10 +11272,6 @@
 </file>
 
 <file path=customXml/item1.xml><?xml version="1.0" encoding="utf-8"?>
-<b:Sources xmlns:b="http://schemas.openxmlformats.org/officeDocument/2006/bibliography" xmlns="http://schemas.openxmlformats.org/officeDocument/2006/bibliography" SelectedStyle="\APASixthEditionOfficeOnline.xsl" StyleName="APA" Version="6"/>
-</file>
-
-<file path=customXml/item2.xml><?xml version="1.0" encoding="utf-8"?>
 <s:customData xmlns="http://www.wps.cn/officeDocument/2013/wpsCustomData" xmlns:s="http://www.wps.cn/officeDocument/2013/wpsCustomData">
   <customSectProps>
     <customSectPr/>
@@ -11213,18 +11279,22 @@
 </s:customData>
 </file>
 
+<file path=customXml/item2.xml><?xml version="1.0" encoding="utf-8"?>
+<b:Sources xmlns:b="http://schemas.openxmlformats.org/officeDocument/2006/bibliography" xmlns="http://schemas.openxmlformats.org/officeDocument/2006/bibliography" SelectedStyle="\APASixthEditionOfficeOnline.xsl" StyleName="APA" Version="6"/>
+</file>
+
 <file path=customXml/itemProps1.xml><?xml version="1.0" encoding="utf-8"?>
+<ds:datastoreItem xmlns:ds="http://schemas.openxmlformats.org/officeDocument/2006/customXml" ds:itemID="{B1977F7D-205B-4081-913C-38D41E755F92}">
+  <ds:schemaRefs>
+    <ds:schemaRef ds:uri="http://www.wps.cn/officeDocument/2013/wpsCustomData"/>
+  </ds:schemaRefs>
+</ds:datastoreItem>
+</file>
+
+<file path=customXml/itemProps2.xml><?xml version="1.0" encoding="utf-8"?>
 <ds:datastoreItem xmlns:ds="http://schemas.openxmlformats.org/officeDocument/2006/customXml" ds:itemID="{35107C85-4797-4801-AEFA-08DF982B5D47}">
   <ds:schemaRefs>
     <ds:schemaRef ds:uri="http://schemas.openxmlformats.org/officeDocument/2006/bibliography"/>
   </ds:schemaRefs>
 </ds:datastoreItem>
-</file>
-
-<file path=customXml/itemProps2.xml><?xml version="1.0" encoding="utf-8"?>
-<ds:datastoreItem xmlns:ds="http://schemas.openxmlformats.org/officeDocument/2006/customXml" ds:itemID="{B1977F7D-205B-4081-913C-38D41E755F92}">
-  <ds:schemaRefs>
-    <ds:schemaRef ds:uri="http://www.wps.cn/officeDocument/2013/wpsCustomData"/>
-  </ds:schemaRefs>
-</ds:datastoreItem>
 </file>